--- a/templates/plananual/INGLÉS 1° A 5°/INGLÉS 1° - PROGRAMACIÓN  ANUAL.docx
+++ b/templates/plananual/INGLÉS 1° A 5°/INGLÉS 1° - PROGRAMACIÓN  ANUAL.docx
@@ -246,7 +246,31 @@
                                   <w:sz w:val="32"/>
                                   <w:szCs w:val="32"/>
                                 </w:rPr>
-                                <w:t>{{anio}}</w:t>
+                                <w:t>{{</w:t>
+                              </w:r>
+                              <w:proofErr w:type="spellStart"/>
+                              <w:r>
+                                <w:rPr>
+                                  <w:rFonts w:ascii="Aptos ExtraBold" w:hAnsi="Aptos ExtraBold" w:cs="Times New Roman"/>
+                                  <w:b/>
+                                  <w:bCs/>
+                                  <w:color w:val="FFFFFF" w:themeColor="background1"/>
+                                  <w:sz w:val="32"/>
+                                  <w:szCs w:val="32"/>
+                                </w:rPr>
+                                <w:t>anio</w:t>
+                              </w:r>
+                              <w:proofErr w:type="spellEnd"/>
+                              <w:r>
+                                <w:rPr>
+                                  <w:rFonts w:ascii="Aptos ExtraBold" w:hAnsi="Aptos ExtraBold" w:cs="Times New Roman"/>
+                                  <w:b/>
+                                  <w:bCs/>
+                                  <w:color w:val="FFFFFF" w:themeColor="background1"/>
+                                  <w:sz w:val="32"/>
+                                  <w:szCs w:val="32"/>
+                                </w:rPr>
+                                <w:t>}}</w:t>
                               </w:r>
                             </w:p>
                           </w:txbxContent>
@@ -592,7 +616,25 @@
                 <w:sz w:val="20"/>
                 <w:szCs w:val="20"/>
               </w:rPr>
-              <w:t>{{dre}}</w:t>
+              <w:t>{{</w:t>
+            </w:r>
+            <w:proofErr w:type="spellStart"/>
+            <w:r>
+              <w:rPr>
+                <w:rFonts w:ascii="Arial Nova Cond" w:hAnsi="Arial Nova Cond" w:cs="Times New Roman"/>
+                <w:sz w:val="20"/>
+                <w:szCs w:val="20"/>
+              </w:rPr>
+              <w:t>dre</w:t>
+            </w:r>
+            <w:proofErr w:type="spellEnd"/>
+            <w:r>
+              <w:rPr>
+                <w:rFonts w:ascii="Arial Nova Cond" w:hAnsi="Arial Nova Cond" w:cs="Times New Roman"/>
+                <w:sz w:val="20"/>
+                <w:szCs w:val="20"/>
+              </w:rPr>
+              <w:t>}}</w:t>
             </w:r>
           </w:p>
         </w:tc>
@@ -640,7 +682,25 @@
                 <w:sz w:val="20"/>
                 <w:szCs w:val="20"/>
               </w:rPr>
-              <w:t>{{area}}</w:t>
+              <w:t>{{</w:t>
+            </w:r>
+            <w:proofErr w:type="spellStart"/>
+            <w:r>
+              <w:rPr>
+                <w:rFonts w:ascii="Arial Nova Cond" w:hAnsi="Arial Nova Cond" w:cs="Times New Roman"/>
+                <w:sz w:val="20"/>
+                <w:szCs w:val="20"/>
+              </w:rPr>
+              <w:t>area</w:t>
+            </w:r>
+            <w:proofErr w:type="spellEnd"/>
+            <w:r>
+              <w:rPr>
+                <w:rFonts w:ascii="Arial Nova Cond" w:hAnsi="Arial Nova Cond" w:cs="Times New Roman"/>
+                <w:sz w:val="20"/>
+                <w:szCs w:val="20"/>
+              </w:rPr>
+              <w:t>}}</w:t>
             </w:r>
           </w:p>
         </w:tc>
@@ -761,7 +821,25 @@
                 <w:sz w:val="20"/>
                 <w:szCs w:val="20"/>
               </w:rPr>
-              <w:t>{{ugel}}</w:t>
+              <w:t>{{</w:t>
+            </w:r>
+            <w:proofErr w:type="spellStart"/>
+            <w:r>
+              <w:rPr>
+                <w:rFonts w:ascii="Arial Nova Cond" w:hAnsi="Arial Nova Cond" w:cs="Times New Roman"/>
+                <w:sz w:val="20"/>
+                <w:szCs w:val="20"/>
+              </w:rPr>
+              <w:t>ugel</w:t>
+            </w:r>
+            <w:proofErr w:type="spellEnd"/>
+            <w:r>
+              <w:rPr>
+                <w:rFonts w:ascii="Arial Nova Cond" w:hAnsi="Arial Nova Cond" w:cs="Times New Roman"/>
+                <w:sz w:val="20"/>
+                <w:szCs w:val="20"/>
+              </w:rPr>
+              <w:t>}}</w:t>
             </w:r>
           </w:p>
         </w:tc>
@@ -785,7 +863,25 @@
                 <w:sz w:val="20"/>
                 <w:szCs w:val="20"/>
               </w:rPr>
-              <w:t>{{cordinador}}</w:t>
+              <w:t>{{</w:t>
+            </w:r>
+            <w:proofErr w:type="spellStart"/>
+            <w:r>
+              <w:rPr>
+                <w:rFonts w:ascii="Arial Nova Cond" w:hAnsi="Arial Nova Cond" w:cs="Times New Roman"/>
+                <w:sz w:val="20"/>
+                <w:szCs w:val="20"/>
+              </w:rPr>
+              <w:t>cordinador</w:t>
+            </w:r>
+            <w:proofErr w:type="spellEnd"/>
+            <w:r>
+              <w:rPr>
+                <w:rFonts w:ascii="Arial Nova Cond" w:hAnsi="Arial Nova Cond" w:cs="Times New Roman"/>
+                <w:sz w:val="20"/>
+                <w:szCs w:val="20"/>
+              </w:rPr>
+              <w:t>}}</w:t>
             </w:r>
           </w:p>
         </w:tc>
@@ -932,7 +1028,25 @@
                 <w:sz w:val="20"/>
                 <w:szCs w:val="20"/>
               </w:rPr>
-              <w:t>{{institucioneducativa}}</w:t>
+              <w:t>{{</w:t>
+            </w:r>
+            <w:proofErr w:type="spellStart"/>
+            <w:r>
+              <w:rPr>
+                <w:rFonts w:ascii="Arial Nova Cond" w:hAnsi="Arial Nova Cond" w:cs="Times New Roman"/>
+                <w:sz w:val="20"/>
+                <w:szCs w:val="20"/>
+              </w:rPr>
+              <w:t>institucioneducativa</w:t>
+            </w:r>
+            <w:proofErr w:type="spellEnd"/>
+            <w:r>
+              <w:rPr>
+                <w:rFonts w:ascii="Arial Nova Cond" w:hAnsi="Arial Nova Cond" w:cs="Times New Roman"/>
+                <w:sz w:val="20"/>
+                <w:szCs w:val="20"/>
+              </w:rPr>
+              <w:t>}}</w:t>
             </w:r>
           </w:p>
         </w:tc>
@@ -2468,20 +2582,48 @@
               </w:rPr>
               <w:t xml:space="preserve">el significado de palabras, frases y expresiones de mediana complejidad en contexto. </w:t>
             </w:r>
+            <w:proofErr w:type="spellStart"/>
             <w:r>
               <w:rPr>
                 <w:rFonts w:ascii="Arial Nova Cond" w:eastAsia="Times New Roman" w:hAnsi="Arial Nova Cond" w:cs="Arial"/>
                 <w:bCs/>
                 <w:lang w:val="en-US" w:eastAsia="es-ES"/>
               </w:rPr>
-              <w:t>Ejemplo: Verb to be; wh-questions -what, how, where, w</w:t>
-            </w:r>
+              <w:t>Ejemplo</w:t>
+            </w:r>
+            <w:proofErr w:type="spellEnd"/>
             <w:r>
               <w:rPr>
                 <w:rFonts w:ascii="Arial Nova Cond" w:eastAsia="Times New Roman" w:hAnsi="Arial Nova Cond" w:cs="Arial"/>
                 <w:bCs/>
                 <w:lang w:val="en-US" w:eastAsia="es-ES"/>
               </w:rPr>
+              <w:t xml:space="preserve">: Verb to be; </w:t>
+            </w:r>
+            <w:proofErr w:type="spellStart"/>
+            <w:r>
+              <w:rPr>
+                <w:rFonts w:ascii="Arial Nova Cond" w:eastAsia="Times New Roman" w:hAnsi="Arial Nova Cond" w:cs="Arial"/>
+                <w:bCs/>
+                <w:lang w:val="en-US" w:eastAsia="es-ES"/>
+              </w:rPr>
+              <w:t>wh</w:t>
+            </w:r>
+            <w:proofErr w:type="spellEnd"/>
+            <w:r>
+              <w:rPr>
+                <w:rFonts w:ascii="Arial Nova Cond" w:eastAsia="Times New Roman" w:hAnsi="Arial Nova Cond" w:cs="Arial"/>
+                <w:bCs/>
+                <w:lang w:val="en-US" w:eastAsia="es-ES"/>
+              </w:rPr>
+              <w:t>-questions -what, how, where, w</w:t>
+            </w:r>
+            <w:r>
+              <w:rPr>
+                <w:rFonts w:ascii="Arial Nova Cond" w:eastAsia="Times New Roman" w:hAnsi="Arial Nova Cond" w:cs="Arial"/>
+                <w:bCs/>
+                <w:lang w:val="en-US" w:eastAsia="es-ES"/>
+              </w:rPr>
               <w:t xml:space="preserve">hat, when, what time, how often, whose, </w:t>
             </w:r>
             <w:r>
@@ -2490,7 +2632,61 @@
                 <w:bCs/>
                 <w:lang w:val="en-US" w:eastAsia="es-ES"/>
               </w:rPr>
-              <w:t xml:space="preserve">how many, how much; possessive adjetives and nouns; personal and object pronouns; demonstrative pronouns; adverbs of frequency; can; present simple and continuous; quantiflers; comparative and superlative adjetives. </w:t>
+              <w:t xml:space="preserve">how many, how much; possessive </w:t>
+            </w:r>
+            <w:proofErr w:type="spellStart"/>
+            <w:r>
+              <w:rPr>
+                <w:rFonts w:ascii="Arial Nova Cond" w:eastAsia="Times New Roman" w:hAnsi="Arial Nova Cond" w:cs="Arial"/>
+                <w:bCs/>
+                <w:lang w:val="en-US" w:eastAsia="es-ES"/>
+              </w:rPr>
+              <w:t>adjetives</w:t>
+            </w:r>
+            <w:proofErr w:type="spellEnd"/>
+            <w:r>
+              <w:rPr>
+                <w:rFonts w:ascii="Arial Nova Cond" w:eastAsia="Times New Roman" w:hAnsi="Arial Nova Cond" w:cs="Arial"/>
+                <w:bCs/>
+                <w:lang w:val="en-US" w:eastAsia="es-ES"/>
+              </w:rPr>
+              <w:t xml:space="preserve"> and nouns; personal and object pronouns; demonstrative pronouns; adverbs of frequency; can; present simple and continuous; </w:t>
+            </w:r>
+            <w:proofErr w:type="spellStart"/>
+            <w:r>
+              <w:rPr>
+                <w:rFonts w:ascii="Arial Nova Cond" w:eastAsia="Times New Roman" w:hAnsi="Arial Nova Cond" w:cs="Arial"/>
+                <w:bCs/>
+                <w:lang w:val="en-US" w:eastAsia="es-ES"/>
+              </w:rPr>
+              <w:t>quantiflers</w:t>
+            </w:r>
+            <w:proofErr w:type="spellEnd"/>
+            <w:r>
+              <w:rPr>
+                <w:rFonts w:ascii="Arial Nova Cond" w:eastAsia="Times New Roman" w:hAnsi="Arial Nova Cond" w:cs="Arial"/>
+                <w:bCs/>
+                <w:lang w:val="en-US" w:eastAsia="es-ES"/>
+              </w:rPr>
+              <w:t xml:space="preserve">; comparative and superlative </w:t>
+            </w:r>
+            <w:proofErr w:type="spellStart"/>
+            <w:r>
+              <w:rPr>
+                <w:rFonts w:ascii="Arial Nova Cond" w:eastAsia="Times New Roman" w:hAnsi="Arial Nova Cond" w:cs="Arial"/>
+                <w:bCs/>
+                <w:lang w:val="en-US" w:eastAsia="es-ES"/>
+              </w:rPr>
+              <w:t>adjetives</w:t>
+            </w:r>
+            <w:proofErr w:type="spellEnd"/>
+            <w:r>
+              <w:rPr>
+                <w:rFonts w:ascii="Arial Nova Cond" w:eastAsia="Times New Roman" w:hAnsi="Arial Nova Cond" w:cs="Arial"/>
+                <w:bCs/>
+                <w:lang w:val="en-US" w:eastAsia="es-ES"/>
+              </w:rPr>
+              <w:t xml:space="preserve">. </w:t>
             </w:r>
             <w:r>
               <w:rPr>
@@ -3598,7 +3794,25 @@
                 <w:bCs/>
                 <w:lang w:eastAsia="es-ES"/>
               </w:rPr>
-              <w:t>Escribe diversos tipos de textos de mediana extensión en inglés. Adecúa su texto al destinatario, propósito y registro a partir de su experiencia previa y fuentes de información básica. Organiza y desarrolla sus ideas en torno a un tema central y los estructura en uno o dos párrafos. Relaciona sus ideas a través del uso de algunos recursos cohesivos (sinónimos, pronominalización y conectores aditivos, adversativos, temporales y causales) con vocabulario cotidiano y pertinente y construcciones gramaticales simples y de mediana complejidad. Utiliza recursos ortográficos que permiten claridad en sus textos. Reflexiona sobre el contenido del texto y evalúa el uso de algunos recursos formales.</w:t>
+              <w:t xml:space="preserve">Escribe diversos tipos de textos de mediana extensión en inglés. Adecúa su texto al destinatario, propósito y registro a partir de su experiencia previa y fuentes de información básica. Organiza y desarrolla sus ideas en torno a un tema central y los estructura en uno o dos párrafos. Relaciona sus ideas a través del uso de algunos recursos cohesivos (sinónimos, </w:t>
+            </w:r>
+            <w:proofErr w:type="spellStart"/>
+            <w:r>
+              <w:rPr>
+                <w:rFonts w:ascii="Arial Nova Cond" w:eastAsia="Times New Roman" w:hAnsi="Arial Nova Cond" w:cs="Arial"/>
+                <w:bCs/>
+                <w:lang w:eastAsia="es-ES"/>
+              </w:rPr>
+              <w:t>pronominalización</w:t>
+            </w:r>
+            <w:proofErr w:type="spellEnd"/>
+            <w:r>
+              <w:rPr>
+                <w:rFonts w:ascii="Arial Nova Cond" w:eastAsia="Times New Roman" w:hAnsi="Arial Nova Cond" w:cs="Arial"/>
+                <w:bCs/>
+                <w:lang w:eastAsia="es-ES"/>
+              </w:rPr>
+              <w:t xml:space="preserve"> y conectores aditivos, adversativos, temporales y causales) con vocabulario cotidiano y pertinente y construcciones gramaticales simples y de mediana complejidad. Utiliza recursos ortográficos que permiten claridad en sus textos. Reflexiona sobre el contenido del texto y evalúa el uso de algunos recursos formales.</w:t>
             </w:r>
           </w:p>
           <w:p>
@@ -3989,13 +4203,41 @@
               </w:rPr>
               <w:t xml:space="preserve">le dan claridad y sentido al texto. </w:t>
             </w:r>
+            <w:proofErr w:type="spellStart"/>
             <w:r>
               <w:rPr>
                 <w:rFonts w:ascii="Arial Nova Cond" w:eastAsia="Times New Roman" w:hAnsi="Arial Nova Cond" w:cs="Arial"/>
                 <w:bCs/>
                 <w:lang w:val="en-US" w:eastAsia="es-ES"/>
               </w:rPr>
-              <w:t xml:space="preserve">Ejemplo: Verb to be; wh- questions -what, how, where, what, when, what time, how often, whose, how many, how much; possessive adjectives and nouns; personal and object pronouns; demonstrative pronouns; adverbs of frequency; can; present simple and continuous; quantifiers; comparative and superlative adjectives. </w:t>
+              <w:t>Ejemplo</w:t>
+            </w:r>
+            <w:proofErr w:type="spellEnd"/>
+            <w:r>
+              <w:rPr>
+                <w:rFonts w:ascii="Arial Nova Cond" w:eastAsia="Times New Roman" w:hAnsi="Arial Nova Cond" w:cs="Arial"/>
+                <w:bCs/>
+                <w:lang w:val="en-US" w:eastAsia="es-ES"/>
+              </w:rPr>
+              <w:t xml:space="preserve">: Verb to be; </w:t>
+            </w:r>
+            <w:proofErr w:type="spellStart"/>
+            <w:r>
+              <w:rPr>
+                <w:rFonts w:ascii="Arial Nova Cond" w:eastAsia="Times New Roman" w:hAnsi="Arial Nova Cond" w:cs="Arial"/>
+                <w:bCs/>
+                <w:lang w:val="en-US" w:eastAsia="es-ES"/>
+              </w:rPr>
+              <w:t>wh</w:t>
+            </w:r>
+            <w:proofErr w:type="spellEnd"/>
+            <w:r>
+              <w:rPr>
+                <w:rFonts w:ascii="Arial Nova Cond" w:eastAsia="Times New Roman" w:hAnsi="Arial Nova Cond" w:cs="Arial"/>
+                <w:bCs/>
+                <w:lang w:val="en-US" w:eastAsia="es-ES"/>
+              </w:rPr>
+              <w:t xml:space="preserve">- questions -what, how, where, what, when, what time, how often, whose, how many, how much; possessive adjectives and nouns; personal and object pronouns; demonstrative pronouns; adverbs of frequency; can; present simple and continuous; quantifiers; comparative and superlative adjectives. </w:t>
             </w:r>
             <w:r>
               <w:rPr>
@@ -4412,16 +4654,29 @@
                 <w:szCs w:val="20"/>
               </w:rPr>
             </w:pPr>
-            <w:r>
-              <w:rPr>
-                <w:rFonts w:ascii="Arial Nova Cond Light" w:hAnsi="Arial Nova Cond Light" w:cs="Times New Roman"/>
-                <w:b/>
-                <w:bCs/>
-                <w:color w:val="000000" w:themeColor="text1"/>
-                <w:sz w:val="20"/>
-                <w:szCs w:val="20"/>
-              </w:rPr>
-              <w:t>N° DE SEMANAS LECTIVAS</w:t>
+            <w:proofErr w:type="spellStart"/>
+            <w:r>
+              <w:rPr>
+                <w:rFonts w:ascii="Arial Nova Cond Light" w:hAnsi="Arial Nova Cond Light" w:cs="Times New Roman"/>
+                <w:b/>
+                <w:bCs/>
+                <w:color w:val="000000" w:themeColor="text1"/>
+                <w:sz w:val="20"/>
+                <w:szCs w:val="20"/>
+              </w:rPr>
+              <w:t>N°</w:t>
+            </w:r>
+            <w:proofErr w:type="spellEnd"/>
+            <w:r>
+              <w:rPr>
+                <w:rFonts w:ascii="Arial Nova Cond Light" w:hAnsi="Arial Nova Cond Light" w:cs="Times New Roman"/>
+                <w:b/>
+                <w:bCs/>
+                <w:color w:val="000000" w:themeColor="text1"/>
+                <w:sz w:val="20"/>
+                <w:szCs w:val="20"/>
+              </w:rPr>
+              <w:t xml:space="preserve"> DE SEMANAS LECTIVAS</w:t>
             </w:r>
           </w:p>
         </w:tc>
@@ -4446,16 +4701,29 @@
                 <w:szCs w:val="20"/>
               </w:rPr>
             </w:pPr>
-            <w:r>
-              <w:rPr>
-                <w:rFonts w:ascii="Arial Nova Cond Light" w:hAnsi="Arial Nova Cond Light" w:cs="Times New Roman"/>
-                <w:b/>
-                <w:bCs/>
-                <w:color w:val="000000" w:themeColor="text1"/>
-                <w:sz w:val="20"/>
-                <w:szCs w:val="20"/>
-              </w:rPr>
-              <w:t>N° UNIDADES</w:t>
+            <w:proofErr w:type="spellStart"/>
+            <w:r>
+              <w:rPr>
+                <w:rFonts w:ascii="Arial Nova Cond Light" w:hAnsi="Arial Nova Cond Light" w:cs="Times New Roman"/>
+                <w:b/>
+                <w:bCs/>
+                <w:color w:val="000000" w:themeColor="text1"/>
+                <w:sz w:val="20"/>
+                <w:szCs w:val="20"/>
+              </w:rPr>
+              <w:t>N°</w:t>
+            </w:r>
+            <w:proofErr w:type="spellEnd"/>
+            <w:r>
+              <w:rPr>
+                <w:rFonts w:ascii="Arial Nova Cond Light" w:hAnsi="Arial Nova Cond Light" w:cs="Times New Roman"/>
+                <w:b/>
+                <w:bCs/>
+                <w:color w:val="000000" w:themeColor="text1"/>
+                <w:sz w:val="20"/>
+                <w:szCs w:val="20"/>
+              </w:rPr>
+              <w:t xml:space="preserve"> UNIDADES</w:t>
             </w:r>
           </w:p>
         </w:tc>
@@ -9070,16 +9338,29 @@
                 <w:szCs w:val="20"/>
               </w:rPr>
             </w:pPr>
-            <w:r>
-              <w:rPr>
-                <w:rFonts w:ascii="Arial Nova Cond Light" w:hAnsi="Arial Nova Cond Light" w:cs="Times New Roman"/>
-                <w:b/>
-                <w:bCs/>
-                <w:color w:val="000000" w:themeColor="text1"/>
-                <w:sz w:val="20"/>
-                <w:szCs w:val="20"/>
-              </w:rPr>
-              <w:t>TOTAL DE ESTUDIANTES</w:t>
+            <w:proofErr w:type="gramStart"/>
+            <w:r>
+              <w:rPr>
+                <w:rFonts w:ascii="Arial Nova Cond Light" w:hAnsi="Arial Nova Cond Light" w:cs="Times New Roman"/>
+                <w:b/>
+                <w:bCs/>
+                <w:color w:val="000000" w:themeColor="text1"/>
+                <w:sz w:val="20"/>
+                <w:szCs w:val="20"/>
+              </w:rPr>
+              <w:t>TOTAL</w:t>
+            </w:r>
+            <w:proofErr w:type="gramEnd"/>
+            <w:r>
+              <w:rPr>
+                <w:rFonts w:ascii="Arial Nova Cond Light" w:hAnsi="Arial Nova Cond Light" w:cs="Times New Roman"/>
+                <w:b/>
+                <w:bCs/>
+                <w:color w:val="000000" w:themeColor="text1"/>
+                <w:sz w:val="20"/>
+                <w:szCs w:val="20"/>
+              </w:rPr>
+              <w:t xml:space="preserve"> DE ESTUDIANTES</w:t>
             </w:r>
           </w:p>
         </w:tc>
@@ -9145,16 +9426,29 @@
                 <w:szCs w:val="20"/>
               </w:rPr>
             </w:pPr>
-            <w:r>
-              <w:rPr>
-                <w:rFonts w:ascii="Arial Nova Cond Light" w:hAnsi="Arial Nova Cond Light" w:cs="Times New Roman"/>
-                <w:b/>
-                <w:bCs/>
-                <w:color w:val="000000" w:themeColor="text1"/>
-                <w:sz w:val="20"/>
-                <w:szCs w:val="20"/>
-              </w:rPr>
-              <w:t>TOTAL DE ESTUDIANTES</w:t>
+            <w:proofErr w:type="gramStart"/>
+            <w:r>
+              <w:rPr>
+                <w:rFonts w:ascii="Arial Nova Cond Light" w:hAnsi="Arial Nova Cond Light" w:cs="Times New Roman"/>
+                <w:b/>
+                <w:bCs/>
+                <w:color w:val="000000" w:themeColor="text1"/>
+                <w:sz w:val="20"/>
+                <w:szCs w:val="20"/>
+              </w:rPr>
+              <w:t>TOTAL</w:t>
+            </w:r>
+            <w:proofErr w:type="gramEnd"/>
+            <w:r>
+              <w:rPr>
+                <w:rFonts w:ascii="Arial Nova Cond Light" w:hAnsi="Arial Nova Cond Light" w:cs="Times New Roman"/>
+                <w:b/>
+                <w:bCs/>
+                <w:color w:val="000000" w:themeColor="text1"/>
+                <w:sz w:val="20"/>
+                <w:szCs w:val="20"/>
+              </w:rPr>
+              <w:t xml:space="preserve"> DE ESTUDIANTES</w:t>
             </w:r>
           </w:p>
         </w:tc>
@@ -9219,16 +9513,29 @@
                 <w:szCs w:val="20"/>
               </w:rPr>
             </w:pPr>
-            <w:r>
-              <w:rPr>
-                <w:rFonts w:ascii="Arial Nova Cond Light" w:hAnsi="Arial Nova Cond Light" w:cs="Times New Roman"/>
-                <w:b/>
-                <w:bCs/>
-                <w:color w:val="000000" w:themeColor="text1"/>
-                <w:sz w:val="20"/>
-                <w:szCs w:val="20"/>
-              </w:rPr>
-              <w:t>TOTAL DE ESTUDIANTES</w:t>
+            <w:proofErr w:type="gramStart"/>
+            <w:r>
+              <w:rPr>
+                <w:rFonts w:ascii="Arial Nova Cond Light" w:hAnsi="Arial Nova Cond Light" w:cs="Times New Roman"/>
+                <w:b/>
+                <w:bCs/>
+                <w:color w:val="000000" w:themeColor="text1"/>
+                <w:sz w:val="20"/>
+                <w:szCs w:val="20"/>
+              </w:rPr>
+              <w:t>TOTAL</w:t>
+            </w:r>
+            <w:proofErr w:type="gramEnd"/>
+            <w:r>
+              <w:rPr>
+                <w:rFonts w:ascii="Arial Nova Cond Light" w:hAnsi="Arial Nova Cond Light" w:cs="Times New Roman"/>
+                <w:b/>
+                <w:bCs/>
+                <w:color w:val="000000" w:themeColor="text1"/>
+                <w:sz w:val="20"/>
+                <w:szCs w:val="20"/>
+              </w:rPr>
+              <w:t xml:space="preserve"> DE ESTUDIANTES</w:t>
             </w:r>
           </w:p>
         </w:tc>
@@ -11652,7 +11959,7 @@
     <w:tbl>
       <w:tblPr>
         <w:tblStyle w:val="Tablaconcuadrcula"/>
-        <w:tblW w:w="14868" w:type="dxa"/>
+        <w:tblW w:w="14851" w:type="dxa"/>
         <w:jc w:val="center"/>
         <w:tblBorders>
           <w:top w:val="double" w:sz="4" w:space="0" w:color="47D459" w:themeColor="accent3" w:themeTint="99"/>
@@ -11666,40 +11973,30 @@
         <w:tblLook w:val="04A0" w:firstRow="1" w:lastRow="0" w:firstColumn="1" w:lastColumn="0" w:noHBand="0" w:noVBand="1"/>
       </w:tblPr>
       <w:tblGrid>
-        <w:gridCol w:w="836"/>
-        <w:gridCol w:w="992"/>
-        <w:gridCol w:w="1276"/>
-        <w:gridCol w:w="6520"/>
-        <w:gridCol w:w="1701"/>
-        <w:gridCol w:w="1984"/>
-        <w:gridCol w:w="1559"/>
+        <w:gridCol w:w="875"/>
+        <w:gridCol w:w="1095"/>
+        <w:gridCol w:w="1726"/>
+        <w:gridCol w:w="6169"/>
+        <w:gridCol w:w="2015"/>
+        <w:gridCol w:w="1634"/>
+        <w:gridCol w:w="1337"/>
       </w:tblGrid>
       <w:tr>
         <w:trPr>
-          <w:trHeight w:val="737"/>
+          <w:trHeight w:val="886"/>
           <w:jc w:val="center"/>
         </w:trPr>
         <w:tc>
           <w:tcPr>
-            <w:tcW w:w="836" w:type="dxa"/>
+            <w:tcW w:w="875" w:type="dxa"/>
             <w:shd w:val="clear" w:color="auto" w:fill="C1F0C7" w:themeFill="accent3" w:themeFillTint="33"/>
             <w:vAlign w:val="center"/>
           </w:tcPr>
           <w:p>
             <w:pPr>
               <w:pStyle w:val="Prrafodelista"/>
-              <w:ind w:left="-120" w:right="-107"/>
-              <w:jc w:val="center"/>
-              <w:rPr>
-                <w:rFonts w:ascii="Arial Nova Cond Light" w:hAnsi="Arial Nova Cond Light" w:cs="Times New Roman"/>
-                <w:b/>
-                <w:bCs/>
-                <w:color w:val="000000" w:themeColor="text1"/>
-                <w:sz w:val="20"/>
-                <w:szCs w:val="20"/>
-              </w:rPr>
-            </w:pPr>
-            <w:r>
+              <w:ind w:left="0"/>
+              <w:jc w:val="center"/>
               <w:rPr>
                 <w:rFonts w:ascii="Arial Nova Cond" w:hAnsi="Arial Nova Cond" w:cs="Times New Roman"/>
                 <w:b/>
@@ -11708,13 +12005,24 @@
                 <w:sz w:val="20"/>
                 <w:szCs w:val="20"/>
               </w:rPr>
+            </w:pPr>
+            <w:bookmarkStart w:id="1" w:name="_Hlk227075175"/>
+            <w:r>
+              <w:rPr>
+                <w:rFonts w:ascii="Arial Nova Cond" w:hAnsi="Arial Nova Cond" w:cs="Times New Roman"/>
+                <w:b/>
+                <w:bCs/>
+                <w:color w:val="000000" w:themeColor="text1"/>
+                <w:sz w:val="20"/>
+                <w:szCs w:val="20"/>
+              </w:rPr>
               <w:t>BIMESTRE</w:t>
             </w:r>
           </w:p>
         </w:tc>
         <w:tc>
           <w:tcPr>
-            <w:tcW w:w="992" w:type="dxa"/>
+            <w:tcW w:w="1095" w:type="dxa"/>
             <w:shd w:val="clear" w:color="auto" w:fill="C1F0C7" w:themeFill="accent3" w:themeFillTint="33"/>
             <w:vAlign w:val="center"/>
           </w:tcPr>
@@ -11747,7 +12055,7 @@
         </w:tc>
         <w:tc>
           <w:tcPr>
-            <w:tcW w:w="1276" w:type="dxa"/>
+            <w:tcW w:w="1726" w:type="dxa"/>
             <w:shd w:val="clear" w:color="auto" w:fill="C1F0C7" w:themeFill="accent3" w:themeFillTint="33"/>
             <w:vAlign w:val="center"/>
           </w:tcPr>
@@ -11757,16 +12065,6 @@
               <w:ind w:left="0"/>
               <w:jc w:val="center"/>
               <w:rPr>
-                <w:rFonts w:ascii="Arial Nova Cond Light" w:hAnsi="Arial Nova Cond Light" w:cs="Times New Roman"/>
-                <w:b/>
-                <w:bCs/>
-                <w:color w:val="000000" w:themeColor="text1"/>
-                <w:sz w:val="20"/>
-                <w:szCs w:val="20"/>
-              </w:rPr>
-            </w:pPr>
-            <w:r>
-              <w:rPr>
                 <w:rFonts w:ascii="Arial Nova Cond" w:hAnsi="Arial Nova Cond" w:cs="Times New Roman"/>
                 <w:b/>
                 <w:bCs/>
@@ -11774,13 +12072,23 @@
                 <w:sz w:val="20"/>
                 <w:szCs w:val="20"/>
               </w:rPr>
+            </w:pPr>
+            <w:r>
+              <w:rPr>
+                <w:rFonts w:ascii="Arial Nova Cond" w:hAnsi="Arial Nova Cond" w:cs="Times New Roman"/>
+                <w:b/>
+                <w:bCs/>
+                <w:color w:val="000000" w:themeColor="text1"/>
+                <w:sz w:val="20"/>
+                <w:szCs w:val="20"/>
+              </w:rPr>
               <w:t>PROBLEMA / POTENCIALIDAD</w:t>
             </w:r>
           </w:p>
         </w:tc>
         <w:tc>
           <w:tcPr>
-            <w:tcW w:w="6520" w:type="dxa"/>
+            <w:tcW w:w="6169" w:type="dxa"/>
             <w:shd w:val="clear" w:color="auto" w:fill="C1F0C7" w:themeFill="accent3" w:themeFillTint="33"/>
             <w:vAlign w:val="center"/>
           </w:tcPr>
@@ -11790,16 +12098,6 @@
               <w:ind w:left="0"/>
               <w:jc w:val="center"/>
               <w:rPr>
-                <w:rFonts w:ascii="Arial Nova Cond Light" w:hAnsi="Arial Nova Cond Light" w:cs="Times New Roman"/>
-                <w:b/>
-                <w:bCs/>
-                <w:color w:val="000000" w:themeColor="text1"/>
-                <w:sz w:val="20"/>
-                <w:szCs w:val="20"/>
-              </w:rPr>
-            </w:pPr>
-            <w:r>
-              <w:rPr>
                 <w:rFonts w:ascii="Arial Nova Cond" w:hAnsi="Arial Nova Cond" w:cs="Times New Roman"/>
                 <w:b/>
                 <w:bCs/>
@@ -11807,13 +12105,45 @@
                 <w:sz w:val="20"/>
                 <w:szCs w:val="20"/>
               </w:rPr>
-              <w:t>SITUACIÓN SIGNIFICATIVA</w:t>
-            </w:r>
-          </w:p>
-        </w:tc>
-        <w:tc>
-          <w:tcPr>
-            <w:tcW w:w="1701" w:type="dxa"/>
+            </w:pPr>
+            <w:r>
+              <w:rPr>
+                <w:rFonts w:ascii="Arial Nova Cond" w:hAnsi="Arial Nova Cond" w:cs="Times New Roman"/>
+                <w:b/>
+                <w:bCs/>
+                <w:color w:val="000000" w:themeColor="text1"/>
+                <w:sz w:val="20"/>
+                <w:szCs w:val="20"/>
+              </w:rPr>
+              <w:t>SITUACIÓN SIGNIF</w:t>
+            </w:r>
+            <w:r>
+              <w:rPr>
+                <w:rFonts w:ascii="Arial Nova Cond" w:hAnsi="Arial Nova Cond" w:cs="Times New Roman"/>
+                <w:b/>
+                <w:bCs/>
+                <w:color w:val="000000" w:themeColor="text1"/>
+                <w:sz w:val="20"/>
+                <w:szCs w:val="20"/>
+              </w:rPr>
+              <w:t>I</w:t>
+            </w:r>
+            <w:r>
+              <w:rPr>
+                <w:rFonts w:ascii="Arial Nova Cond" w:hAnsi="Arial Nova Cond" w:cs="Times New Roman"/>
+                <w:b/>
+                <w:bCs/>
+                <w:color w:val="000000" w:themeColor="text1"/>
+                <w:sz w:val="20"/>
+                <w:szCs w:val="20"/>
+              </w:rPr>
+              <w:t>CATIVA</w:t>
+            </w:r>
+          </w:p>
+        </w:tc>
+        <w:tc>
+          <w:tcPr>
+            <w:tcW w:w="2015" w:type="dxa"/>
             <w:shd w:val="clear" w:color="auto" w:fill="C1F0C7" w:themeFill="accent3" w:themeFillTint="33"/>
             <w:vAlign w:val="center"/>
           </w:tcPr>
@@ -11823,16 +12153,6 @@
               <w:ind w:left="0"/>
               <w:jc w:val="center"/>
               <w:rPr>
-                <w:rFonts w:ascii="Arial Nova Cond Light" w:hAnsi="Arial Nova Cond Light" w:cs="Times New Roman"/>
-                <w:b/>
-                <w:bCs/>
-                <w:color w:val="000000" w:themeColor="text1"/>
-                <w:sz w:val="20"/>
-                <w:szCs w:val="20"/>
-              </w:rPr>
-            </w:pPr>
-            <w:r>
-              <w:rPr>
                 <w:rFonts w:ascii="Arial Nova Cond" w:hAnsi="Arial Nova Cond" w:cs="Times New Roman"/>
                 <w:b/>
                 <w:bCs/>
@@ -11840,31 +12160,64 @@
                 <w:sz w:val="20"/>
                 <w:szCs w:val="20"/>
               </w:rPr>
-              <w:t>TÍTULO DE LA UNIDAD DIDÁCTICA.</w:t>
-            </w:r>
-          </w:p>
-        </w:tc>
-        <w:tc>
-          <w:tcPr>
-            <w:tcW w:w="1984" w:type="dxa"/>
+            </w:pPr>
+            <w:r>
+              <w:rPr>
+                <w:rFonts w:ascii="Arial Nova Cond" w:hAnsi="Arial Nova Cond" w:cs="Times New Roman"/>
+                <w:b/>
+                <w:bCs/>
+                <w:color w:val="000000" w:themeColor="text1"/>
+                <w:sz w:val="20"/>
+                <w:szCs w:val="20"/>
+              </w:rPr>
+              <w:t>TÍTULO DE LA UNIDAD DID</w:t>
+            </w:r>
+            <w:r>
+              <w:rPr>
+                <w:rFonts w:ascii="Arial Nova Cond" w:hAnsi="Arial Nova Cond" w:cs="Times New Roman"/>
+                <w:b/>
+                <w:bCs/>
+                <w:color w:val="000000" w:themeColor="text1"/>
+                <w:sz w:val="20"/>
+                <w:szCs w:val="20"/>
+              </w:rPr>
+              <w:t>Á</w:t>
+            </w:r>
+            <w:r>
+              <w:rPr>
+                <w:rFonts w:ascii="Arial Nova Cond" w:hAnsi="Arial Nova Cond" w:cs="Times New Roman"/>
+                <w:b/>
+                <w:bCs/>
+                <w:color w:val="000000" w:themeColor="text1"/>
+                <w:sz w:val="20"/>
+                <w:szCs w:val="20"/>
+              </w:rPr>
+              <w:t>CTICA</w:t>
+            </w:r>
+            <w:r>
+              <w:rPr>
+                <w:rFonts w:ascii="Arial Nova Cond" w:hAnsi="Arial Nova Cond" w:cs="Times New Roman"/>
+                <w:b/>
+                <w:bCs/>
+                <w:color w:val="000000" w:themeColor="text1"/>
+                <w:sz w:val="20"/>
+                <w:szCs w:val="20"/>
+              </w:rPr>
+              <w:t>.</w:t>
+            </w:r>
+          </w:p>
+        </w:tc>
+        <w:tc>
+          <w:tcPr>
+            <w:tcW w:w="1634" w:type="dxa"/>
             <w:shd w:val="clear" w:color="auto" w:fill="C1F0C7" w:themeFill="accent3" w:themeFillTint="33"/>
             <w:vAlign w:val="center"/>
           </w:tcPr>
           <w:p>
             <w:pPr>
               <w:pStyle w:val="Prrafodelista"/>
-              <w:ind w:left="0" w:right="140"/>
-              <w:jc w:val="center"/>
-              <w:rPr>
-                <w:rFonts w:ascii="Arial Nova Cond Light" w:hAnsi="Arial Nova Cond Light" w:cs="Times New Roman"/>
-                <w:b/>
-                <w:bCs/>
-                <w:color w:val="000000" w:themeColor="text1"/>
-                <w:sz w:val="20"/>
-                <w:szCs w:val="20"/>
-              </w:rPr>
-            </w:pPr>
-            <w:r>
+              <w:ind w:left="0"/>
+              <w:jc w:val="center"/>
               <w:rPr>
                 <w:rFonts w:ascii="Arial Nova Cond" w:hAnsi="Arial Nova Cond" w:cs="Times New Roman"/>
                 <w:b/>
@@ -11873,23 +12226,33 @@
                 <w:sz w:val="20"/>
                 <w:szCs w:val="20"/>
               </w:rPr>
+            </w:pPr>
+            <w:r>
+              <w:rPr>
+                <w:rFonts w:ascii="Arial Nova Cond" w:hAnsi="Arial Nova Cond" w:cs="Times New Roman"/>
+                <w:b/>
+                <w:bCs/>
+                <w:color w:val="000000" w:themeColor="text1"/>
+                <w:sz w:val="20"/>
+                <w:szCs w:val="20"/>
+              </w:rPr>
               <w:t>COMPETENCIAS</w:t>
             </w:r>
           </w:p>
         </w:tc>
         <w:tc>
           <w:tcPr>
-            <w:tcW w:w="1559" w:type="dxa"/>
+            <w:tcW w:w="1337" w:type="dxa"/>
             <w:shd w:val="clear" w:color="auto" w:fill="C1F0C7" w:themeFill="accent3" w:themeFillTint="33"/>
             <w:vAlign w:val="center"/>
           </w:tcPr>
           <w:p>
             <w:pPr>
               <w:pStyle w:val="Prrafodelista"/>
-              <w:ind w:left="0" w:right="140"/>
-              <w:jc w:val="center"/>
-              <w:rPr>
-                <w:rFonts w:ascii="Arial Nova Cond Light" w:hAnsi="Arial Nova Cond Light" w:cs="Times New Roman"/>
+              <w:ind w:left="0"/>
+              <w:jc w:val="center"/>
+              <w:rPr>
+                <w:rFonts w:ascii="Arial Nova Cond" w:hAnsi="Arial Nova Cond" w:cs="Times New Roman"/>
                 <w:b/>
                 <w:bCs/>
                 <w:color w:val="000000" w:themeColor="text1"/>
@@ -11913,12 +12276,12 @@
       </w:tr>
       <w:tr>
         <w:trPr>
-          <w:trHeight w:val="737"/>
+          <w:trHeight w:val="756"/>
           <w:jc w:val="center"/>
         </w:trPr>
         <w:tc>
           <w:tcPr>
-            <w:tcW w:w="836" w:type="dxa"/>
+            <w:tcW w:w="875" w:type="dxa"/>
             <w:vMerge w:val="restart"/>
             <w:vAlign w:val="center"/>
           </w:tcPr>
@@ -11934,7 +12297,7 @@
               <w:ind w:left="0"/>
               <w:jc w:val="center"/>
               <w:rPr>
-                <w:rFonts w:ascii="Arial Nova Cond Light" w:eastAsia="Calibri" w:hAnsi="Arial Nova Cond Light" w:cs="Times New Roman"/>
+                <w:rFonts w:ascii="Arial Nova Cond" w:eastAsia="Calibri" w:hAnsi="Arial Nova Cond" w:cs="Times New Roman"/>
                 <w:b/>
                 <w:bCs/>
                 <w:sz w:val="20"/>
@@ -11957,7 +12320,7 @@
         </w:tc>
         <w:tc>
           <w:tcPr>
-            <w:tcW w:w="992" w:type="dxa"/>
+            <w:tcW w:w="1095" w:type="dxa"/>
             <w:vAlign w:val="center"/>
           </w:tcPr>
           <w:p>
@@ -11995,7 +12358,7 @@
         </w:tc>
         <w:tc>
           <w:tcPr>
-            <w:tcW w:w="1276" w:type="dxa"/>
+            <w:tcW w:w="1726" w:type="dxa"/>
             <w:vAlign w:val="center"/>
           </w:tcPr>
           <w:p>
@@ -12008,11 +12371,9 @@
               </w:tabs>
               <w:spacing w:line="276" w:lineRule="auto"/>
               <w:ind w:left="0"/>
-              <w:jc w:val="center"/>
-              <w:rPr>
-                <w:rFonts w:ascii="Arial Nova Cond Light" w:eastAsia="Calibri" w:hAnsi="Arial Nova Cond Light" w:cs="Times New Roman"/>
-                <w:b/>
-                <w:bCs/>
+              <w:jc w:val="both"/>
+              <w:rPr>
+                <w:rFonts w:ascii="Arial Nova Cond" w:eastAsia="Calibri" w:hAnsi="Arial Nova Cond" w:cs="Times New Roman"/>
                 <w:sz w:val="20"/>
                 <w:szCs w:val="20"/>
                 <w:lang w:val="es-ES_tradnl"/>
@@ -12031,33 +12392,7 @@
         </w:tc>
         <w:tc>
           <w:tcPr>
-            <w:tcW w:w="6520" w:type="dxa"/>
-            <w:vAlign w:val="center"/>
-          </w:tcPr>
-          <w:p>
-            <w:pPr>
-              <w:spacing w:after="160"/>
-              <w:jc w:val="both"/>
-              <w:rPr>
-                <w:rFonts w:ascii="Arial Nova Cond Light" w:eastAsia="Times New Roman" w:hAnsi="Arial Nova Cond Light" w:cs="Times New Roman"/>
-                <w:sz w:val="20"/>
-                <w:szCs w:val="20"/>
-              </w:rPr>
-            </w:pPr>
-            <w:r>
-              <w:rPr>
-                <w:rFonts w:ascii="Arial Nova Cond" w:eastAsia="Calibri" w:hAnsi="Arial Nova Cond" w:cs="Times New Roman"/>
-                <w:sz w:val="20"/>
-                <w:szCs w:val="20"/>
-                <w:lang w:val="es-ES_tradnl"/>
-              </w:rPr>
-              <w:t>{{situacionsignificativa0}}</w:t>
-            </w:r>
-          </w:p>
-        </w:tc>
-        <w:tc>
-          <w:tcPr>
-            <w:tcW w:w="1701" w:type="dxa"/>
+            <w:tcW w:w="6169" w:type="dxa"/>
             <w:vAlign w:val="center"/>
           </w:tcPr>
           <w:p>
@@ -12070,15 +12405,36 @@
               </w:tabs>
               <w:spacing w:line="276" w:lineRule="auto"/>
               <w:ind w:left="0"/>
-              <w:jc w:val="center"/>
-              <w:rPr>
-                <w:rFonts w:ascii="Arial Nova Cond Light" w:eastAsia="Calibri" w:hAnsi="Arial Nova Cond Light" w:cs="Times New Roman"/>
+              <w:jc w:val="both"/>
+              <w:rPr>
+                <w:rFonts w:ascii="Arial Nova Cond" w:eastAsia="Calibri" w:hAnsi="Arial Nova Cond" w:cs="Times New Roman"/>
                 <w:sz w:val="20"/>
                 <w:szCs w:val="20"/>
                 <w:lang w:val="es-ES_tradnl"/>
               </w:rPr>
             </w:pPr>
             <w:r>
+              <w:rPr>
+                <w:rFonts w:ascii="Arial Nova Cond" w:eastAsia="Calibri" w:hAnsi="Arial Nova Cond" w:cs="Times New Roman"/>
+                <w:sz w:val="20"/>
+                <w:szCs w:val="20"/>
+                <w:lang w:val="es-ES_tradnl"/>
+              </w:rPr>
+              <w:t>{{situacionsignificativa0}}</w:t>
+            </w:r>
+          </w:p>
+        </w:tc>
+        <w:tc>
+          <w:tcPr>
+            <w:tcW w:w="2015" w:type="dxa"/>
+            <w:vAlign w:val="center"/>
+          </w:tcPr>
+          <w:p>
+            <w:pPr>
+              <w:autoSpaceDE w:val="0"/>
+              <w:autoSpaceDN w:val="0"/>
+              <w:adjustRightInd w:val="0"/>
+              <w:jc w:val="center"/>
               <w:rPr>
                 <w:rFonts w:ascii="Arial Nova Cond" w:hAnsi="Arial Nova Cond" w:cs="Arial"/>
                 <w:color w:val="000000"/>
@@ -12086,13 +12442,91 @@
                 <w:sz w:val="20"/>
                 <w:szCs w:val="20"/>
               </w:rPr>
+            </w:pPr>
+            <w:r>
+              <w:rPr>
+                <w:rFonts w:ascii="Arial Nova Cond" w:hAnsi="Arial Nova Cond" w:cs="Arial"/>
+                <w:color w:val="000000"/>
+                <w:kern w:val="0"/>
+                <w:sz w:val="20"/>
+                <w:szCs w:val="20"/>
+              </w:rPr>
               <w:t>{{titulosituacionsignificativa0}}</w:t>
             </w:r>
           </w:p>
         </w:tc>
         <w:tc>
           <w:tcPr>
-            <w:tcW w:w="1984" w:type="dxa"/>
+            <w:tcW w:w="1634" w:type="dxa"/>
+            <w:vAlign w:val="center"/>
+          </w:tcPr>
+          <w:p>
+            <w:pPr>
+              <w:autoSpaceDE w:val="0"/>
+              <w:autoSpaceDN w:val="0"/>
+              <w:adjustRightInd w:val="0"/>
+              <w:jc w:val="both"/>
+              <w:rPr>
+                <w:rFonts w:ascii="Arial Nova Cond" w:hAnsi="Arial Nova Cond" w:cs="Arial"/>
+                <w:color w:val="000000"/>
+                <w:kern w:val="0"/>
+                <w:sz w:val="20"/>
+                <w:szCs w:val="20"/>
+              </w:rPr>
+            </w:pPr>
+            <w:r>
+              <w:rPr>
+                <w:rFonts w:ascii="Arial Nova Cond" w:hAnsi="Arial Nova Cond" w:cs="Arial"/>
+                <w:color w:val="000000"/>
+                <w:kern w:val="0"/>
+                <w:sz w:val="20"/>
+                <w:szCs w:val="20"/>
+              </w:rPr>
+              <w:t>{{competencias0}}</w:t>
+            </w:r>
+          </w:p>
+        </w:tc>
+        <w:tc>
+          <w:tcPr>
+            <w:tcW w:w="1337" w:type="dxa"/>
+            <w:vAlign w:val="center"/>
+          </w:tcPr>
+          <w:p>
+            <w:pPr>
+              <w:autoSpaceDE w:val="0"/>
+              <w:autoSpaceDN w:val="0"/>
+              <w:adjustRightInd w:val="0"/>
+              <w:jc w:val="center"/>
+              <w:rPr>
+                <w:rFonts w:ascii="Arial Nova Cond" w:hAnsi="Arial Nova Cond" w:cs="Arial"/>
+                <w:color w:val="000000"/>
+                <w:kern w:val="0"/>
+                <w:sz w:val="20"/>
+                <w:szCs w:val="20"/>
+              </w:rPr>
+            </w:pPr>
+            <w:r>
+              <w:rPr>
+                <w:rFonts w:ascii="Arial Nova Cond" w:hAnsi="Arial Nova Cond" w:cs="Arial"/>
+                <w:color w:val="000000"/>
+                <w:kern w:val="0"/>
+                <w:sz w:val="20"/>
+                <w:szCs w:val="20"/>
+              </w:rPr>
+              <w:t>{{producto0}}</w:t>
+            </w:r>
+          </w:p>
+        </w:tc>
+      </w:tr>
+      <w:tr>
+        <w:trPr>
+          <w:trHeight w:val="756"/>
+          <w:jc w:val="center"/>
+        </w:trPr>
+        <w:tc>
+          <w:tcPr>
+            <w:tcW w:w="875" w:type="dxa"/>
+            <w:vMerge/>
             <w:vAlign w:val="center"/>
           </w:tcPr>
           <w:p>
@@ -12105,29 +12539,21 @@
               </w:tabs>
               <w:spacing w:line="276" w:lineRule="auto"/>
               <w:ind w:left="0"/>
-              <w:jc w:val="both"/>
-              <w:rPr>
-                <w:rFonts w:ascii="Arial Nova Cond Light" w:eastAsia="Calibri" w:hAnsi="Arial Nova Cond Light" w:cs="Times New Roman"/>
+              <w:jc w:val="center"/>
+              <w:rPr>
+                <w:rFonts w:ascii="Arial Nova Cond" w:eastAsia="Calibri" w:hAnsi="Arial Nova Cond" w:cs="Times New Roman"/>
+                <w:b/>
+                <w:bCs/>
                 <w:sz w:val="20"/>
                 <w:szCs w:val="20"/>
                 <w:lang w:val="es-ES_tradnl"/>
               </w:rPr>
             </w:pPr>
-            <w:r>
-              <w:rPr>
-                <w:rFonts w:ascii="Arial Nova Cond" w:hAnsi="Arial Nova Cond" w:cs="Arial"/>
-                <w:color w:val="000000"/>
-                <w:kern w:val="0"/>
-                <w:sz w:val="20"/>
-                <w:szCs w:val="20"/>
-              </w:rPr>
-              <w:t>{{competencias0}}</w:t>
-            </w:r>
-          </w:p>
-        </w:tc>
-        <w:tc>
-          <w:tcPr>
-            <w:tcW w:w="1559" w:type="dxa"/>
+          </w:p>
+        </w:tc>
+        <w:tc>
+          <w:tcPr>
+            <w:tcW w:w="1095" w:type="dxa"/>
             <w:vAlign w:val="center"/>
           </w:tcPr>
           <w:p>
@@ -12142,7 +12568,9 @@
               <w:ind w:left="0"/>
               <w:jc w:val="center"/>
               <w:rPr>
-                <w:rFonts w:ascii="Arial Nova Cond Light" w:eastAsia="Calibri" w:hAnsi="Arial Nova Cond Light" w:cs="Times New Roman"/>
+                <w:rFonts w:ascii="Arial Nova Cond" w:eastAsia="Calibri" w:hAnsi="Arial Nova Cond" w:cs="Times New Roman"/>
+                <w:b/>
+                <w:bCs/>
                 <w:sz w:val="20"/>
                 <w:szCs w:val="20"/>
                 <w:lang w:val="es-ES_tradnl"/>
@@ -12150,26 +12578,46 @@
             </w:pPr>
             <w:r>
               <w:rPr>
-                <w:rFonts w:ascii="Arial Nova Cond" w:hAnsi="Arial Nova Cond" w:cs="Arial"/>
-                <w:color w:val="000000"/>
-                <w:kern w:val="0"/>
-                <w:sz w:val="20"/>
-                <w:szCs w:val="20"/>
-              </w:rPr>
-              <w:t>{{producto0}}</w:t>
-            </w:r>
-          </w:p>
-        </w:tc>
-      </w:tr>
-      <w:tr>
-        <w:trPr>
-          <w:trHeight w:val="737"/>
-          <w:jc w:val="center"/>
-        </w:trPr>
-        <w:tc>
-          <w:tcPr>
-            <w:tcW w:w="836" w:type="dxa"/>
-            <w:vMerge/>
+                <w:rFonts w:ascii="Arial Nova Cond" w:eastAsia="Calibri" w:hAnsi="Arial Nova Cond" w:cs="Times New Roman"/>
+                <w:b/>
+                <w:bCs/>
+                <w:sz w:val="20"/>
+                <w:szCs w:val="20"/>
+                <w:lang w:val="es-ES_tradnl"/>
+              </w:rPr>
+              <w:t>U 1</w:t>
+            </w:r>
+          </w:p>
+        </w:tc>
+        <w:tc>
+          <w:tcPr>
+            <w:tcW w:w="1726" w:type="dxa"/>
+            <w:vAlign w:val="center"/>
+          </w:tcPr>
+          <w:p>
+            <w:pPr>
+              <w:pStyle w:val="NormalWeb"/>
+              <w:jc w:val="both"/>
+              <w:rPr>
+                <w:rFonts w:ascii="Arial Nova Cond" w:hAnsi="Arial Nova Cond"/>
+                <w:sz w:val="20"/>
+                <w:szCs w:val="20"/>
+              </w:rPr>
+            </w:pPr>
+            <w:r>
+              <w:rPr>
+                <w:rFonts w:ascii="Arial Nova Cond" w:eastAsia="Calibri" w:hAnsi="Arial Nova Cond"/>
+                <w:sz w:val="20"/>
+                <w:szCs w:val="20"/>
+                <w:lang w:val="es-ES_tradnl"/>
+              </w:rPr>
+              <w:t>{{problemapotencialidad1}}</w:t>
+            </w:r>
+          </w:p>
+        </w:tc>
+        <w:tc>
+          <w:tcPr>
+            <w:tcW w:w="6169" w:type="dxa"/>
             <w:vAlign w:val="center"/>
           </w:tcPr>
           <w:p>
@@ -12182,21 +12630,128 @@
               </w:tabs>
               <w:spacing w:line="276" w:lineRule="auto"/>
               <w:ind w:left="0"/>
-              <w:jc w:val="center"/>
-              <w:rPr>
-                <w:rFonts w:ascii="Arial Nova Cond Light" w:eastAsia="Calibri" w:hAnsi="Arial Nova Cond Light" w:cs="Times New Roman"/>
-                <w:b/>
-                <w:bCs/>
+              <w:jc w:val="both"/>
+              <w:rPr>
+                <w:rFonts w:ascii="Arial Nova Cond" w:eastAsia="Calibri" w:hAnsi="Arial Nova Cond" w:cs="Times New Roman"/>
                 <w:sz w:val="20"/>
                 <w:szCs w:val="20"/>
                 <w:lang w:val="es-ES_tradnl"/>
               </w:rPr>
             </w:pPr>
-          </w:p>
-        </w:tc>
-        <w:tc>
-          <w:tcPr>
-            <w:tcW w:w="992" w:type="dxa"/>
+            <w:r>
+              <w:rPr>
+                <w:rFonts w:ascii="Arial Nova Cond" w:eastAsia="Calibri" w:hAnsi="Arial Nova Cond" w:cs="Times New Roman"/>
+                <w:sz w:val="20"/>
+                <w:szCs w:val="20"/>
+                <w:lang w:val="es-ES_tradnl"/>
+              </w:rPr>
+              <w:t>{{situacionsignificativa1}}</w:t>
+            </w:r>
+          </w:p>
+        </w:tc>
+        <w:tc>
+          <w:tcPr>
+            <w:tcW w:w="2015" w:type="dxa"/>
+            <w:vAlign w:val="center"/>
+          </w:tcPr>
+          <w:p>
+            <w:pPr>
+              <w:autoSpaceDE w:val="0"/>
+              <w:autoSpaceDN w:val="0"/>
+              <w:adjustRightInd w:val="0"/>
+              <w:jc w:val="center"/>
+              <w:rPr>
+                <w:rFonts w:ascii="Arial Nova Cond" w:hAnsi="Arial Nova Cond" w:cs="Arial"/>
+                <w:color w:val="000000" w:themeColor="text1"/>
+                <w:kern w:val="0"/>
+                <w:sz w:val="20"/>
+                <w:szCs w:val="20"/>
+              </w:rPr>
+            </w:pPr>
+            <w:r>
+              <w:rPr>
+                <w:rFonts w:ascii="Arial Nova Cond" w:hAnsi="Arial Nova Cond" w:cs="Arial"/>
+                <w:color w:val="000000"/>
+                <w:kern w:val="0"/>
+                <w:sz w:val="20"/>
+                <w:szCs w:val="20"/>
+              </w:rPr>
+              <w:t>{{titulosituacionsignificativa1}}</w:t>
+            </w:r>
+          </w:p>
+        </w:tc>
+        <w:tc>
+          <w:tcPr>
+            <w:tcW w:w="1634" w:type="dxa"/>
+            <w:vAlign w:val="center"/>
+          </w:tcPr>
+          <w:p>
+            <w:pPr>
+              <w:autoSpaceDE w:val="0"/>
+              <w:autoSpaceDN w:val="0"/>
+              <w:adjustRightInd w:val="0"/>
+              <w:jc w:val="both"/>
+              <w:rPr>
+                <w:rFonts w:ascii="Arial Nova Cond" w:hAnsi="Arial Nova Cond" w:cs="Arial"/>
+                <w:color w:val="000000"/>
+                <w:kern w:val="0"/>
+                <w:sz w:val="20"/>
+                <w:szCs w:val="20"/>
+              </w:rPr>
+            </w:pPr>
+            <w:r>
+              <w:rPr>
+                <w:rFonts w:ascii="Arial Nova Cond" w:hAnsi="Arial Nova Cond" w:cs="Arial"/>
+                <w:color w:val="000000"/>
+                <w:kern w:val="0"/>
+                <w:sz w:val="20"/>
+                <w:szCs w:val="20"/>
+              </w:rPr>
+              <w:t>{{competencias1}}</w:t>
+            </w:r>
+          </w:p>
+        </w:tc>
+        <w:tc>
+          <w:tcPr>
+            <w:tcW w:w="1337" w:type="dxa"/>
+            <w:vAlign w:val="center"/>
+          </w:tcPr>
+          <w:p>
+            <w:pPr>
+              <w:autoSpaceDE w:val="0"/>
+              <w:autoSpaceDN w:val="0"/>
+              <w:adjustRightInd w:val="0"/>
+              <w:jc w:val="center"/>
+              <w:rPr>
+                <w:rFonts w:ascii="Arial Nova Cond" w:hAnsi="Arial Nova Cond" w:cs="Arial"/>
+                <w:color w:val="000000"/>
+                <w:kern w:val="0"/>
+                <w:sz w:val="20"/>
+                <w:szCs w:val="20"/>
+              </w:rPr>
+            </w:pPr>
+            <w:r>
+              <w:rPr>
+                <w:rFonts w:ascii="Arial Nova Cond" w:hAnsi="Arial Nova Cond" w:cs="Arial"/>
+                <w:color w:val="000000"/>
+                <w:kern w:val="0"/>
+                <w:sz w:val="20"/>
+                <w:szCs w:val="20"/>
+              </w:rPr>
+              <w:t>{{producto1}}</w:t>
+            </w:r>
+          </w:p>
+        </w:tc>
+      </w:tr>
+      <w:tr>
+        <w:trPr>
+          <w:trHeight w:val="756"/>
+          <w:jc w:val="center"/>
+        </w:trPr>
+        <w:tc>
+          <w:tcPr>
+            <w:tcW w:w="875" w:type="dxa"/>
+            <w:vMerge/>
             <w:vAlign w:val="center"/>
           </w:tcPr>
           <w:p>
@@ -12219,22 +12774,11 @@
                 <w:lang w:val="es-ES_tradnl"/>
               </w:rPr>
             </w:pPr>
-            <w:r>
-              <w:rPr>
-                <w:rFonts w:ascii="Arial Nova Cond" w:eastAsia="Calibri" w:hAnsi="Arial Nova Cond" w:cs="Times New Roman"/>
-                <w:b/>
-                <w:bCs/>
-                <w:sz w:val="20"/>
-                <w:szCs w:val="20"/>
-                <w:lang w:val="es-ES_tradnl"/>
-              </w:rPr>
-              <w:t>U 1</w:t>
-            </w:r>
-          </w:p>
-        </w:tc>
-        <w:tc>
-          <w:tcPr>
-            <w:tcW w:w="1276" w:type="dxa"/>
+          </w:p>
+        </w:tc>
+        <w:tc>
+          <w:tcPr>
+            <w:tcW w:w="1095" w:type="dxa"/>
             <w:vAlign w:val="center"/>
           </w:tcPr>
           <w:p>
@@ -12249,7 +12793,7 @@
               <w:ind w:left="0"/>
               <w:jc w:val="center"/>
               <w:rPr>
-                <w:rFonts w:ascii="Arial Nova Cond Light" w:eastAsia="Calibri" w:hAnsi="Arial Nova Cond Light" w:cs="Times New Roman"/>
+                <w:rFonts w:ascii="Arial Nova Cond" w:eastAsia="Calibri" w:hAnsi="Arial Nova Cond" w:cs="Times New Roman"/>
                 <w:b/>
                 <w:bCs/>
                 <w:sz w:val="20"/>
@@ -12259,44 +12803,46 @@
             </w:pPr>
             <w:r>
               <w:rPr>
+                <w:rFonts w:ascii="Arial Nova Cond" w:eastAsia="Calibri" w:hAnsi="Arial Nova Cond" w:cs="Times New Roman"/>
+                <w:b/>
+                <w:bCs/>
+                <w:sz w:val="20"/>
+                <w:szCs w:val="20"/>
+                <w:lang w:val="es-ES_tradnl"/>
+              </w:rPr>
+              <w:t>U 2</w:t>
+            </w:r>
+          </w:p>
+        </w:tc>
+        <w:tc>
+          <w:tcPr>
+            <w:tcW w:w="1726" w:type="dxa"/>
+            <w:vAlign w:val="center"/>
+          </w:tcPr>
+          <w:p>
+            <w:pPr>
+              <w:pStyle w:val="NormalWeb"/>
+              <w:jc w:val="both"/>
+              <w:rPr>
                 <w:rFonts w:ascii="Arial Nova Cond" w:eastAsia="Calibri" w:hAnsi="Arial Nova Cond"/>
                 <w:sz w:val="20"/>
                 <w:szCs w:val="20"/>
+              </w:rPr>
+            </w:pPr>
+            <w:r>
+              <w:rPr>
+                <w:rFonts w:ascii="Arial Nova Cond" w:eastAsia="Calibri" w:hAnsi="Arial Nova Cond"/>
+                <w:sz w:val="20"/>
+                <w:szCs w:val="20"/>
                 <w:lang w:val="es-ES_tradnl"/>
               </w:rPr>
-              <w:t>{{problemapotencialidad1}}</w:t>
-            </w:r>
-          </w:p>
-        </w:tc>
-        <w:tc>
-          <w:tcPr>
-            <w:tcW w:w="6520" w:type="dxa"/>
-            <w:vAlign w:val="center"/>
-          </w:tcPr>
-          <w:p>
-            <w:pPr>
-              <w:spacing w:after="160"/>
-              <w:jc w:val="both"/>
-              <w:rPr>
-                <w:rFonts w:ascii="Arial Nova Cond Light" w:eastAsia="Times New Roman" w:hAnsi="Arial Nova Cond Light" w:cs="Times New Roman"/>
-                <w:sz w:val="20"/>
-                <w:szCs w:val="20"/>
-              </w:rPr>
-            </w:pPr>
-            <w:r>
-              <w:rPr>
-                <w:rFonts w:ascii="Arial Nova Cond" w:eastAsia="Calibri" w:hAnsi="Arial Nova Cond" w:cs="Times New Roman"/>
-                <w:sz w:val="20"/>
-                <w:szCs w:val="20"/>
-                <w:lang w:val="es-ES_tradnl"/>
-              </w:rPr>
-              <w:t>{{situacionsignificativa1}}</w:t>
-            </w:r>
-          </w:p>
-        </w:tc>
-        <w:tc>
-          <w:tcPr>
-            <w:tcW w:w="1701" w:type="dxa"/>
+              <w:t>{{problemapotencialidad2}}</w:t>
+            </w:r>
+          </w:p>
+        </w:tc>
+        <w:tc>
+          <w:tcPr>
+            <w:tcW w:w="6169" w:type="dxa"/>
             <w:vAlign w:val="center"/>
           </w:tcPr>
           <w:p>
@@ -12309,15 +12855,36 @@
               </w:tabs>
               <w:spacing w:line="276" w:lineRule="auto"/>
               <w:ind w:left="0"/>
-              <w:jc w:val="center"/>
-              <w:rPr>
-                <w:rFonts w:ascii="Arial Nova Cond Light" w:eastAsia="Calibri" w:hAnsi="Arial Nova Cond Light" w:cs="Times New Roman"/>
+              <w:jc w:val="both"/>
+              <w:rPr>
+                <w:rFonts w:ascii="Arial Nova Cond" w:eastAsia="Calibri" w:hAnsi="Arial Nova Cond" w:cs="Times New Roman"/>
                 <w:sz w:val="20"/>
                 <w:szCs w:val="20"/>
                 <w:lang w:val="es-ES_tradnl"/>
               </w:rPr>
             </w:pPr>
             <w:r>
+              <w:rPr>
+                <w:rFonts w:ascii="Arial Nova Cond" w:eastAsia="Calibri" w:hAnsi="Arial Nova Cond" w:cs="Times New Roman"/>
+                <w:sz w:val="20"/>
+                <w:szCs w:val="20"/>
+                <w:lang w:val="es-ES_tradnl"/>
+              </w:rPr>
+              <w:t>{{situacionsignificativa2}}</w:t>
+            </w:r>
+          </w:p>
+        </w:tc>
+        <w:tc>
+          <w:tcPr>
+            <w:tcW w:w="2015" w:type="dxa"/>
+            <w:vAlign w:val="center"/>
+          </w:tcPr>
+          <w:p>
+            <w:pPr>
+              <w:autoSpaceDE w:val="0"/>
+              <w:autoSpaceDN w:val="0"/>
+              <w:adjustRightInd w:val="0"/>
+              <w:jc w:val="center"/>
               <w:rPr>
                 <w:rFonts w:ascii="Arial Nova Cond" w:hAnsi="Arial Nova Cond" w:cs="Arial"/>
                 <w:color w:val="000000"/>
@@ -12325,13 +12892,91 @@
                 <w:sz w:val="20"/>
                 <w:szCs w:val="20"/>
               </w:rPr>
-              <w:t>{{titulosituacionsignificativa1}}</w:t>
-            </w:r>
-          </w:p>
-        </w:tc>
-        <w:tc>
-          <w:tcPr>
-            <w:tcW w:w="1984" w:type="dxa"/>
+            </w:pPr>
+            <w:r>
+              <w:rPr>
+                <w:rFonts w:ascii="Arial Nova Cond" w:hAnsi="Arial Nova Cond" w:cs="Arial"/>
+                <w:color w:val="000000"/>
+                <w:kern w:val="0"/>
+                <w:sz w:val="20"/>
+                <w:szCs w:val="20"/>
+              </w:rPr>
+              <w:t>{{titulosituacionsignificativa2}}</w:t>
+            </w:r>
+          </w:p>
+        </w:tc>
+        <w:tc>
+          <w:tcPr>
+            <w:tcW w:w="1634" w:type="dxa"/>
+            <w:vAlign w:val="center"/>
+          </w:tcPr>
+          <w:p>
+            <w:pPr>
+              <w:autoSpaceDE w:val="0"/>
+              <w:autoSpaceDN w:val="0"/>
+              <w:adjustRightInd w:val="0"/>
+              <w:jc w:val="both"/>
+              <w:rPr>
+                <w:rFonts w:ascii="Arial Nova Cond" w:hAnsi="Arial Nova Cond" w:cs="Arial"/>
+                <w:color w:val="000000"/>
+                <w:kern w:val="0"/>
+                <w:sz w:val="20"/>
+                <w:szCs w:val="20"/>
+              </w:rPr>
+            </w:pPr>
+            <w:r>
+              <w:rPr>
+                <w:rFonts w:ascii="Arial Nova Cond" w:hAnsi="Arial Nova Cond" w:cs="Arial"/>
+                <w:color w:val="000000"/>
+                <w:kern w:val="0"/>
+                <w:sz w:val="20"/>
+                <w:szCs w:val="20"/>
+              </w:rPr>
+              <w:t>{{competencias2}}</w:t>
+            </w:r>
+          </w:p>
+        </w:tc>
+        <w:tc>
+          <w:tcPr>
+            <w:tcW w:w="1337" w:type="dxa"/>
+            <w:vAlign w:val="center"/>
+          </w:tcPr>
+          <w:p>
+            <w:pPr>
+              <w:autoSpaceDE w:val="0"/>
+              <w:autoSpaceDN w:val="0"/>
+              <w:adjustRightInd w:val="0"/>
+              <w:jc w:val="center"/>
+              <w:rPr>
+                <w:rFonts w:ascii="Arial Nova Cond" w:hAnsi="Arial Nova Cond" w:cs="Arial"/>
+                <w:color w:val="000000"/>
+                <w:kern w:val="0"/>
+                <w:sz w:val="20"/>
+                <w:szCs w:val="20"/>
+              </w:rPr>
+            </w:pPr>
+            <w:r>
+              <w:rPr>
+                <w:rFonts w:ascii="Arial Nova Cond" w:hAnsi="Arial Nova Cond" w:cs="Arial"/>
+                <w:color w:val="000000"/>
+                <w:kern w:val="0"/>
+                <w:sz w:val="20"/>
+                <w:szCs w:val="20"/>
+              </w:rPr>
+              <w:t>{{producto2}}</w:t>
+            </w:r>
+          </w:p>
+        </w:tc>
+      </w:tr>
+      <w:tr>
+        <w:trPr>
+          <w:trHeight w:val="756"/>
+          <w:jc w:val="center"/>
+        </w:trPr>
+        <w:tc>
+          <w:tcPr>
+            <w:tcW w:w="875" w:type="dxa"/>
+            <w:vMerge w:val="restart"/>
             <w:vAlign w:val="center"/>
           </w:tcPr>
           <w:p>
@@ -12343,29 +12988,33 @@
                 <w:tab w:val="left" w:pos="284"/>
               </w:tabs>
               <w:spacing w:line="276" w:lineRule="auto"/>
-              <w:ind w:left="319" w:hanging="259"/>
-              <w:jc w:val="both"/>
-              <w:rPr>
-                <w:rFonts w:ascii="Arial Nova Cond Light" w:hAnsi="Arial Nova Cond Light"/>
-                <w:sz w:val="20"/>
-                <w:szCs w:val="20"/>
-              </w:rPr>
-            </w:pPr>
-            <w:r>
-              <w:rPr>
-                <w:rFonts w:ascii="Arial Nova Cond" w:hAnsi="Arial Nova Cond" w:cs="Arial"/>
-                <w:color w:val="000000"/>
-                <w:kern w:val="0"/>
-                <w:sz w:val="20"/>
-                <w:szCs w:val="20"/>
-              </w:rPr>
-              <w:t>{{competencias1}}</w:t>
-            </w:r>
-          </w:p>
-        </w:tc>
-        <w:tc>
-          <w:tcPr>
-            <w:tcW w:w="1559" w:type="dxa"/>
+              <w:ind w:left="0"/>
+              <w:jc w:val="center"/>
+              <w:rPr>
+                <w:rFonts w:ascii="Arial Nova Cond" w:eastAsia="Calibri" w:hAnsi="Arial Nova Cond" w:cs="Times New Roman"/>
+                <w:b/>
+                <w:bCs/>
+                <w:sz w:val="20"/>
+                <w:szCs w:val="20"/>
+                <w:lang w:val="es-ES_tradnl"/>
+              </w:rPr>
+            </w:pPr>
+            <w:r>
+              <w:rPr>
+                <w:rFonts w:ascii="Arial Nova Cond" w:eastAsia="Calibri" w:hAnsi="Arial Nova Cond" w:cs="Times New Roman"/>
+                <w:b/>
+                <w:bCs/>
+                <w:sz w:val="20"/>
+                <w:szCs w:val="20"/>
+                <w:lang w:val="es-ES_tradnl"/>
+              </w:rPr>
+              <w:t>II</w:t>
+            </w:r>
+          </w:p>
+        </w:tc>
+        <w:tc>
+          <w:tcPr>
+            <w:tcW w:w="1095" w:type="dxa"/>
             <w:vAlign w:val="center"/>
           </w:tcPr>
           <w:p>
@@ -12380,33 +13029,56 @@
               <w:ind w:left="0"/>
               <w:jc w:val="center"/>
               <w:rPr>
-                <w:rFonts w:ascii="Arial Nova Cond Light" w:hAnsi="Arial Nova Cond Light"/>
-                <w:sz w:val="20"/>
-                <w:szCs w:val="20"/>
-              </w:rPr>
-            </w:pPr>
-            <w:r>
-              <w:rPr>
-                <w:rFonts w:ascii="Arial Nova Cond" w:hAnsi="Arial Nova Cond" w:cs="Arial"/>
-                <w:color w:val="000000"/>
-                <w:kern w:val="0"/>
-                <w:sz w:val="20"/>
-                <w:szCs w:val="20"/>
-              </w:rPr>
-              <w:t>{{producto1}}</w:t>
-            </w:r>
-          </w:p>
-        </w:tc>
-      </w:tr>
-      <w:tr>
-        <w:trPr>
-          <w:trHeight w:val="737"/>
-          <w:jc w:val="center"/>
-        </w:trPr>
-        <w:tc>
-          <w:tcPr>
-            <w:tcW w:w="836" w:type="dxa"/>
-            <w:vMerge/>
+                <w:rFonts w:ascii="Arial Nova Cond" w:eastAsia="Calibri" w:hAnsi="Arial Nova Cond" w:cs="Times New Roman"/>
+                <w:b/>
+                <w:bCs/>
+                <w:sz w:val="20"/>
+                <w:szCs w:val="20"/>
+                <w:lang w:val="es-ES_tradnl"/>
+              </w:rPr>
+            </w:pPr>
+            <w:r>
+              <w:rPr>
+                <w:rFonts w:ascii="Arial Nova Cond" w:eastAsia="Calibri" w:hAnsi="Arial Nova Cond" w:cs="Times New Roman"/>
+                <w:b/>
+                <w:bCs/>
+                <w:sz w:val="20"/>
+                <w:szCs w:val="20"/>
+                <w:lang w:val="es-ES_tradnl"/>
+              </w:rPr>
+              <w:t>U 3</w:t>
+            </w:r>
+          </w:p>
+        </w:tc>
+        <w:tc>
+          <w:tcPr>
+            <w:tcW w:w="1726" w:type="dxa"/>
+            <w:vAlign w:val="center"/>
+          </w:tcPr>
+          <w:p>
+            <w:pPr>
+              <w:pStyle w:val="Sinespaciado"/>
+              <w:jc w:val="both"/>
+              <w:rPr>
+                <w:rFonts w:ascii="Arial Nova Cond" w:eastAsia="Times New Roman" w:hAnsi="Arial Nova Cond" w:cs="Times New Roman"/>
+                <w:sz w:val="20"/>
+                <w:szCs w:val="20"/>
+              </w:rPr>
+            </w:pPr>
+            <w:r>
+              <w:rPr>
+                <w:rFonts w:ascii="Arial Nova Cond" w:eastAsia="Calibri" w:hAnsi="Arial Nova Cond" w:cs="Times New Roman"/>
+                <w:sz w:val="20"/>
+                <w:szCs w:val="20"/>
+                <w:lang w:val="es-ES_tradnl"/>
+              </w:rPr>
+              <w:t>{{problemapotencialidad3}}</w:t>
+            </w:r>
+          </w:p>
+        </w:tc>
+        <w:tc>
+          <w:tcPr>
+            <w:tcW w:w="6169" w:type="dxa"/>
             <w:vAlign w:val="center"/>
           </w:tcPr>
           <w:p>
@@ -12419,21 +13091,129 @@
               </w:tabs>
               <w:spacing w:line="276" w:lineRule="auto"/>
               <w:ind w:left="0"/>
-              <w:jc w:val="center"/>
-              <w:rPr>
-                <w:rFonts w:ascii="Arial Nova Cond Light" w:eastAsia="Calibri" w:hAnsi="Arial Nova Cond Light" w:cs="Times New Roman"/>
-                <w:b/>
-                <w:bCs/>
+              <w:jc w:val="both"/>
+              <w:rPr>
+                <w:rFonts w:ascii="Arial Nova Cond" w:eastAsia="Calibri" w:hAnsi="Arial Nova Cond" w:cs="Times New Roman"/>
+                <w:color w:val="000000" w:themeColor="text1"/>
                 <w:sz w:val="20"/>
                 <w:szCs w:val="20"/>
                 <w:lang w:val="es-ES_tradnl"/>
               </w:rPr>
             </w:pPr>
-          </w:p>
-        </w:tc>
-        <w:tc>
-          <w:tcPr>
-            <w:tcW w:w="992" w:type="dxa"/>
+            <w:r>
+              <w:rPr>
+                <w:rFonts w:ascii="Arial Nova Cond" w:eastAsia="Calibri" w:hAnsi="Arial Nova Cond" w:cs="Times New Roman"/>
+                <w:sz w:val="20"/>
+                <w:szCs w:val="20"/>
+                <w:lang w:val="es-ES_tradnl"/>
+              </w:rPr>
+              <w:t>{{situacionsignificativa3}}</w:t>
+            </w:r>
+          </w:p>
+        </w:tc>
+        <w:tc>
+          <w:tcPr>
+            <w:tcW w:w="2015" w:type="dxa"/>
+            <w:vAlign w:val="center"/>
+          </w:tcPr>
+          <w:p>
+            <w:pPr>
+              <w:autoSpaceDE w:val="0"/>
+              <w:autoSpaceDN w:val="0"/>
+              <w:adjustRightInd w:val="0"/>
+              <w:jc w:val="center"/>
+              <w:rPr>
+                <w:rFonts w:ascii="Arial Nova Cond" w:hAnsi="Arial Nova Cond" w:cs="Arial"/>
+                <w:color w:val="215E99" w:themeColor="text2" w:themeTint="BF"/>
+                <w:kern w:val="0"/>
+                <w:sz w:val="20"/>
+                <w:szCs w:val="20"/>
+              </w:rPr>
+            </w:pPr>
+            <w:r>
+              <w:rPr>
+                <w:rFonts w:ascii="Arial Nova Cond" w:hAnsi="Arial Nova Cond" w:cs="Arial"/>
+                <w:color w:val="000000"/>
+                <w:kern w:val="0"/>
+                <w:sz w:val="20"/>
+                <w:szCs w:val="20"/>
+              </w:rPr>
+              <w:t>{{titulosituacionsignificativa3}}</w:t>
+            </w:r>
+          </w:p>
+        </w:tc>
+        <w:tc>
+          <w:tcPr>
+            <w:tcW w:w="1634" w:type="dxa"/>
+            <w:vAlign w:val="center"/>
+          </w:tcPr>
+          <w:p>
+            <w:pPr>
+              <w:autoSpaceDE w:val="0"/>
+              <w:autoSpaceDN w:val="0"/>
+              <w:adjustRightInd w:val="0"/>
+              <w:jc w:val="both"/>
+              <w:rPr>
+                <w:rFonts w:ascii="Arial Nova Cond" w:hAnsi="Arial Nova Cond" w:cs="Arial"/>
+                <w:color w:val="000000"/>
+                <w:kern w:val="0"/>
+                <w:sz w:val="20"/>
+                <w:szCs w:val="20"/>
+              </w:rPr>
+            </w:pPr>
+            <w:r>
+              <w:rPr>
+                <w:rFonts w:ascii="Arial Nova Cond" w:hAnsi="Arial Nova Cond" w:cs="Arial"/>
+                <w:color w:val="000000"/>
+                <w:kern w:val="0"/>
+                <w:sz w:val="20"/>
+                <w:szCs w:val="20"/>
+              </w:rPr>
+              <w:t>{{competencias3}}</w:t>
+            </w:r>
+          </w:p>
+        </w:tc>
+        <w:tc>
+          <w:tcPr>
+            <w:tcW w:w="1337" w:type="dxa"/>
+            <w:vAlign w:val="center"/>
+          </w:tcPr>
+          <w:p>
+            <w:pPr>
+              <w:autoSpaceDE w:val="0"/>
+              <w:autoSpaceDN w:val="0"/>
+              <w:adjustRightInd w:val="0"/>
+              <w:jc w:val="center"/>
+              <w:rPr>
+                <w:rFonts w:ascii="Arial Nova Cond" w:hAnsi="Arial Nova Cond" w:cs="Arial"/>
+                <w:color w:val="000000"/>
+                <w:kern w:val="0"/>
+                <w:sz w:val="20"/>
+                <w:szCs w:val="20"/>
+              </w:rPr>
+            </w:pPr>
+            <w:r>
+              <w:rPr>
+                <w:rFonts w:ascii="Arial Nova Cond" w:hAnsi="Arial Nova Cond" w:cs="Arial"/>
+                <w:color w:val="000000"/>
+                <w:kern w:val="0"/>
+                <w:sz w:val="20"/>
+                <w:szCs w:val="20"/>
+              </w:rPr>
+              <w:t>{{producto3}}</w:t>
+            </w:r>
+          </w:p>
+        </w:tc>
+      </w:tr>
+      <w:tr>
+        <w:trPr>
+          <w:trHeight w:val="756"/>
+          <w:jc w:val="center"/>
+        </w:trPr>
+        <w:tc>
+          <w:tcPr>
+            <w:tcW w:w="875" w:type="dxa"/>
+            <w:vMerge/>
             <w:vAlign w:val="center"/>
           </w:tcPr>
           <w:p>
@@ -12456,22 +13236,11 @@
                 <w:lang w:val="es-ES_tradnl"/>
               </w:rPr>
             </w:pPr>
-            <w:r>
-              <w:rPr>
-                <w:rFonts w:ascii="Arial Nova Cond" w:eastAsia="Calibri" w:hAnsi="Arial Nova Cond" w:cs="Times New Roman"/>
-                <w:b/>
-                <w:bCs/>
-                <w:sz w:val="20"/>
-                <w:szCs w:val="20"/>
-                <w:lang w:val="es-ES_tradnl"/>
-              </w:rPr>
-              <w:t>U 2</w:t>
-            </w:r>
-          </w:p>
-        </w:tc>
-        <w:tc>
-          <w:tcPr>
-            <w:tcW w:w="1276" w:type="dxa"/>
+          </w:p>
+        </w:tc>
+        <w:tc>
+          <w:tcPr>
+            <w:tcW w:w="1095" w:type="dxa"/>
             <w:vAlign w:val="center"/>
           </w:tcPr>
           <w:p>
@@ -12486,7 +13255,7 @@
               <w:ind w:left="0"/>
               <w:jc w:val="center"/>
               <w:rPr>
-                <w:rFonts w:ascii="Arial Nova Cond Light" w:eastAsia="Calibri" w:hAnsi="Arial Nova Cond Light" w:cs="Times New Roman"/>
+                <w:rFonts w:ascii="Arial Nova Cond" w:eastAsia="Calibri" w:hAnsi="Arial Nova Cond" w:cs="Times New Roman"/>
                 <w:b/>
                 <w:bCs/>
                 <w:sz w:val="20"/>
@@ -12496,97 +13265,46 @@
             </w:pPr>
             <w:r>
               <w:rPr>
-                <w:rFonts w:ascii="Arial Nova Cond" w:eastAsia="Calibri" w:hAnsi="Arial Nova Cond"/>
+                <w:rFonts w:ascii="Arial Nova Cond" w:eastAsia="Calibri" w:hAnsi="Arial Nova Cond" w:cs="Times New Roman"/>
+                <w:b/>
+                <w:bCs/>
                 <w:sz w:val="20"/>
                 <w:szCs w:val="20"/>
                 <w:lang w:val="es-ES_tradnl"/>
               </w:rPr>
-              <w:t>{{problemapotencialidad2}}</w:t>
-            </w:r>
-          </w:p>
-        </w:tc>
-        <w:tc>
-          <w:tcPr>
-            <w:tcW w:w="6520" w:type="dxa"/>
-            <w:vAlign w:val="center"/>
-          </w:tcPr>
-          <w:p>
-            <w:pPr>
-              <w:pStyle w:val="NormalWeb"/>
+              <w:t>U 4</w:t>
+            </w:r>
+          </w:p>
+        </w:tc>
+        <w:tc>
+          <w:tcPr>
+            <w:tcW w:w="1726" w:type="dxa"/>
+            <w:vAlign w:val="center"/>
+          </w:tcPr>
+          <w:p>
+            <w:pPr>
+              <w:pStyle w:val="Sinespaciado"/>
               <w:jc w:val="both"/>
               <w:rPr>
-                <w:rFonts w:ascii="Arial Nova Cond Light" w:hAnsi="Arial Nova Cond Light"/>
-                <w:sz w:val="20"/>
-                <w:szCs w:val="20"/>
-              </w:rPr>
-            </w:pPr>
-            <w:r>
-              <w:rPr>
-                <w:rFonts w:ascii="Arial Nova Cond" w:eastAsia="Calibri" w:hAnsi="Arial Nova Cond"/>
+                <w:rFonts w:ascii="Arial Nova Cond" w:hAnsi="Arial Nova Cond"/>
+                <w:sz w:val="20"/>
+                <w:szCs w:val="20"/>
+              </w:rPr>
+            </w:pPr>
+            <w:r>
+              <w:rPr>
+                <w:rFonts w:ascii="Arial Nova Cond" w:eastAsia="Calibri" w:hAnsi="Arial Nova Cond" w:cs="Times New Roman"/>
                 <w:sz w:val="20"/>
                 <w:szCs w:val="20"/>
                 <w:lang w:val="es-ES_tradnl"/>
               </w:rPr>
-              <w:t>{{situacionsignificativa2}}</w:t>
-            </w:r>
-          </w:p>
-        </w:tc>
-        <w:tc>
-          <w:tcPr>
-            <w:tcW w:w="1701" w:type="dxa"/>
-            <w:vAlign w:val="center"/>
-          </w:tcPr>
-          <w:p>
-            <w:pPr>
-              <w:jc w:val="center"/>
-              <w:rPr>
-                <w:rFonts w:ascii="Arial Nova Cond Light" w:hAnsi="Arial Nova Cond Light" w:cs="ADLaM Display"/>
-                <w:sz w:val="20"/>
-                <w:szCs w:val="20"/>
-              </w:rPr>
-            </w:pPr>
-            <w:r>
-              <w:rPr>
-                <w:rFonts w:ascii="Arial Nova Cond" w:hAnsi="Arial Nova Cond" w:cs="Arial"/>
-                <w:color w:val="000000"/>
-                <w:kern w:val="0"/>
-                <w:sz w:val="20"/>
-                <w:szCs w:val="20"/>
-              </w:rPr>
-              <w:t>{{titulosituacionsignificativa2}}</w:t>
-            </w:r>
-          </w:p>
-        </w:tc>
-        <w:tc>
-          <w:tcPr>
-            <w:tcW w:w="1984" w:type="dxa"/>
-            <w:vAlign w:val="center"/>
-          </w:tcPr>
-          <w:p>
-            <w:pPr>
-              <w:ind w:left="60" w:right="32"/>
-              <w:jc w:val="both"/>
-              <w:rPr>
-                <w:rFonts w:ascii="Arial Nova Cond Light" w:eastAsia="Calibri" w:hAnsi="Arial Nova Cond Light" w:cs="Arial"/>
-                <w:sz w:val="20"/>
-                <w:szCs w:val="20"/>
-              </w:rPr>
-            </w:pPr>
-            <w:r>
-              <w:rPr>
-                <w:rFonts w:ascii="Arial Nova Cond" w:hAnsi="Arial Nova Cond" w:cs="Arial"/>
-                <w:color w:val="000000"/>
-                <w:kern w:val="0"/>
-                <w:sz w:val="20"/>
-                <w:szCs w:val="20"/>
-              </w:rPr>
-              <w:t>{{competencias2}}</w:t>
-            </w:r>
-          </w:p>
-        </w:tc>
-        <w:tc>
-          <w:tcPr>
-            <w:tcW w:w="1559" w:type="dxa"/>
+              <w:t>{{problemapotencialidad4}}</w:t>
+            </w:r>
+          </w:p>
+        </w:tc>
+        <w:tc>
+          <w:tcPr>
+            <w:tcW w:w="6169" w:type="dxa"/>
             <w:vAlign w:val="center"/>
           </w:tcPr>
           <w:p>
@@ -12599,9 +13317,41 @@
               </w:tabs>
               <w:spacing w:line="276" w:lineRule="auto"/>
               <w:ind w:left="0"/>
-              <w:jc w:val="center"/>
-              <w:rPr>
-                <w:rFonts w:ascii="Arial Nova Cond Light" w:hAnsi="Arial Nova Cond Light"/>
+              <w:jc w:val="both"/>
+              <w:rPr>
+                <w:rFonts w:ascii="Arial Nova Cond" w:eastAsia="Calibri" w:hAnsi="Arial Nova Cond" w:cs="Times New Roman"/>
+                <w:color w:val="000000" w:themeColor="text1"/>
+                <w:sz w:val="20"/>
+                <w:szCs w:val="20"/>
+                <w:lang w:val="es-ES_tradnl"/>
+              </w:rPr>
+            </w:pPr>
+            <w:r>
+              <w:rPr>
+                <w:rFonts w:ascii="Arial Nova Cond" w:eastAsia="Calibri" w:hAnsi="Arial Nova Cond" w:cs="Times New Roman"/>
+                <w:sz w:val="20"/>
+                <w:szCs w:val="20"/>
+                <w:lang w:val="es-ES_tradnl"/>
+              </w:rPr>
+              <w:t>{{situacionsignificativa4}}</w:t>
+            </w:r>
+          </w:p>
+        </w:tc>
+        <w:tc>
+          <w:tcPr>
+            <w:tcW w:w="2015" w:type="dxa"/>
+            <w:vAlign w:val="center"/>
+          </w:tcPr>
+          <w:p>
+            <w:pPr>
+              <w:autoSpaceDE w:val="0"/>
+              <w:autoSpaceDN w:val="0"/>
+              <w:adjustRightInd w:val="0"/>
+              <w:jc w:val="center"/>
+              <w:rPr>
+                <w:rFonts w:ascii="Arial Nova Cond" w:hAnsi="Arial Nova Cond" w:cs="Arial"/>
+                <w:color w:val="000000" w:themeColor="text1"/>
+                <w:kern w:val="0"/>
                 <w:sz w:val="20"/>
                 <w:szCs w:val="20"/>
               </w:rPr>
@@ -12614,19 +13364,81 @@
                 <w:sz w:val="20"/>
                 <w:szCs w:val="20"/>
               </w:rPr>
-              <w:t>{{producto2}}</w:t>
+              <w:t>{{titulosituacionsignificativa4}}</w:t>
+            </w:r>
+          </w:p>
+        </w:tc>
+        <w:tc>
+          <w:tcPr>
+            <w:tcW w:w="1634" w:type="dxa"/>
+            <w:vAlign w:val="center"/>
+          </w:tcPr>
+          <w:p>
+            <w:pPr>
+              <w:autoSpaceDE w:val="0"/>
+              <w:autoSpaceDN w:val="0"/>
+              <w:adjustRightInd w:val="0"/>
+              <w:jc w:val="both"/>
+              <w:rPr>
+                <w:rFonts w:ascii="Arial Nova Cond" w:hAnsi="Arial Nova Cond" w:cs="Arial"/>
+                <w:color w:val="000000"/>
+                <w:kern w:val="0"/>
+                <w:sz w:val="20"/>
+                <w:szCs w:val="20"/>
+              </w:rPr>
+            </w:pPr>
+            <w:r>
+              <w:rPr>
+                <w:rFonts w:ascii="Arial Nova Cond" w:hAnsi="Arial Nova Cond" w:cs="Arial"/>
+                <w:color w:val="000000"/>
+                <w:kern w:val="0"/>
+                <w:sz w:val="20"/>
+                <w:szCs w:val="20"/>
+              </w:rPr>
+              <w:t>{{competencias4}}</w:t>
+            </w:r>
+          </w:p>
+        </w:tc>
+        <w:tc>
+          <w:tcPr>
+            <w:tcW w:w="1337" w:type="dxa"/>
+            <w:vAlign w:val="center"/>
+          </w:tcPr>
+          <w:p>
+            <w:pPr>
+              <w:autoSpaceDE w:val="0"/>
+              <w:autoSpaceDN w:val="0"/>
+              <w:adjustRightInd w:val="0"/>
+              <w:jc w:val="center"/>
+              <w:rPr>
+                <w:rFonts w:ascii="Arial Nova Cond" w:hAnsi="Arial Nova Cond" w:cs="Arial"/>
+                <w:color w:val="000000"/>
+                <w:kern w:val="0"/>
+                <w:sz w:val="20"/>
+                <w:szCs w:val="20"/>
+              </w:rPr>
+            </w:pPr>
+            <w:r>
+              <w:rPr>
+                <w:rFonts w:ascii="Arial Nova Cond" w:hAnsi="Arial Nova Cond" w:cs="Arial"/>
+                <w:color w:val="000000"/>
+                <w:kern w:val="0"/>
+                <w:sz w:val="20"/>
+                <w:szCs w:val="20"/>
+              </w:rPr>
+              <w:t>{{producto4}}</w:t>
             </w:r>
           </w:p>
         </w:tc>
       </w:tr>
       <w:tr>
         <w:trPr>
-          <w:trHeight w:val="737"/>
+          <w:trHeight w:val="756"/>
           <w:jc w:val="center"/>
         </w:trPr>
         <w:tc>
           <w:tcPr>
-            <w:tcW w:w="836" w:type="dxa"/>
+            <w:tcW w:w="875" w:type="dxa"/>
             <w:vMerge w:val="restart"/>
             <w:vAlign w:val="center"/>
           </w:tcPr>
@@ -12642,7 +13454,7 @@
               <w:ind w:left="0"/>
               <w:jc w:val="center"/>
               <w:rPr>
-                <w:rFonts w:ascii="Arial Nova Cond Light" w:eastAsia="Calibri" w:hAnsi="Arial Nova Cond Light" w:cs="Times New Roman"/>
+                <w:rFonts w:ascii="Arial Nova Cond" w:eastAsia="Calibri" w:hAnsi="Arial Nova Cond" w:cs="Times New Roman"/>
                 <w:b/>
                 <w:bCs/>
                 <w:sz w:val="20"/>
@@ -12659,13 +13471,13 @@
                 <w:szCs w:val="20"/>
                 <w:lang w:val="es-ES_tradnl"/>
               </w:rPr>
-              <w:t>II</w:t>
-            </w:r>
-          </w:p>
-        </w:tc>
-        <w:tc>
-          <w:tcPr>
-            <w:tcW w:w="992" w:type="dxa"/>
+              <w:t>III</w:t>
+            </w:r>
+          </w:p>
+        </w:tc>
+        <w:tc>
+          <w:tcPr>
+            <w:tcW w:w="1095" w:type="dxa"/>
             <w:vAlign w:val="center"/>
           </w:tcPr>
           <w:p>
@@ -12697,13 +13509,40 @@
                 <w:szCs w:val="20"/>
                 <w:lang w:val="es-ES_tradnl"/>
               </w:rPr>
-              <w:t>U 3</w:t>
-            </w:r>
-          </w:p>
-        </w:tc>
-        <w:tc>
-          <w:tcPr>
-            <w:tcW w:w="1276" w:type="dxa"/>
+              <w:t>U 5</w:t>
+            </w:r>
+          </w:p>
+        </w:tc>
+        <w:tc>
+          <w:tcPr>
+            <w:tcW w:w="1726" w:type="dxa"/>
+            <w:vAlign w:val="center"/>
+          </w:tcPr>
+          <w:p>
+            <w:pPr>
+              <w:pStyle w:val="Sinespaciado"/>
+              <w:jc w:val="both"/>
+              <w:rPr>
+                <w:rFonts w:ascii="Arial Nova Cond" w:hAnsi="Arial Nova Cond"/>
+                <w:color w:val="000000" w:themeColor="text1"/>
+                <w:sz w:val="20"/>
+                <w:szCs w:val="20"/>
+              </w:rPr>
+            </w:pPr>
+            <w:r>
+              <w:rPr>
+                <w:rFonts w:ascii="Arial Nova Cond" w:eastAsia="Calibri" w:hAnsi="Arial Nova Cond" w:cs="Times New Roman"/>
+                <w:sz w:val="20"/>
+                <w:szCs w:val="20"/>
+                <w:lang w:val="es-ES_tradnl"/>
+              </w:rPr>
+              <w:t>{{problemapotencialidad5}}</w:t>
+            </w:r>
+          </w:p>
+        </w:tc>
+        <w:tc>
+          <w:tcPr>
+            <w:tcW w:w="6169" w:type="dxa"/>
             <w:vAlign w:val="center"/>
           </w:tcPr>
           <w:p>
@@ -12716,11 +13555,10 @@
               </w:tabs>
               <w:spacing w:line="276" w:lineRule="auto"/>
               <w:ind w:left="0"/>
-              <w:jc w:val="center"/>
-              <w:rPr>
-                <w:rFonts w:ascii="Arial Nova Cond Light" w:eastAsia="Calibri" w:hAnsi="Arial Nova Cond Light" w:cs="Times New Roman"/>
-                <w:b/>
-                <w:bCs/>
+              <w:jc w:val="both"/>
+              <w:rPr>
+                <w:rFonts w:ascii="Arial Nova Cond" w:eastAsia="Calibri" w:hAnsi="Arial Nova Cond" w:cs="Times New Roman"/>
+                <w:color w:val="000000" w:themeColor="text1"/>
                 <w:sz w:val="20"/>
                 <w:szCs w:val="20"/>
                 <w:lang w:val="es-ES_tradnl"/>
@@ -12733,46 +13571,25 @@
                 <w:szCs w:val="20"/>
                 <w:lang w:val="es-ES_tradnl"/>
               </w:rPr>
-              <w:t>{{problemapotencialidad3}}</w:t>
-            </w:r>
-          </w:p>
-        </w:tc>
-        <w:tc>
-          <w:tcPr>
-            <w:tcW w:w="6520" w:type="dxa"/>
-            <w:vAlign w:val="center"/>
-          </w:tcPr>
-          <w:p>
-            <w:pPr>
-              <w:spacing w:after="160"/>
-              <w:jc w:val="both"/>
-              <w:rPr>
-                <w:rFonts w:ascii="Arial Nova Cond Light" w:eastAsia="Times New Roman" w:hAnsi="Arial Nova Cond Light" w:cs="Times New Roman"/>
-                <w:sz w:val="20"/>
-                <w:szCs w:val="20"/>
-              </w:rPr>
-            </w:pPr>
-            <w:r>
-              <w:rPr>
-                <w:rFonts w:ascii="Arial Nova Cond" w:eastAsia="Calibri" w:hAnsi="Arial Nova Cond" w:cs="Times New Roman"/>
-                <w:sz w:val="20"/>
-                <w:szCs w:val="20"/>
-                <w:lang w:val="es-ES_tradnl"/>
-              </w:rPr>
-              <w:t>{{situacionsignificativa3}}</w:t>
-            </w:r>
-          </w:p>
-        </w:tc>
-        <w:tc>
-          <w:tcPr>
-            <w:tcW w:w="1701" w:type="dxa"/>
-            <w:vAlign w:val="center"/>
-          </w:tcPr>
-          <w:p>
-            <w:pPr>
-              <w:jc w:val="center"/>
-              <w:rPr>
-                <w:rFonts w:ascii="Arial Nova Cond Light" w:hAnsi="Arial Nova Cond Light" w:cs="ADLaM Display"/>
+              <w:t>{{situacionsignificativa5}}</w:t>
+            </w:r>
+          </w:p>
+        </w:tc>
+        <w:tc>
+          <w:tcPr>
+            <w:tcW w:w="2015" w:type="dxa"/>
+            <w:vAlign w:val="center"/>
+          </w:tcPr>
+          <w:p>
+            <w:pPr>
+              <w:autoSpaceDE w:val="0"/>
+              <w:autoSpaceDN w:val="0"/>
+              <w:adjustRightInd w:val="0"/>
+              <w:jc w:val="center"/>
+              <w:rPr>
+                <w:rFonts w:ascii="Arial Nova Cond" w:hAnsi="Arial Nova Cond" w:cs="Arial"/>
+                <w:color w:val="000000" w:themeColor="text1"/>
+                <w:kern w:val="0"/>
                 <w:sz w:val="20"/>
                 <w:szCs w:val="20"/>
               </w:rPr>
@@ -12785,26 +13602,21 @@
                 <w:sz w:val="20"/>
                 <w:szCs w:val="20"/>
               </w:rPr>
-              <w:t>{{titulosituacionsignificativa3}}</w:t>
-            </w:r>
-          </w:p>
-        </w:tc>
-        <w:tc>
-          <w:tcPr>
-            <w:tcW w:w="1984" w:type="dxa"/>
-            <w:vAlign w:val="center"/>
-          </w:tcPr>
-          <w:p>
-            <w:pPr>
-              <w:ind w:left="60" w:right="32"/>
+              <w:t>{{titulosituacionsignificativa5}}</w:t>
+            </w:r>
+          </w:p>
+        </w:tc>
+        <w:tc>
+          <w:tcPr>
+            <w:tcW w:w="1634" w:type="dxa"/>
+            <w:vAlign w:val="center"/>
+          </w:tcPr>
+          <w:p>
+            <w:pPr>
+              <w:autoSpaceDE w:val="0"/>
+              <w:autoSpaceDN w:val="0"/>
+              <w:adjustRightInd w:val="0"/>
               <w:jc w:val="both"/>
-              <w:rPr>
-                <w:rFonts w:ascii="Arial Nova Cond Light" w:eastAsia="Calibri" w:hAnsi="Arial Nova Cond Light" w:cs="Arial"/>
-                <w:sz w:val="20"/>
-                <w:szCs w:val="20"/>
-              </w:rPr>
-            </w:pPr>
-            <w:r>
               <w:rPr>
                 <w:rFonts w:ascii="Arial Nova Cond" w:hAnsi="Arial Nova Cond" w:cs="Arial"/>
                 <w:color w:val="000000"/>
@@ -12812,13 +13624,60 @@
                 <w:sz w:val="20"/>
                 <w:szCs w:val="20"/>
               </w:rPr>
-              <w:t>{{competencias3}}</w:t>
-            </w:r>
-          </w:p>
-        </w:tc>
-        <w:tc>
-          <w:tcPr>
-            <w:tcW w:w="1559" w:type="dxa"/>
+            </w:pPr>
+            <w:r>
+              <w:rPr>
+                <w:rFonts w:ascii="Arial Nova Cond" w:hAnsi="Arial Nova Cond" w:cs="Arial"/>
+                <w:color w:val="000000"/>
+                <w:kern w:val="0"/>
+                <w:sz w:val="20"/>
+                <w:szCs w:val="20"/>
+              </w:rPr>
+              <w:t>{{competencias5}}</w:t>
+            </w:r>
+          </w:p>
+        </w:tc>
+        <w:tc>
+          <w:tcPr>
+            <w:tcW w:w="1337" w:type="dxa"/>
+            <w:vAlign w:val="center"/>
+          </w:tcPr>
+          <w:p>
+            <w:pPr>
+              <w:autoSpaceDE w:val="0"/>
+              <w:autoSpaceDN w:val="0"/>
+              <w:adjustRightInd w:val="0"/>
+              <w:jc w:val="center"/>
+              <w:rPr>
+                <w:rFonts w:ascii="Arial Nova Cond" w:hAnsi="Arial Nova Cond" w:cs="Arial"/>
+                <w:color w:val="000000"/>
+                <w:kern w:val="0"/>
+                <w:sz w:val="20"/>
+                <w:szCs w:val="20"/>
+              </w:rPr>
+            </w:pPr>
+            <w:r>
+              <w:rPr>
+                <w:rFonts w:ascii="Arial Nova Cond" w:hAnsi="Arial Nova Cond" w:cs="Arial"/>
+                <w:color w:val="000000"/>
+                <w:kern w:val="0"/>
+                <w:sz w:val="20"/>
+                <w:szCs w:val="20"/>
+              </w:rPr>
+              <w:t>{{producto5}}</w:t>
+            </w:r>
+          </w:p>
+        </w:tc>
+      </w:tr>
+      <w:tr>
+        <w:trPr>
+          <w:trHeight w:val="756"/>
+          <w:jc w:val="center"/>
+        </w:trPr>
+        <w:tc>
+          <w:tcPr>
+            <w:tcW w:w="875" w:type="dxa"/>
+            <w:vMerge/>
             <w:vAlign w:val="center"/>
           </w:tcPr>
           <w:p>
@@ -12833,33 +13692,19 @@
               <w:ind w:left="0"/>
               <w:jc w:val="center"/>
               <w:rPr>
-                <w:rFonts w:ascii="Arial Nova Cond Light" w:hAnsi="Arial Nova Cond Light"/>
-                <w:sz w:val="20"/>
-                <w:szCs w:val="20"/>
-              </w:rPr>
-            </w:pPr>
-            <w:r>
-              <w:rPr>
-                <w:rFonts w:ascii="Arial Nova Cond" w:hAnsi="Arial Nova Cond" w:cs="Arial"/>
-                <w:color w:val="000000"/>
-                <w:kern w:val="0"/>
-                <w:sz w:val="20"/>
-                <w:szCs w:val="20"/>
-              </w:rPr>
-              <w:t>{{producto3}}</w:t>
-            </w:r>
-          </w:p>
-        </w:tc>
-      </w:tr>
-      <w:tr>
-        <w:trPr>
-          <w:trHeight w:val="737"/>
-          <w:jc w:val="center"/>
-        </w:trPr>
-        <w:tc>
-          <w:tcPr>
-            <w:tcW w:w="836" w:type="dxa"/>
-            <w:vMerge/>
+                <w:rFonts w:ascii="Arial Nova Cond" w:eastAsia="Calibri" w:hAnsi="Arial Nova Cond" w:cs="Times New Roman"/>
+                <w:b/>
+                <w:bCs/>
+                <w:sz w:val="20"/>
+                <w:szCs w:val="20"/>
+                <w:lang w:val="es-ES_tradnl"/>
+              </w:rPr>
+            </w:pPr>
+          </w:p>
+        </w:tc>
+        <w:tc>
+          <w:tcPr>
+            <w:tcW w:w="1095" w:type="dxa"/>
             <w:vAlign w:val="center"/>
           </w:tcPr>
           <w:p>
@@ -12874,7 +13719,7 @@
               <w:ind w:left="0"/>
               <w:jc w:val="center"/>
               <w:rPr>
-                <w:rFonts w:ascii="Arial Nova Cond Light" w:eastAsia="Calibri" w:hAnsi="Arial Nova Cond Light" w:cs="Times New Roman"/>
+                <w:rFonts w:ascii="Arial Nova Cond" w:eastAsia="Calibri" w:hAnsi="Arial Nova Cond" w:cs="Times New Roman"/>
                 <w:b/>
                 <w:bCs/>
                 <w:sz w:val="20"/>
@@ -12882,11 +13727,48 @@
                 <w:lang w:val="es-ES_tradnl"/>
               </w:rPr>
             </w:pPr>
-          </w:p>
-        </w:tc>
-        <w:tc>
-          <w:tcPr>
-            <w:tcW w:w="992" w:type="dxa"/>
+            <w:r>
+              <w:rPr>
+                <w:rFonts w:ascii="Arial Nova Cond" w:eastAsia="Calibri" w:hAnsi="Arial Nova Cond" w:cs="Times New Roman"/>
+                <w:b/>
+                <w:bCs/>
+                <w:sz w:val="20"/>
+                <w:szCs w:val="20"/>
+                <w:lang w:val="es-ES_tradnl"/>
+              </w:rPr>
+              <w:t>U 6</w:t>
+            </w:r>
+          </w:p>
+        </w:tc>
+        <w:tc>
+          <w:tcPr>
+            <w:tcW w:w="1726" w:type="dxa"/>
+            <w:vAlign w:val="center"/>
+          </w:tcPr>
+          <w:p>
+            <w:pPr>
+              <w:pStyle w:val="Sinespaciado"/>
+              <w:jc w:val="both"/>
+              <w:rPr>
+                <w:rFonts w:ascii="Arial Nova Cond" w:hAnsi="Arial Nova Cond"/>
+                <w:sz w:val="20"/>
+                <w:szCs w:val="20"/>
+              </w:rPr>
+            </w:pPr>
+            <w:r>
+              <w:rPr>
+                <w:rFonts w:ascii="Arial Nova Cond" w:eastAsia="Calibri" w:hAnsi="Arial Nova Cond" w:cs="Times New Roman"/>
+                <w:sz w:val="20"/>
+                <w:szCs w:val="20"/>
+                <w:lang w:val="es-ES_tradnl"/>
+              </w:rPr>
+              <w:t>{{problemapotencialidad6}}</w:t>
+            </w:r>
+          </w:p>
+        </w:tc>
+        <w:tc>
+          <w:tcPr>
+            <w:tcW w:w="6169" w:type="dxa"/>
             <w:vAlign w:val="center"/>
           </w:tcPr>
           <w:p>
@@ -12899,11 +13781,9 @@
               </w:tabs>
               <w:spacing w:line="276" w:lineRule="auto"/>
               <w:ind w:left="0"/>
-              <w:jc w:val="center"/>
+              <w:jc w:val="both"/>
               <w:rPr>
                 <w:rFonts w:ascii="Arial Nova Cond" w:eastAsia="Calibri" w:hAnsi="Arial Nova Cond" w:cs="Times New Roman"/>
-                <w:b/>
-                <w:bCs/>
                 <w:sz w:val="20"/>
                 <w:szCs w:val="20"/>
                 <w:lang w:val="es-ES_tradnl"/>
@@ -12912,19 +13792,117 @@
             <w:r>
               <w:rPr>
                 <w:rFonts w:ascii="Arial Nova Cond" w:eastAsia="Calibri" w:hAnsi="Arial Nova Cond" w:cs="Times New Roman"/>
-                <w:b/>
-                <w:bCs/>
                 <w:sz w:val="20"/>
                 <w:szCs w:val="20"/>
                 <w:lang w:val="es-ES_tradnl"/>
               </w:rPr>
-              <w:t>U 4</w:t>
-            </w:r>
-          </w:p>
-        </w:tc>
-        <w:tc>
-          <w:tcPr>
-            <w:tcW w:w="1276" w:type="dxa"/>
+              <w:t>{{situacionsignificativa6}}</w:t>
+            </w:r>
+          </w:p>
+        </w:tc>
+        <w:tc>
+          <w:tcPr>
+            <w:tcW w:w="2015" w:type="dxa"/>
+            <w:vAlign w:val="center"/>
+          </w:tcPr>
+          <w:p>
+            <w:pPr>
+              <w:autoSpaceDE w:val="0"/>
+              <w:autoSpaceDN w:val="0"/>
+              <w:adjustRightInd w:val="0"/>
+              <w:jc w:val="center"/>
+              <w:rPr>
+                <w:rFonts w:ascii="Arial Nova Cond" w:hAnsi="Arial Nova Cond" w:cs="Arial"/>
+                <w:color w:val="0070C0"/>
+                <w:kern w:val="0"/>
+                <w:sz w:val="20"/>
+                <w:szCs w:val="20"/>
+              </w:rPr>
+            </w:pPr>
+            <w:r>
+              <w:rPr>
+                <w:rFonts w:ascii="Arial Nova Cond" w:hAnsi="Arial Nova Cond" w:cs="Arial"/>
+                <w:color w:val="000000"/>
+                <w:kern w:val="0"/>
+                <w:sz w:val="20"/>
+                <w:szCs w:val="20"/>
+              </w:rPr>
+              <w:t>{{titulosituacionsignificativa6}}</w:t>
+            </w:r>
+          </w:p>
+        </w:tc>
+        <w:tc>
+          <w:tcPr>
+            <w:tcW w:w="1634" w:type="dxa"/>
+            <w:vAlign w:val="center"/>
+          </w:tcPr>
+          <w:p>
+            <w:pPr>
+              <w:autoSpaceDE w:val="0"/>
+              <w:autoSpaceDN w:val="0"/>
+              <w:adjustRightInd w:val="0"/>
+              <w:jc w:val="both"/>
+              <w:rPr>
+                <w:rFonts w:ascii="Arial Nova Cond" w:hAnsi="Arial Nova Cond" w:cs="Arial"/>
+                <w:color w:val="000000"/>
+                <w:kern w:val="0"/>
+                <w:sz w:val="20"/>
+                <w:szCs w:val="20"/>
+              </w:rPr>
+            </w:pPr>
+            <w:r>
+              <w:rPr>
+                <w:rFonts w:ascii="Arial Nova Cond" w:hAnsi="Arial Nova Cond" w:cs="Arial"/>
+                <w:color w:val="000000"/>
+                <w:kern w:val="0"/>
+                <w:sz w:val="20"/>
+                <w:szCs w:val="20"/>
+              </w:rPr>
+              <w:t>{{competencias6}}</w:t>
+            </w:r>
+          </w:p>
+        </w:tc>
+        <w:tc>
+          <w:tcPr>
+            <w:tcW w:w="1337" w:type="dxa"/>
+            <w:vAlign w:val="center"/>
+          </w:tcPr>
+          <w:p>
+            <w:pPr>
+              <w:autoSpaceDE w:val="0"/>
+              <w:autoSpaceDN w:val="0"/>
+              <w:adjustRightInd w:val="0"/>
+              <w:jc w:val="center"/>
+              <w:rPr>
+                <w:rFonts w:ascii="Arial Nova Cond" w:hAnsi="Arial Nova Cond" w:cs="Arial"/>
+                <w:color w:val="000000"/>
+                <w:kern w:val="0"/>
+                <w:sz w:val="20"/>
+                <w:szCs w:val="20"/>
+              </w:rPr>
+            </w:pPr>
+            <w:r>
+              <w:rPr>
+                <w:rFonts w:ascii="Arial Nova Cond" w:hAnsi="Arial Nova Cond" w:cs="Arial"/>
+                <w:color w:val="000000"/>
+                <w:kern w:val="0"/>
+                <w:sz w:val="20"/>
+                <w:szCs w:val="20"/>
+              </w:rPr>
+              <w:t>{{producto6}}</w:t>
+            </w:r>
+          </w:p>
+        </w:tc>
+      </w:tr>
+      <w:tr>
+        <w:trPr>
+          <w:trHeight w:val="756"/>
+          <w:jc w:val="center"/>
+        </w:trPr>
+        <w:tc>
+          <w:tcPr>
+            <w:tcW w:w="875" w:type="dxa"/>
+            <w:vMerge w:val="restart"/>
             <w:vAlign w:val="center"/>
           </w:tcPr>
           <w:p>
@@ -12939,7 +13917,7 @@
               <w:ind w:left="0"/>
               <w:jc w:val="center"/>
               <w:rPr>
-                <w:rFonts w:ascii="Arial Nova Cond Light" w:eastAsia="Calibri" w:hAnsi="Arial Nova Cond Light" w:cs="Times New Roman"/>
+                <w:rFonts w:ascii="Arial Nova Cond" w:eastAsia="Calibri" w:hAnsi="Arial Nova Cond" w:cs="Times New Roman"/>
                 <w:b/>
                 <w:bCs/>
                 <w:sz w:val="20"/>
@@ -12950,17 +13928,19 @@
             <w:r>
               <w:rPr>
                 <w:rFonts w:ascii="Arial Nova Cond" w:eastAsia="Calibri" w:hAnsi="Arial Nova Cond" w:cs="Times New Roman"/>
+                <w:b/>
+                <w:bCs/>
                 <w:sz w:val="20"/>
                 <w:szCs w:val="20"/>
                 <w:lang w:val="es-ES_tradnl"/>
               </w:rPr>
-              <w:t>{{problemapotencialidad4}}</w:t>
-            </w:r>
-          </w:p>
-        </w:tc>
-        <w:tc>
-          <w:tcPr>
-            <w:tcW w:w="6520" w:type="dxa"/>
+              <w:t>IV</w:t>
+            </w:r>
+          </w:p>
+        </w:tc>
+        <w:tc>
+          <w:tcPr>
+            <w:tcW w:w="1095" w:type="dxa"/>
             <w:vAlign w:val="center"/>
           </w:tcPr>
           <w:p>
@@ -12973,81 +13953,32 @@
               </w:tabs>
               <w:spacing w:line="276" w:lineRule="auto"/>
               <w:ind w:left="0"/>
-              <w:jc w:val="both"/>
-              <w:rPr>
-                <w:rFonts w:ascii="Arial Nova Cond Light" w:eastAsia="Calibri" w:hAnsi="Arial Nova Cond Light" w:cs="Times New Roman"/>
-                <w:color w:val="000000" w:themeColor="text1"/>
-                <w:sz w:val="20"/>
-                <w:szCs w:val="20"/>
-              </w:rPr>
-            </w:pPr>
-            <w:r>
+              <w:jc w:val="center"/>
               <w:rPr>
                 <w:rFonts w:ascii="Arial Nova Cond" w:eastAsia="Calibri" w:hAnsi="Arial Nova Cond" w:cs="Times New Roman"/>
+                <w:b/>
+                <w:bCs/>
                 <w:sz w:val="20"/>
                 <w:szCs w:val="20"/>
                 <w:lang w:val="es-ES_tradnl"/>
               </w:rPr>
-              <w:t>{{situacionsignificativa4}}</w:t>
-            </w:r>
-          </w:p>
-        </w:tc>
-        <w:tc>
-          <w:tcPr>
-            <w:tcW w:w="1701" w:type="dxa"/>
-            <w:vAlign w:val="center"/>
-          </w:tcPr>
-          <w:p>
-            <w:pPr>
-              <w:jc w:val="center"/>
-              <w:rPr>
-                <w:rFonts w:ascii="Arial Nova Cond Light" w:hAnsi="Arial Nova Cond Light" w:cs="ADLaM Display"/>
-                <w:sz w:val="20"/>
-                <w:szCs w:val="20"/>
-              </w:rPr>
-            </w:pPr>
-            <w:r>
-              <w:rPr>
-                <w:rFonts w:ascii="Arial Nova Cond" w:hAnsi="Arial Nova Cond" w:cs="Arial"/>
-                <w:color w:val="000000"/>
-                <w:kern w:val="0"/>
-                <w:sz w:val="20"/>
-                <w:szCs w:val="20"/>
-              </w:rPr>
-              <w:t>{{titulosituacionsignificativa4}}</w:t>
-            </w:r>
-          </w:p>
-        </w:tc>
-        <w:tc>
-          <w:tcPr>
-            <w:tcW w:w="1984" w:type="dxa"/>
-            <w:vAlign w:val="center"/>
-          </w:tcPr>
-          <w:p>
-            <w:pPr>
-              <w:ind w:left="60" w:right="32"/>
-              <w:jc w:val="both"/>
-              <w:rPr>
-                <w:rFonts w:ascii="Arial Nova Cond Light" w:eastAsia="Calibri" w:hAnsi="Arial Nova Cond Light" w:cs="Arial"/>
-                <w:sz w:val="20"/>
-                <w:szCs w:val="20"/>
-              </w:rPr>
-            </w:pPr>
-            <w:r>
-              <w:rPr>
-                <w:rFonts w:ascii="Arial Nova Cond" w:hAnsi="Arial Nova Cond" w:cs="Arial"/>
-                <w:color w:val="000000"/>
-                <w:kern w:val="0"/>
-                <w:sz w:val="20"/>
-                <w:szCs w:val="20"/>
-              </w:rPr>
-              <w:t>{{competencias4}}</w:t>
-            </w:r>
-          </w:p>
-        </w:tc>
-        <w:tc>
-          <w:tcPr>
-            <w:tcW w:w="1559" w:type="dxa"/>
+            </w:pPr>
+            <w:r>
+              <w:rPr>
+                <w:rFonts w:ascii="Arial Nova Cond" w:eastAsia="Calibri" w:hAnsi="Arial Nova Cond" w:cs="Times New Roman"/>
+                <w:b/>
+                <w:bCs/>
+                <w:sz w:val="20"/>
+                <w:szCs w:val="20"/>
+                <w:lang w:val="es-ES_tradnl"/>
+              </w:rPr>
+              <w:t>U 7</w:t>
+            </w:r>
+          </w:p>
+        </w:tc>
+        <w:tc>
+          <w:tcPr>
+            <w:tcW w:w="1726" w:type="dxa"/>
             <w:vAlign w:val="center"/>
           </w:tcPr>
           <w:p>
@@ -13060,35 +13991,28 @@
               </w:tabs>
               <w:spacing w:line="276" w:lineRule="auto"/>
               <w:ind w:left="0"/>
-              <w:jc w:val="center"/>
-              <w:rPr>
-                <w:rFonts w:ascii="Arial Nova Cond Light" w:hAnsi="Arial Nova Cond Light"/>
-                <w:sz w:val="20"/>
-                <w:szCs w:val="20"/>
-              </w:rPr>
-            </w:pPr>
-            <w:r>
-              <w:rPr>
-                <w:rFonts w:ascii="Arial Nova Cond" w:hAnsi="Arial Nova Cond" w:cs="Arial"/>
-                <w:color w:val="000000"/>
-                <w:kern w:val="0"/>
-                <w:sz w:val="20"/>
-                <w:szCs w:val="20"/>
-              </w:rPr>
-              <w:t>{{producto4}}</w:t>
-            </w:r>
-          </w:p>
-        </w:tc>
-      </w:tr>
-      <w:tr>
-        <w:trPr>
-          <w:trHeight w:val="737"/>
-          <w:jc w:val="center"/>
-        </w:trPr>
-        <w:tc>
-          <w:tcPr>
-            <w:tcW w:w="836" w:type="dxa"/>
-            <w:vMerge w:val="restart"/>
+              <w:rPr>
+                <w:rFonts w:ascii="Arial Nova Cond" w:eastAsia="Calibri" w:hAnsi="Arial Nova Cond" w:cs="Times New Roman"/>
+                <w:color w:val="000000" w:themeColor="text1"/>
+                <w:sz w:val="20"/>
+                <w:szCs w:val="20"/>
+                <w:lang w:val="es-ES_tradnl"/>
+              </w:rPr>
+            </w:pPr>
+            <w:r>
+              <w:rPr>
+                <w:rFonts w:ascii="Arial Nova Cond" w:eastAsia="Calibri" w:hAnsi="Arial Nova Cond" w:cs="Times New Roman"/>
+                <w:sz w:val="20"/>
+                <w:szCs w:val="20"/>
+                <w:lang w:val="es-ES_tradnl"/>
+              </w:rPr>
+              <w:t>{{problemapotencialidad7}}</w:t>
+            </w:r>
+          </w:p>
+        </w:tc>
+        <w:tc>
+          <w:tcPr>
+            <w:tcW w:w="6169" w:type="dxa"/>
             <w:vAlign w:val="center"/>
           </w:tcPr>
           <w:p>
@@ -13101,32 +14025,128 @@
               </w:tabs>
               <w:spacing w:line="276" w:lineRule="auto"/>
               <w:ind w:left="0"/>
-              <w:jc w:val="center"/>
-              <w:rPr>
-                <w:rFonts w:ascii="Arial Nova Cond Light" w:eastAsia="Calibri" w:hAnsi="Arial Nova Cond Light" w:cs="Times New Roman"/>
-                <w:b/>
-                <w:bCs/>
+              <w:jc w:val="both"/>
+              <w:rPr>
+                <w:rFonts w:ascii="Arial Nova Cond" w:hAnsi="Arial Nova Cond"/>
+                <w:color w:val="000000" w:themeColor="text1"/>
+                <w:sz w:val="20"/>
+                <w:szCs w:val="20"/>
+              </w:rPr>
+            </w:pPr>
+            <w:r>
+              <w:rPr>
+                <w:rFonts w:ascii="Arial Nova Cond" w:eastAsia="Calibri" w:hAnsi="Arial Nova Cond" w:cs="Times New Roman"/>
                 <w:sz w:val="20"/>
                 <w:szCs w:val="20"/>
                 <w:lang w:val="es-ES_tradnl"/>
               </w:rPr>
-            </w:pPr>
-            <w:r>
-              <w:rPr>
-                <w:rFonts w:ascii="Arial Nova Cond" w:eastAsia="Calibri" w:hAnsi="Arial Nova Cond" w:cs="Times New Roman"/>
-                <w:b/>
-                <w:bCs/>
-                <w:sz w:val="20"/>
-                <w:szCs w:val="20"/>
-                <w:lang w:val="es-ES_tradnl"/>
-              </w:rPr>
-              <w:t>III</w:t>
-            </w:r>
-          </w:p>
-        </w:tc>
-        <w:tc>
-          <w:tcPr>
-            <w:tcW w:w="992" w:type="dxa"/>
+              <w:t>{{situacionsignificativa7}}</w:t>
+            </w:r>
+          </w:p>
+        </w:tc>
+        <w:tc>
+          <w:tcPr>
+            <w:tcW w:w="2015" w:type="dxa"/>
+            <w:vAlign w:val="center"/>
+          </w:tcPr>
+          <w:p>
+            <w:pPr>
+              <w:autoSpaceDE w:val="0"/>
+              <w:autoSpaceDN w:val="0"/>
+              <w:adjustRightInd w:val="0"/>
+              <w:jc w:val="center"/>
+              <w:rPr>
+                <w:rFonts w:ascii="Arial Nova Cond" w:hAnsi="Arial Nova Cond" w:cs="Arial"/>
+                <w:color w:val="000000" w:themeColor="text1"/>
+                <w:kern w:val="0"/>
+                <w:sz w:val="20"/>
+                <w:szCs w:val="20"/>
+              </w:rPr>
+            </w:pPr>
+            <w:r>
+              <w:rPr>
+                <w:rFonts w:ascii="Arial Nova Cond" w:hAnsi="Arial Nova Cond" w:cs="Arial"/>
+                <w:color w:val="000000"/>
+                <w:kern w:val="0"/>
+                <w:sz w:val="20"/>
+                <w:szCs w:val="20"/>
+              </w:rPr>
+              <w:t>{{titulosituacionsignificativa7}}</w:t>
+            </w:r>
+          </w:p>
+        </w:tc>
+        <w:tc>
+          <w:tcPr>
+            <w:tcW w:w="1634" w:type="dxa"/>
+            <w:vAlign w:val="center"/>
+          </w:tcPr>
+          <w:p>
+            <w:pPr>
+              <w:autoSpaceDE w:val="0"/>
+              <w:autoSpaceDN w:val="0"/>
+              <w:adjustRightInd w:val="0"/>
+              <w:jc w:val="both"/>
+              <w:rPr>
+                <w:rFonts w:ascii="Arial Nova Cond" w:hAnsi="Arial Nova Cond" w:cs="Arial"/>
+                <w:color w:val="000000"/>
+                <w:kern w:val="0"/>
+                <w:sz w:val="20"/>
+                <w:szCs w:val="20"/>
+              </w:rPr>
+            </w:pPr>
+            <w:r>
+              <w:rPr>
+                <w:rFonts w:ascii="Arial Nova Cond" w:hAnsi="Arial Nova Cond" w:cs="Arial"/>
+                <w:color w:val="000000"/>
+                <w:kern w:val="0"/>
+                <w:sz w:val="20"/>
+                <w:szCs w:val="20"/>
+              </w:rPr>
+              <w:t>{{competencias7}}</w:t>
+            </w:r>
+          </w:p>
+        </w:tc>
+        <w:tc>
+          <w:tcPr>
+            <w:tcW w:w="1337" w:type="dxa"/>
+            <w:vAlign w:val="center"/>
+          </w:tcPr>
+          <w:p>
+            <w:pPr>
+              <w:autoSpaceDE w:val="0"/>
+              <w:autoSpaceDN w:val="0"/>
+              <w:adjustRightInd w:val="0"/>
+              <w:jc w:val="center"/>
+              <w:rPr>
+                <w:rFonts w:ascii="Arial Nova Cond" w:hAnsi="Arial Nova Cond" w:cs="Arial"/>
+                <w:color w:val="000000"/>
+                <w:kern w:val="0"/>
+                <w:sz w:val="20"/>
+                <w:szCs w:val="20"/>
+              </w:rPr>
+            </w:pPr>
+            <w:r>
+              <w:rPr>
+                <w:rFonts w:ascii="Arial Nova Cond" w:hAnsi="Arial Nova Cond" w:cs="Arial"/>
+                <w:color w:val="000000"/>
+                <w:kern w:val="0"/>
+                <w:sz w:val="20"/>
+                <w:szCs w:val="20"/>
+              </w:rPr>
+              <w:t>{{producto7}}</w:t>
+            </w:r>
+          </w:p>
+        </w:tc>
+      </w:tr>
+      <w:tr>
+        <w:trPr>
+          <w:trHeight w:val="756"/>
+          <w:jc w:val="center"/>
+        </w:trPr>
+        <w:tc>
+          <w:tcPr>
+            <w:tcW w:w="875" w:type="dxa"/>
+            <w:vMerge/>
             <w:vAlign w:val="center"/>
           </w:tcPr>
           <w:p>
@@ -13149,22 +14169,11 @@
                 <w:lang w:val="es-ES_tradnl"/>
               </w:rPr>
             </w:pPr>
-            <w:r>
-              <w:rPr>
-                <w:rFonts w:ascii="Arial Nova Cond" w:eastAsia="Calibri" w:hAnsi="Arial Nova Cond" w:cs="Times New Roman"/>
-                <w:b/>
-                <w:bCs/>
-                <w:sz w:val="20"/>
-                <w:szCs w:val="20"/>
-                <w:lang w:val="es-ES_tradnl"/>
-              </w:rPr>
-              <w:t>U 5</w:t>
-            </w:r>
-          </w:p>
-        </w:tc>
-        <w:tc>
-          <w:tcPr>
-            <w:tcW w:w="1276" w:type="dxa"/>
+          </w:p>
+        </w:tc>
+        <w:tc>
+          <w:tcPr>
+            <w:tcW w:w="1095" w:type="dxa"/>
             <w:vAlign w:val="center"/>
           </w:tcPr>
           <w:p>
@@ -13179,7 +14188,7 @@
               <w:ind w:left="0"/>
               <w:jc w:val="center"/>
               <w:rPr>
-                <w:rFonts w:ascii="Arial Nova Cond Light" w:eastAsia="Calibri" w:hAnsi="Arial Nova Cond Light" w:cs="Times New Roman"/>
+                <w:rFonts w:ascii="Arial Nova Cond" w:eastAsia="Calibri" w:hAnsi="Arial Nova Cond" w:cs="Times New Roman"/>
                 <w:b/>
                 <w:bCs/>
                 <w:sz w:val="20"/>
@@ -13190,96 +14199,19 @@
             <w:r>
               <w:rPr>
                 <w:rFonts w:ascii="Arial Nova Cond" w:eastAsia="Calibri" w:hAnsi="Arial Nova Cond" w:cs="Times New Roman"/>
+                <w:b/>
+                <w:bCs/>
                 <w:sz w:val="20"/>
                 <w:szCs w:val="20"/>
                 <w:lang w:val="es-ES_tradnl"/>
               </w:rPr>
-              <w:t>{{problemapotencialidad5}}</w:t>
-            </w:r>
-          </w:p>
-        </w:tc>
-        <w:tc>
-          <w:tcPr>
-            <w:tcW w:w="6520" w:type="dxa"/>
-            <w:vAlign w:val="center"/>
-          </w:tcPr>
-          <w:p>
-            <w:pPr>
-              <w:spacing w:after="160"/>
-              <w:jc w:val="both"/>
-              <w:rPr>
-                <w:rFonts w:ascii="Arial Nova Cond Light" w:eastAsia="Times New Roman" w:hAnsi="Arial Nova Cond Light" w:cs="Times New Roman"/>
-                <w:sz w:val="20"/>
-                <w:szCs w:val="20"/>
-              </w:rPr>
-            </w:pPr>
-            <w:r>
-              <w:rPr>
-                <w:rFonts w:ascii="Arial Nova Cond" w:eastAsia="Calibri" w:hAnsi="Arial Nova Cond" w:cs="Times New Roman"/>
-                <w:sz w:val="20"/>
-                <w:szCs w:val="20"/>
-                <w:lang w:val="es-ES_tradnl"/>
-              </w:rPr>
-              <w:t>{{situacionsignificativa5}}</w:t>
-            </w:r>
-          </w:p>
-        </w:tc>
-        <w:tc>
-          <w:tcPr>
-            <w:tcW w:w="1701" w:type="dxa"/>
-            <w:vAlign w:val="center"/>
-          </w:tcPr>
-          <w:p>
-            <w:pPr>
-              <w:jc w:val="center"/>
-              <w:rPr>
-                <w:rFonts w:ascii="Arial Nova Cond Light" w:hAnsi="Arial Nova Cond Light" w:cs="ADLaM Display"/>
-                <w:sz w:val="20"/>
-                <w:szCs w:val="20"/>
-              </w:rPr>
-            </w:pPr>
-            <w:r>
-              <w:rPr>
-                <w:rFonts w:ascii="Arial Nova Cond" w:hAnsi="Arial Nova Cond" w:cs="Arial"/>
-                <w:color w:val="000000"/>
-                <w:kern w:val="0"/>
-                <w:sz w:val="20"/>
-                <w:szCs w:val="20"/>
-              </w:rPr>
-              <w:t>{{titulosituacionsignificativa5}}</w:t>
-            </w:r>
-          </w:p>
-        </w:tc>
-        <w:tc>
-          <w:tcPr>
-            <w:tcW w:w="1984" w:type="dxa"/>
-            <w:vAlign w:val="center"/>
-          </w:tcPr>
-          <w:p>
-            <w:pPr>
-              <w:ind w:left="60" w:right="32"/>
-              <w:jc w:val="both"/>
-              <w:rPr>
-                <w:rFonts w:ascii="Arial Nova Cond Light" w:eastAsia="Calibri" w:hAnsi="Arial Nova Cond Light" w:cs="Arial"/>
-                <w:sz w:val="20"/>
-                <w:szCs w:val="20"/>
-              </w:rPr>
-            </w:pPr>
-            <w:r>
-              <w:rPr>
-                <w:rFonts w:ascii="Arial Nova Cond" w:hAnsi="Arial Nova Cond" w:cs="Arial"/>
-                <w:color w:val="000000"/>
-                <w:kern w:val="0"/>
-                <w:sz w:val="20"/>
-                <w:szCs w:val="20"/>
-              </w:rPr>
-              <w:t>{{competencias5}}</w:t>
-            </w:r>
-          </w:p>
-        </w:tc>
-        <w:tc>
-          <w:tcPr>
-            <w:tcW w:w="1559" w:type="dxa"/>
+              <w:t>U 8</w:t>
+            </w:r>
+          </w:p>
+        </w:tc>
+        <w:tc>
+          <w:tcPr>
+            <w:tcW w:w="1726" w:type="dxa"/>
             <w:vAlign w:val="center"/>
           </w:tcPr>
           <w:p>
@@ -13292,35 +14224,28 @@
               </w:tabs>
               <w:spacing w:line="276" w:lineRule="auto"/>
               <w:ind w:left="0"/>
-              <w:jc w:val="center"/>
-              <w:rPr>
-                <w:rFonts w:ascii="Arial Nova Cond Light" w:hAnsi="Arial Nova Cond Light"/>
-                <w:sz w:val="20"/>
-                <w:szCs w:val="20"/>
-              </w:rPr>
-            </w:pPr>
-            <w:r>
-              <w:rPr>
-                <w:rFonts w:ascii="Arial Nova Cond" w:hAnsi="Arial Nova Cond" w:cs="Arial"/>
-                <w:color w:val="000000"/>
-                <w:kern w:val="0"/>
-                <w:sz w:val="20"/>
-                <w:szCs w:val="20"/>
-              </w:rPr>
-              <w:t>{{producto5}}</w:t>
-            </w:r>
-          </w:p>
-        </w:tc>
-      </w:tr>
-      <w:tr>
-        <w:trPr>
-          <w:trHeight w:val="737"/>
-          <w:jc w:val="center"/>
-        </w:trPr>
-        <w:tc>
-          <w:tcPr>
-            <w:tcW w:w="836" w:type="dxa"/>
-            <w:vMerge/>
+              <w:rPr>
+                <w:rFonts w:ascii="Arial Nova Cond" w:eastAsia="Calibri" w:hAnsi="Arial Nova Cond" w:cs="Times New Roman"/>
+                <w:color w:val="000000" w:themeColor="text1"/>
+                <w:sz w:val="20"/>
+                <w:szCs w:val="20"/>
+                <w:lang w:val="es-ES_tradnl"/>
+              </w:rPr>
+            </w:pPr>
+            <w:r>
+              <w:rPr>
+                <w:rFonts w:ascii="Arial Nova Cond" w:eastAsia="Calibri" w:hAnsi="Arial Nova Cond" w:cs="Times New Roman"/>
+                <w:sz w:val="20"/>
+                <w:szCs w:val="20"/>
+                <w:lang w:val="es-ES_tradnl"/>
+              </w:rPr>
+              <w:t>{{problemapotencialidad8}}</w:t>
+            </w:r>
+          </w:p>
+        </w:tc>
+        <w:tc>
+          <w:tcPr>
+            <w:tcW w:w="6169" w:type="dxa"/>
             <w:vAlign w:val="center"/>
           </w:tcPr>
           <w:p>
@@ -13333,130 +14258,42 @@
               </w:tabs>
               <w:spacing w:line="276" w:lineRule="auto"/>
               <w:ind w:left="0"/>
-              <w:jc w:val="center"/>
-              <w:rPr>
-                <w:rFonts w:ascii="Arial Nova Cond Light" w:eastAsia="Calibri" w:hAnsi="Arial Nova Cond Light" w:cs="Times New Roman"/>
-                <w:b/>
-                <w:bCs/>
+              <w:jc w:val="both"/>
+              <w:rPr>
+                <w:rFonts w:ascii="Arial Nova Cond" w:eastAsia="Calibri" w:hAnsi="Arial Nova Cond" w:cs="Times New Roman"/>
+                <w:color w:val="000000" w:themeColor="text1"/>
                 <w:sz w:val="20"/>
                 <w:szCs w:val="20"/>
                 <w:lang w:val="es-ES_tradnl"/>
               </w:rPr>
             </w:pPr>
-          </w:p>
-        </w:tc>
-        <w:tc>
-          <w:tcPr>
-            <w:tcW w:w="992" w:type="dxa"/>
-            <w:vAlign w:val="center"/>
-          </w:tcPr>
-          <w:p>
-            <w:pPr>
-              <w:pStyle w:val="Prrafodelista"/>
-              <w:tabs>
-                <w:tab w:val="left" w:pos="0"/>
-                <w:tab w:val="left" w:pos="142"/>
-                <w:tab w:val="left" w:pos="284"/>
-              </w:tabs>
-              <w:spacing w:line="276" w:lineRule="auto"/>
-              <w:ind w:left="0"/>
-              <w:jc w:val="center"/>
+            <w:r>
               <w:rPr>
                 <w:rFonts w:ascii="Arial Nova Cond" w:eastAsia="Calibri" w:hAnsi="Arial Nova Cond" w:cs="Times New Roman"/>
-                <w:b/>
-                <w:bCs/>
                 <w:sz w:val="20"/>
                 <w:szCs w:val="20"/>
                 <w:lang w:val="es-ES_tradnl"/>
               </w:rPr>
-            </w:pPr>
-            <w:r>
+              <w:t>{{situacionsignificativa8}}</w:t>
+            </w:r>
+          </w:p>
+        </w:tc>
+        <w:tc>
+          <w:tcPr>
+            <w:tcW w:w="2015" w:type="dxa"/>
+            <w:vAlign w:val="center"/>
+          </w:tcPr>
+          <w:p>
+            <w:pPr>
+              <w:autoSpaceDE w:val="0"/>
+              <w:autoSpaceDN w:val="0"/>
+              <w:adjustRightInd w:val="0"/>
+              <w:jc w:val="center"/>
               <w:rPr>
                 <w:rFonts w:ascii="Arial Nova Cond" w:eastAsia="Calibri" w:hAnsi="Arial Nova Cond" w:cs="Times New Roman"/>
-                <w:b/>
-                <w:bCs/>
                 <w:sz w:val="20"/>
                 <w:szCs w:val="20"/>
                 <w:lang w:val="es-ES_tradnl"/>
-              </w:rPr>
-              <w:t>U 6</w:t>
-            </w:r>
-          </w:p>
-        </w:tc>
-        <w:tc>
-          <w:tcPr>
-            <w:tcW w:w="1276" w:type="dxa"/>
-            <w:vAlign w:val="center"/>
-          </w:tcPr>
-          <w:p>
-            <w:pPr>
-              <w:pStyle w:val="Prrafodelista"/>
-              <w:tabs>
-                <w:tab w:val="left" w:pos="0"/>
-                <w:tab w:val="left" w:pos="142"/>
-                <w:tab w:val="left" w:pos="284"/>
-              </w:tabs>
-              <w:spacing w:line="276" w:lineRule="auto"/>
-              <w:ind w:left="0"/>
-              <w:jc w:val="center"/>
-              <w:rPr>
-                <w:rFonts w:ascii="Arial Nova Cond Light" w:eastAsia="Calibri" w:hAnsi="Arial Nova Cond Light" w:cs="Times New Roman"/>
-                <w:b/>
-                <w:bCs/>
-                <w:sz w:val="20"/>
-                <w:szCs w:val="20"/>
-                <w:lang w:val="es-ES_tradnl"/>
-              </w:rPr>
-            </w:pPr>
-            <w:r>
-              <w:rPr>
-                <w:rFonts w:ascii="Arial Nova Cond" w:eastAsia="Calibri" w:hAnsi="Arial Nova Cond" w:cs="Times New Roman"/>
-                <w:sz w:val="20"/>
-                <w:szCs w:val="20"/>
-                <w:lang w:val="es-ES_tradnl"/>
-              </w:rPr>
-              <w:t>{{problemapotencialidad6}}</w:t>
-            </w:r>
-          </w:p>
-        </w:tc>
-        <w:tc>
-          <w:tcPr>
-            <w:tcW w:w="6520" w:type="dxa"/>
-            <w:vAlign w:val="center"/>
-          </w:tcPr>
-          <w:p>
-            <w:pPr>
-              <w:spacing w:after="100" w:afterAutospacing="1"/>
-              <w:jc w:val="both"/>
-              <w:rPr>
-                <w:rFonts w:ascii="Arial Nova Cond Light" w:eastAsia="Times New Roman" w:hAnsi="Arial Nova Cond Light" w:cs="Times New Roman"/>
-                <w:sz w:val="20"/>
-                <w:szCs w:val="20"/>
-              </w:rPr>
-            </w:pPr>
-            <w:r>
-              <w:rPr>
-                <w:rFonts w:ascii="Arial Nova Cond" w:eastAsia="Calibri" w:hAnsi="Arial Nova Cond" w:cs="Times New Roman"/>
-                <w:sz w:val="20"/>
-                <w:szCs w:val="20"/>
-                <w:lang w:val="es-ES_tradnl"/>
-              </w:rPr>
-              <w:t>{{situacionsignificativa6}}</w:t>
-            </w:r>
-          </w:p>
-        </w:tc>
-        <w:tc>
-          <w:tcPr>
-            <w:tcW w:w="1701" w:type="dxa"/>
-            <w:vAlign w:val="center"/>
-          </w:tcPr>
-          <w:p>
-            <w:pPr>
-              <w:jc w:val="center"/>
-              <w:rPr>
-                <w:rFonts w:ascii="Arial Nova Cond Light" w:hAnsi="Arial Nova Cond Light" w:cs="ADLaM Display"/>
-                <w:sz w:val="20"/>
-                <w:szCs w:val="20"/>
               </w:rPr>
             </w:pPr>
             <w:r>
@@ -13467,26 +14304,21 @@
                 <w:sz w:val="20"/>
                 <w:szCs w:val="20"/>
               </w:rPr>
-              <w:t>{{titulosituacionsignificativa6}}</w:t>
-            </w:r>
-          </w:p>
-        </w:tc>
-        <w:tc>
-          <w:tcPr>
-            <w:tcW w:w="1984" w:type="dxa"/>
-            <w:vAlign w:val="center"/>
-          </w:tcPr>
-          <w:p>
-            <w:pPr>
-              <w:ind w:left="60" w:right="32"/>
+              <w:t>{{titulosituacionsignificativa8}}</w:t>
+            </w:r>
+          </w:p>
+        </w:tc>
+        <w:tc>
+          <w:tcPr>
+            <w:tcW w:w="1634" w:type="dxa"/>
+            <w:vAlign w:val="center"/>
+          </w:tcPr>
+          <w:p>
+            <w:pPr>
+              <w:autoSpaceDE w:val="0"/>
+              <w:autoSpaceDN w:val="0"/>
+              <w:adjustRightInd w:val="0"/>
               <w:jc w:val="both"/>
-              <w:rPr>
-                <w:rFonts w:ascii="Arial Nova Cond Light" w:eastAsia="Calibri" w:hAnsi="Arial Nova Cond Light" w:cs="Arial"/>
-                <w:sz w:val="20"/>
-                <w:szCs w:val="20"/>
-              </w:rPr>
-            </w:pPr>
-            <w:r>
               <w:rPr>
                 <w:rFonts w:ascii="Arial Nova Cond" w:hAnsi="Arial Nova Cond" w:cs="Arial"/>
                 <w:color w:val="000000"/>
@@ -13494,31 +14326,6 @@
                 <w:sz w:val="20"/>
                 <w:szCs w:val="20"/>
               </w:rPr>
-              <w:t>{{competencias6}}</w:t>
-            </w:r>
-          </w:p>
-        </w:tc>
-        <w:tc>
-          <w:tcPr>
-            <w:tcW w:w="1559" w:type="dxa"/>
-            <w:vAlign w:val="center"/>
-          </w:tcPr>
-          <w:p>
-            <w:pPr>
-              <w:pStyle w:val="Prrafodelista"/>
-              <w:tabs>
-                <w:tab w:val="left" w:pos="0"/>
-                <w:tab w:val="left" w:pos="142"/>
-                <w:tab w:val="left" w:pos="284"/>
-              </w:tabs>
-              <w:spacing w:line="276" w:lineRule="auto"/>
-              <w:ind w:left="0"/>
-              <w:jc w:val="center"/>
-              <w:rPr>
-                <w:rFonts w:ascii="Arial Nova Cond Light" w:hAnsi="Arial Nova Cond Light"/>
-                <w:sz w:val="20"/>
-                <w:szCs w:val="20"/>
-              </w:rPr>
             </w:pPr>
             <w:r>
               <w:rPr>
@@ -13528,171 +14335,21 @@
                 <w:sz w:val="20"/>
                 <w:szCs w:val="20"/>
               </w:rPr>
-              <w:t>{{producto6}}</w:t>
-            </w:r>
-          </w:p>
-        </w:tc>
-      </w:tr>
-      <w:tr>
-        <w:trPr>
-          <w:trHeight w:val="737"/>
-          <w:jc w:val="center"/>
-        </w:trPr>
-        <w:tc>
-          <w:tcPr>
-            <w:tcW w:w="836" w:type="dxa"/>
-            <w:vMerge w:val="restart"/>
-            <w:vAlign w:val="center"/>
-          </w:tcPr>
-          <w:p>
-            <w:pPr>
-              <w:pStyle w:val="Prrafodelista"/>
-              <w:tabs>
-                <w:tab w:val="left" w:pos="0"/>
-                <w:tab w:val="left" w:pos="142"/>
-                <w:tab w:val="left" w:pos="284"/>
-              </w:tabs>
-              <w:spacing w:line="276" w:lineRule="auto"/>
-              <w:ind w:left="0"/>
-              <w:jc w:val="center"/>
-              <w:rPr>
-                <w:rFonts w:ascii="Arial Nova Cond Light" w:eastAsia="Calibri" w:hAnsi="Arial Nova Cond Light" w:cs="Times New Roman"/>
-                <w:b/>
-                <w:bCs/>
-                <w:sz w:val="20"/>
-                <w:szCs w:val="20"/>
-                <w:lang w:val="es-ES_tradnl"/>
-              </w:rPr>
-            </w:pPr>
-            <w:r>
-              <w:rPr>
-                <w:rFonts w:ascii="Arial Nova Cond" w:eastAsia="Calibri" w:hAnsi="Arial Nova Cond" w:cs="Times New Roman"/>
-                <w:b/>
-                <w:bCs/>
-                <w:sz w:val="20"/>
-                <w:szCs w:val="20"/>
-                <w:lang w:val="es-ES_tradnl"/>
-              </w:rPr>
-              <w:t>IV</w:t>
-            </w:r>
-          </w:p>
-        </w:tc>
-        <w:tc>
-          <w:tcPr>
-            <w:tcW w:w="992" w:type="dxa"/>
-            <w:vAlign w:val="center"/>
-          </w:tcPr>
-          <w:p>
-            <w:pPr>
-              <w:pStyle w:val="Prrafodelista"/>
-              <w:tabs>
-                <w:tab w:val="left" w:pos="0"/>
-                <w:tab w:val="left" w:pos="142"/>
-                <w:tab w:val="left" w:pos="284"/>
-              </w:tabs>
-              <w:spacing w:line="276" w:lineRule="auto"/>
-              <w:ind w:left="0"/>
-              <w:jc w:val="center"/>
-              <w:rPr>
-                <w:rFonts w:ascii="Arial Nova Cond" w:eastAsia="Calibri" w:hAnsi="Arial Nova Cond" w:cs="Times New Roman"/>
-                <w:b/>
-                <w:bCs/>
-                <w:sz w:val="20"/>
-                <w:szCs w:val="20"/>
-                <w:lang w:val="es-ES_tradnl"/>
-              </w:rPr>
-            </w:pPr>
-            <w:r>
-              <w:rPr>
-                <w:rFonts w:ascii="Arial Nova Cond" w:eastAsia="Calibri" w:hAnsi="Arial Nova Cond" w:cs="Times New Roman"/>
-                <w:b/>
-                <w:bCs/>
-                <w:sz w:val="20"/>
-                <w:szCs w:val="20"/>
-                <w:lang w:val="es-ES_tradnl"/>
-              </w:rPr>
-              <w:t>U 7</w:t>
-            </w:r>
-          </w:p>
-        </w:tc>
-        <w:tc>
-          <w:tcPr>
-            <w:tcW w:w="1276" w:type="dxa"/>
-            <w:vAlign w:val="center"/>
-          </w:tcPr>
-          <w:p>
-            <w:pPr>
-              <w:pStyle w:val="Prrafodelista"/>
-              <w:tabs>
-                <w:tab w:val="left" w:pos="0"/>
-                <w:tab w:val="left" w:pos="142"/>
-                <w:tab w:val="left" w:pos="284"/>
-              </w:tabs>
-              <w:spacing w:line="276" w:lineRule="auto"/>
-              <w:ind w:left="0"/>
-              <w:jc w:val="center"/>
-              <w:rPr>
-                <w:rFonts w:ascii="Arial Nova Cond Light" w:eastAsia="Calibri" w:hAnsi="Arial Nova Cond Light" w:cs="Times New Roman"/>
-                <w:b/>
-                <w:bCs/>
-                <w:sz w:val="20"/>
-                <w:szCs w:val="20"/>
-                <w:lang w:val="es-ES_tradnl"/>
-              </w:rPr>
-            </w:pPr>
-            <w:r>
-              <w:rPr>
-                <w:rFonts w:ascii="Arial Nova Cond" w:eastAsia="Calibri" w:hAnsi="Arial Nova Cond" w:cs="Times New Roman"/>
-                <w:sz w:val="20"/>
-                <w:szCs w:val="20"/>
-                <w:lang w:val="es-ES_tradnl"/>
-              </w:rPr>
-              <w:t>{{problemapotencialidad7}}</w:t>
-            </w:r>
-          </w:p>
-        </w:tc>
-        <w:tc>
-          <w:tcPr>
-            <w:tcW w:w="6520" w:type="dxa"/>
-            <w:vAlign w:val="center"/>
-          </w:tcPr>
-          <w:p>
-            <w:pPr>
-              <w:pStyle w:val="NormalWeb"/>
-              <w:spacing w:before="0" w:beforeAutospacing="0" w:after="160" w:afterAutospacing="0"/>
-              <w:jc w:val="both"/>
-              <w:rPr>
-                <w:rFonts w:ascii="Arial Nova Cond Light" w:hAnsi="Arial Nova Cond Light"/>
-                <w:sz w:val="20"/>
-                <w:szCs w:val="20"/>
-              </w:rPr>
-            </w:pPr>
-            <w:r>
-              <w:rPr>
-                <w:rFonts w:ascii="Arial Nova Cond" w:eastAsia="Calibri" w:hAnsi="Arial Nova Cond"/>
-                <w:sz w:val="20"/>
-                <w:szCs w:val="20"/>
-                <w:lang w:val="es-ES_tradnl"/>
-              </w:rPr>
-              <w:t>{{situacionsignificativa7}}</w:t>
-            </w:r>
-          </w:p>
-        </w:tc>
-        <w:tc>
-          <w:tcPr>
-            <w:tcW w:w="1701" w:type="dxa"/>
-            <w:vAlign w:val="center"/>
-          </w:tcPr>
-          <w:p>
-            <w:pPr>
-              <w:jc w:val="center"/>
-              <w:rPr>
-                <w:rFonts w:ascii="Arial Nova Cond Light" w:hAnsi="Arial Nova Cond Light" w:cs="ADLaM Display"/>
-                <w:sz w:val="20"/>
-                <w:szCs w:val="20"/>
-              </w:rPr>
-            </w:pPr>
-            <w:r>
+              <w:t>{{competencias8}}</w:t>
+            </w:r>
+          </w:p>
+        </w:tc>
+        <w:tc>
+          <w:tcPr>
+            <w:tcW w:w="1337" w:type="dxa"/>
+            <w:vAlign w:val="center"/>
+          </w:tcPr>
+          <w:p>
+            <w:pPr>
+              <w:autoSpaceDE w:val="0"/>
+              <w:autoSpaceDN w:val="0"/>
+              <w:adjustRightInd w:val="0"/>
+              <w:jc w:val="center"/>
               <w:rPr>
                 <w:rFonts w:ascii="Arial Nova Cond" w:hAnsi="Arial Nova Cond" w:cs="Arial"/>
                 <w:color w:val="000000"/>
@@ -13700,24 +14357,6 @@
                 <w:sz w:val="20"/>
                 <w:szCs w:val="20"/>
               </w:rPr>
-              <w:t>{{titulosituacionsignificativa7}}</w:t>
-            </w:r>
-          </w:p>
-        </w:tc>
-        <w:tc>
-          <w:tcPr>
-            <w:tcW w:w="1984" w:type="dxa"/>
-            <w:vAlign w:val="center"/>
-          </w:tcPr>
-          <w:p>
-            <w:pPr>
-              <w:ind w:left="60" w:right="32"/>
-              <w:jc w:val="both"/>
-              <w:rPr>
-                <w:rFonts w:ascii="Arial Nova Cond Light" w:eastAsia="Calibri" w:hAnsi="Arial Nova Cond Light" w:cs="Arial"/>
-                <w:sz w:val="20"/>
-                <w:szCs w:val="20"/>
-              </w:rPr>
             </w:pPr>
             <w:r>
               <w:rPr>
@@ -13727,275 +14366,12 @@
                 <w:sz w:val="20"/>
                 <w:szCs w:val="20"/>
               </w:rPr>
-              <w:t>{{competencias7}}</w:t>
-            </w:r>
-          </w:p>
-        </w:tc>
-        <w:tc>
-          <w:tcPr>
-            <w:tcW w:w="1559" w:type="dxa"/>
-            <w:vAlign w:val="center"/>
-          </w:tcPr>
-          <w:p>
-            <w:pPr>
-              <w:pStyle w:val="Prrafodelista"/>
-              <w:tabs>
-                <w:tab w:val="left" w:pos="0"/>
-                <w:tab w:val="left" w:pos="142"/>
-                <w:tab w:val="left" w:pos="284"/>
-              </w:tabs>
-              <w:spacing w:line="276" w:lineRule="auto"/>
-              <w:ind w:left="0"/>
-              <w:jc w:val="center"/>
-              <w:rPr>
-                <w:rFonts w:ascii="Arial Nova Cond Light" w:hAnsi="Arial Nova Cond Light"/>
-                <w:sz w:val="20"/>
-                <w:szCs w:val="20"/>
-              </w:rPr>
-            </w:pPr>
-            <w:r>
-              <w:rPr>
-                <w:rFonts w:ascii="Arial Nova Cond" w:hAnsi="Arial Nova Cond" w:cs="Arial"/>
-                <w:color w:val="000000"/>
-                <w:kern w:val="0"/>
-                <w:sz w:val="20"/>
-                <w:szCs w:val="20"/>
-              </w:rPr>
-              <w:t>{{producto7}}</w:t>
+              <w:t>{{producto8}}</w:t>
             </w:r>
           </w:p>
         </w:tc>
       </w:tr>
-      <w:tr>
-        <w:trPr>
-          <w:trHeight w:val="737"/>
-          <w:jc w:val="center"/>
-        </w:trPr>
-        <w:tc>
-          <w:tcPr>
-            <w:tcW w:w="836" w:type="dxa"/>
-            <w:vMerge/>
-            <w:vAlign w:val="center"/>
-          </w:tcPr>
-          <w:p>
-            <w:pPr>
-              <w:pStyle w:val="Prrafodelista"/>
-              <w:tabs>
-                <w:tab w:val="left" w:pos="0"/>
-                <w:tab w:val="left" w:pos="142"/>
-                <w:tab w:val="left" w:pos="284"/>
-              </w:tabs>
-              <w:spacing w:line="276" w:lineRule="auto"/>
-              <w:ind w:left="0"/>
-              <w:jc w:val="center"/>
-              <w:rPr>
-                <w:rFonts w:ascii="Arial Nova Cond Light" w:eastAsia="Calibri" w:hAnsi="Arial Nova Cond Light" w:cs="Times New Roman"/>
-                <w:b/>
-                <w:bCs/>
-                <w:sz w:val="20"/>
-                <w:szCs w:val="20"/>
-                <w:lang w:val="es-ES_tradnl"/>
-              </w:rPr>
-            </w:pPr>
-          </w:p>
-        </w:tc>
-        <w:tc>
-          <w:tcPr>
-            <w:tcW w:w="992" w:type="dxa"/>
-            <w:vAlign w:val="center"/>
-          </w:tcPr>
-          <w:p>
-            <w:pPr>
-              <w:pStyle w:val="Prrafodelista"/>
-              <w:tabs>
-                <w:tab w:val="left" w:pos="0"/>
-                <w:tab w:val="left" w:pos="142"/>
-                <w:tab w:val="left" w:pos="284"/>
-              </w:tabs>
-              <w:spacing w:line="276" w:lineRule="auto"/>
-              <w:ind w:left="0"/>
-              <w:jc w:val="center"/>
-              <w:rPr>
-                <w:rFonts w:ascii="Arial Nova Cond" w:eastAsia="Calibri" w:hAnsi="Arial Nova Cond" w:cs="Times New Roman"/>
-                <w:b/>
-                <w:bCs/>
-                <w:sz w:val="20"/>
-                <w:szCs w:val="20"/>
-                <w:lang w:val="es-ES_tradnl"/>
-              </w:rPr>
-            </w:pPr>
-            <w:r>
-              <w:rPr>
-                <w:rFonts w:ascii="Arial Nova Cond" w:eastAsia="Calibri" w:hAnsi="Arial Nova Cond" w:cs="Times New Roman"/>
-                <w:b/>
-                <w:bCs/>
-                <w:sz w:val="20"/>
-                <w:szCs w:val="20"/>
-                <w:lang w:val="es-ES_tradnl"/>
-              </w:rPr>
-              <w:t>U 8</w:t>
-            </w:r>
-          </w:p>
-        </w:tc>
-        <w:tc>
-          <w:tcPr>
-            <w:tcW w:w="1276" w:type="dxa"/>
-            <w:vAlign w:val="center"/>
-          </w:tcPr>
-          <w:p>
-            <w:pPr>
-              <w:pStyle w:val="Prrafodelista"/>
-              <w:tabs>
-                <w:tab w:val="left" w:pos="0"/>
-                <w:tab w:val="left" w:pos="142"/>
-                <w:tab w:val="left" w:pos="284"/>
-              </w:tabs>
-              <w:spacing w:line="276" w:lineRule="auto"/>
-              <w:ind w:left="0"/>
-              <w:jc w:val="center"/>
-              <w:rPr>
-                <w:rFonts w:ascii="Arial Nova Cond Light" w:eastAsia="Calibri" w:hAnsi="Arial Nova Cond Light" w:cs="Times New Roman"/>
-                <w:b/>
-                <w:bCs/>
-                <w:sz w:val="20"/>
-                <w:szCs w:val="20"/>
-                <w:lang w:val="es-ES_tradnl"/>
-              </w:rPr>
-            </w:pPr>
-            <w:r>
-              <w:rPr>
-                <w:rFonts w:ascii="Arial Nova Cond" w:eastAsia="Calibri" w:hAnsi="Arial Nova Cond" w:cs="Times New Roman"/>
-                <w:sz w:val="20"/>
-                <w:szCs w:val="20"/>
-                <w:lang w:val="es-ES_tradnl"/>
-              </w:rPr>
-              <w:t>{{problemapotencialidad8}}</w:t>
-            </w:r>
-          </w:p>
-        </w:tc>
-        <w:tc>
-          <w:tcPr>
-            <w:tcW w:w="6520" w:type="dxa"/>
-            <w:vAlign w:val="center"/>
-          </w:tcPr>
-          <w:p>
-            <w:pPr>
-              <w:pStyle w:val="NormalWeb"/>
-              <w:spacing w:before="0" w:beforeAutospacing="0" w:after="160" w:afterAutospacing="0"/>
-              <w:jc w:val="both"/>
-              <w:rPr>
-                <w:rFonts w:ascii="Arial Nova Cond Light" w:hAnsi="Arial Nova Cond Light"/>
-                <w:sz w:val="20"/>
-                <w:szCs w:val="20"/>
-              </w:rPr>
-            </w:pPr>
-            <w:r>
-              <w:rPr>
-                <w:rFonts w:ascii="Arial Nova Cond" w:eastAsia="Calibri" w:hAnsi="Arial Nova Cond"/>
-                <w:sz w:val="20"/>
-                <w:szCs w:val="20"/>
-                <w:lang w:val="es-ES_tradnl"/>
-              </w:rPr>
-              <w:t>{{situacionsignificativa8}}</w:t>
-            </w:r>
-          </w:p>
-        </w:tc>
-        <w:tc>
-          <w:tcPr>
-            <w:tcW w:w="1701" w:type="dxa"/>
-            <w:vAlign w:val="center"/>
-          </w:tcPr>
-          <w:p>
-            <w:pPr>
-              <w:pStyle w:val="Prrafodelista"/>
-              <w:tabs>
-                <w:tab w:val="left" w:pos="0"/>
-                <w:tab w:val="left" w:pos="142"/>
-                <w:tab w:val="left" w:pos="284"/>
-              </w:tabs>
-              <w:spacing w:line="276" w:lineRule="auto"/>
-              <w:ind w:left="0"/>
-              <w:jc w:val="center"/>
-              <w:rPr>
-                <w:rFonts w:ascii="Arial Nova Cond Light" w:hAnsi="Arial Nova Cond Light" w:cs="ADLaM Display"/>
-                <w:sz w:val="20"/>
-                <w:szCs w:val="20"/>
-              </w:rPr>
-            </w:pPr>
-            <w:r>
-              <w:rPr>
-                <w:rFonts w:ascii="Arial Nova Cond" w:hAnsi="Arial Nova Cond" w:cs="Arial"/>
-                <w:color w:val="000000"/>
-                <w:kern w:val="0"/>
-                <w:sz w:val="20"/>
-                <w:szCs w:val="20"/>
-              </w:rPr>
-              <w:t>{{titulosituacionsignificativa8}}</w:t>
-            </w:r>
-          </w:p>
-        </w:tc>
-        <w:tc>
-          <w:tcPr>
-            <w:tcW w:w="1984" w:type="dxa"/>
-            <w:vAlign w:val="center"/>
-          </w:tcPr>
-          <w:p>
-            <w:pPr>
-              <w:ind w:left="60" w:right="32"/>
-              <w:jc w:val="both"/>
-              <w:rPr>
-                <w:rFonts w:ascii="Arial Nova Cond Light" w:eastAsia="Calibri" w:hAnsi="Arial Nova Cond Light" w:cs="Arial"/>
-                <w:sz w:val="20"/>
-                <w:szCs w:val="20"/>
-              </w:rPr>
-            </w:pPr>
-            <w:r>
-              <w:rPr>
-                <w:rFonts w:ascii="Arial Nova Cond" w:hAnsi="Arial Nova Cond" w:cs="Arial"/>
-                <w:color w:val="000000"/>
-                <w:kern w:val="0"/>
-                <w:sz w:val="20"/>
-                <w:szCs w:val="20"/>
-              </w:rPr>
-              <w:t>{{competencias8}}</w:t>
-            </w:r>
-          </w:p>
-        </w:tc>
-        <w:tc>
-          <w:tcPr>
-            <w:tcW w:w="1559" w:type="dxa"/>
-            <w:vAlign w:val="center"/>
-          </w:tcPr>
-          <w:p>
-            <w:pPr>
-              <w:pStyle w:val="Prrafodelista"/>
-              <w:tabs>
-                <w:tab w:val="left" w:pos="0"/>
-                <w:tab w:val="left" w:pos="142"/>
-                <w:tab w:val="left" w:pos="284"/>
-              </w:tabs>
-              <w:spacing w:line="276" w:lineRule="auto"/>
-              <w:ind w:left="0"/>
-              <w:jc w:val="center"/>
-              <w:rPr>
-                <w:rFonts w:ascii="Arial Nova Cond Light" w:hAnsi="Arial Nova Cond Light"/>
-                <w:sz w:val="20"/>
-                <w:szCs w:val="20"/>
-              </w:rPr>
-            </w:pPr>
-            <w:r>
-              <w:rPr>
-                <w:rFonts w:ascii="Arial Nova Cond" w:hAnsi="Arial Nova Cond" w:cs="Arial"/>
-                <w:color w:val="000000"/>
-                <w:kern w:val="0"/>
-                <w:sz w:val="20"/>
-                <w:szCs w:val="20"/>
-              </w:rPr>
-              <w:t>{{producto8}}</w:t>
-            </w:r>
-          </w:p>
-        </w:tc>
-      </w:tr>
+      <w:bookmarkEnd w:id="1"/>
     </w:tbl>
     <w:p>
       <w:pPr>
@@ -16526,7 +16902,25 @@
                 <w:bCs/>
                 <w:lang w:eastAsia="es-ES"/>
               </w:rPr>
-              <w:t>Escribe diversos tipos de textos de mediana extensión en inglés. Adecúa su texto al destinatario, propósito y registro a partir de su experiencia previa y fuentes de información básica. Organiza y desarrolla sus ideas en torno a un tema central y los estructura en uno o dos párrafos. Relaciona sus ideas a través del uso de algunos recursos cohesivos (sinónimos, pronominalización y conectores aditivos, adversativos, temporales y causales) con vocabulario cotidiano y pertinente y construcciones gramaticales simples y de mediana complejidad. Utiliza recursos ortográficos que permiten claridad en sus textos. Reflexiona sobre el contenido del texto y evalúa el uso de algunos recursos formales.</w:t>
+              <w:t xml:space="preserve">Escribe diversos tipos de textos de mediana extensión en inglés. Adecúa su texto al destinatario, propósito y registro a partir de su experiencia previa y fuentes de información básica. Organiza y desarrolla sus ideas en torno a un tema central y los estructura en uno o dos párrafos. Relaciona sus ideas a través del uso de algunos recursos cohesivos (sinónimos, </w:t>
+            </w:r>
+            <w:proofErr w:type="spellStart"/>
+            <w:r>
+              <w:rPr>
+                <w:rFonts w:ascii="Arial Nova Cond" w:eastAsia="Times New Roman" w:hAnsi="Arial Nova Cond" w:cs="Arial"/>
+                <w:bCs/>
+                <w:lang w:eastAsia="es-ES"/>
+              </w:rPr>
+              <w:t>pronominalización</w:t>
+            </w:r>
+            <w:proofErr w:type="spellEnd"/>
+            <w:r>
+              <w:rPr>
+                <w:rFonts w:ascii="Arial Nova Cond" w:eastAsia="Times New Roman" w:hAnsi="Arial Nova Cond" w:cs="Arial"/>
+                <w:bCs/>
+                <w:lang w:eastAsia="es-ES"/>
+              </w:rPr>
+              <w:t xml:space="preserve"> y conectores aditivos, adversativos, temporales y causales) con vocabulario cotidiano y pertinente y construcciones gramaticales simples y de mediana complejidad. Utiliza recursos ortográficos que permiten claridad en sus textos. Reflexiona sobre el contenido del texto y evalúa el uso de algunos recursos formales.</w:t>
             </w:r>
           </w:p>
           <w:p>
@@ -26397,6 +26791,7 @@
               </w:rPr>
               <w:t xml:space="preserve">l texto escolar de </w:t>
             </w:r>
+            <w:proofErr w:type="gramStart"/>
             <w:r>
               <w:rPr>
                 <w:rFonts w:ascii="Arial Nova Cond Light" w:eastAsia="Calibri" w:hAnsi="Arial Nova Cond Light" w:cs="Calibri Light"/>
@@ -26405,6 +26800,7 @@
               </w:rPr>
               <w:t>Inglés</w:t>
             </w:r>
+            <w:proofErr w:type="gramEnd"/>
             <w:r>
               <w:rPr>
                 <w:rFonts w:ascii="Arial Nova Cond Light" w:eastAsia="Calibri" w:hAnsi="Arial Nova Cond Light" w:cs="Calibri Light"/>
@@ -26469,6 +26865,7 @@
               </w:rPr>
               <w:t xml:space="preserve">Minedu (2016). Programa curricular de educación secundaria. Resolución Ministerial </w:t>
             </w:r>
+            <w:proofErr w:type="spellStart"/>
             <w:r>
               <w:rPr>
                 <w:rFonts w:ascii="Arial Nova Cond Light" w:eastAsia="Calibri" w:hAnsi="Arial Nova Cond Light" w:cs="Calibri Light"/>
@@ -26477,6 +26874,7 @@
               </w:rPr>
               <w:t>N°</w:t>
             </w:r>
+            <w:proofErr w:type="spellEnd"/>
             <w:r>
               <w:rPr>
                 <w:rFonts w:ascii="Arial Nova Cond Light" w:eastAsia="Calibri" w:hAnsi="Arial Nova Cond Light" w:cs="Calibri Light"/>
@@ -26509,6 +26907,7 @@
               </w:rPr>
               <w:t xml:space="preserve">Minedu (2016). Currículo Nacional de la educación básica. Resolución Ministerial </w:t>
             </w:r>
+            <w:proofErr w:type="spellStart"/>
             <w:r>
               <w:rPr>
                 <w:rFonts w:ascii="Arial Nova Cond Light" w:eastAsia="Calibri" w:hAnsi="Arial Nova Cond Light" w:cs="Calibri Light"/>
@@ -26517,6 +26916,7 @@
               </w:rPr>
               <w:t>N°</w:t>
             </w:r>
+            <w:proofErr w:type="spellEnd"/>
             <w:r>
               <w:rPr>
                 <w:rFonts w:ascii="Arial Nova Cond Light" w:eastAsia="Calibri" w:hAnsi="Arial Nova Cond Light" w:cs="Calibri Light"/>
@@ -26579,7 +26979,25 @@
                 <w:kern w:val="0"/>
                 <w14:ligatures w14:val="none"/>
               </w:rPr>
-              <w:t>Resolución Ministerial N.° 501-2025</w:t>
+              <w:t xml:space="preserve">Resolución Ministerial </w:t>
+            </w:r>
+            <w:proofErr w:type="spellStart"/>
+            <w:r>
+              <w:rPr>
+                <w:rFonts w:ascii="Arial Nova Cond Light" w:eastAsia="Calibri" w:hAnsi="Arial Nova Cond Light" w:cs="Calibri Light"/>
+                <w:kern w:val="0"/>
+                <w14:ligatures w14:val="none"/>
+              </w:rPr>
+              <w:t>N.°</w:t>
+            </w:r>
+            <w:proofErr w:type="spellEnd"/>
+            <w:r>
+              <w:rPr>
+                <w:rFonts w:ascii="Arial Nova Cond Light" w:eastAsia="Calibri" w:hAnsi="Arial Nova Cond Light" w:cs="Calibri Light"/>
+                <w:kern w:val="0"/>
+                <w14:ligatures w14:val="none"/>
+              </w:rPr>
+              <w:t xml:space="preserve"> 501-2025</w:t>
             </w:r>
             <w:r>
               <w:rPr>
@@ -26652,6 +27070,7 @@
               </w:rPr>
               <w:t xml:space="preserve">Texto escolar de </w:t>
             </w:r>
+            <w:proofErr w:type="gramStart"/>
             <w:r>
               <w:rPr>
                 <w:rFonts w:ascii="Arial Nova Cond Light" w:eastAsia="Calibri" w:hAnsi="Arial Nova Cond Light" w:cs="Calibri Light"/>
@@ -26660,6 +27079,7 @@
               </w:rPr>
               <w:t>Inglés</w:t>
             </w:r>
+            <w:proofErr w:type="gramEnd"/>
             <w:r>
               <w:rPr>
                 <w:rFonts w:ascii="Arial Nova Cond Light" w:eastAsia="Calibri" w:hAnsi="Arial Nova Cond Light" w:cs="Calibri Light"/>
@@ -27158,7 +27578,7 @@
                     </wp:anchor>
                   </w:drawing>
                 </mc:Choice>
-                <mc:Fallback xmlns:w16sdtfl="http://schemas.microsoft.com/office/word/2024/wordml/sdtformatlock">
+                <mc:Fallback>
                   <w:pict>
                     <v:group w14:anchorId="5F5B797D" id="Grupo 7" o:spid="_x0000_s1029" style="position:absolute;left:0;text-align:left;margin-left:167.85pt;margin-top:17.25pt;width:429.5pt;height:51pt;z-index:251663360;mso-position-horizontal-relative:margin;mso-width-relative:margin;mso-height-relative:margin" coordsize="54546,7018" o:gfxdata="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">
                       <v:shapetype id="_x0000_t202" coordsize="21600,21600" o:spt="202" path="m,l,21600r21600,l21600,xe">
@@ -27479,7 +27899,7 @@
             </wp:anchor>
           </w:drawing>
         </mc:Choice>
-        <mc:Fallback xmlns:w16sdtfl="http://schemas.microsoft.com/office/word/2024/wordml/sdtformatlock">
+        <mc:Fallback>
           <w:pict>
             <v:rect w14:anchorId="2CE52D90" id="Rectángulo 45" o:spid="_x0000_s1032" style="position:absolute;margin-left:-28.5pt;margin-top:9.1pt;width:34.55pt;height:25.2pt;z-index:251661312;visibility:visible;mso-wrap-style:square;mso-width-percent:0;mso-height-percent:0;mso-wrap-distance-left:0;mso-wrap-distance-top:0;mso-wrap-distance-right:0;mso-wrap-distance-bottom:0;mso-position-horizontal:absolute;mso-position-horizontal-relative:right-margin-area;mso-position-vertical:absolute;mso-position-vertical-relative:bottom-margin-area;mso-width-percent:0;mso-height-percent:0;mso-width-relative:margin;mso-height-relative:margin;v-text-anchor:bottom" o:gfxdata="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" fillcolor="#196b24 [3206]" stroked="f" strokeweight="3pt">
               <v:textbox>
@@ -34253,6 +34673,15 @@
       <w:shd w:val="clear" w:color="auto" w:fill="E1DFDD"/>
     </w:rPr>
   </w:style>
+  <w:style w:type="paragraph" w:styleId="Sinespaciado">
+    <w:name w:val="No Spacing"/>
+    <w:uiPriority w:val="1"/>
+    <w:qFormat/>
+    <w:rsid w:val="00502FF4"/>
+    <w:pPr>
+      <w:spacing w:after="0" w:line="240" w:lineRule="auto"/>
+    </w:pPr>
+  </w:style>
 </w:styles>
 </file>
 

--- a/templates/plananual/INGLÉS 1° A 5°/INGLÉS 1° - PROGRAMACIÓN  ANUAL.docx
+++ b/templates/plananual/INGLÉS 1° A 5°/INGLÉS 1° - PROGRAMACIÓN  ANUAL.docx
@@ -1,6 +1,6 @@
 
 <file path=word/document.xml><?xml version="1.0" encoding="utf-8"?>
-<w:document xmlns:wpc="http://schemas.microsoft.com/office/word/2010/wordprocessingCanvas" xmlns:cx="http://schemas.microsoft.com/office/drawing/2014/chartex" xmlns:cx1="http://schemas.microsoft.com/office/drawing/2015/9/8/chartex" xmlns:cx2="http://schemas.microsoft.com/office/drawing/2015/10/21/chartex" xmlns:cx3="http://schemas.microsoft.com/office/drawing/2016/5/9/chartex" xmlns:cx4="http://schemas.microsoft.com/office/drawing/2016/5/10/chartex" xmlns:cx5="http://schemas.microsoft.com/office/drawing/2016/5/11/chartex" xmlns:cx6="http://schemas.microsoft.com/office/drawing/2016/5/12/chartex" xmlns:cx7="http://schemas.microsoft.com/office/drawing/2016/5/13/chartex" xmlns:cx8="http://schemas.microsoft.com/office/drawing/2016/5/14/chartex" xmlns:mc="http://schemas.openxmlformats.org/markup-compatibility/2006" xmlns:aink="http://schemas.microsoft.com/office/drawing/2016/ink" xmlns:am3d="http://schemas.microsoft.com/office/drawing/2017/model3d" xmlns:o="urn:schemas-microsoft-com:office:office" xmlns:oel="http://schemas.microsoft.com/office/2019/extlst" xmlns:r="http://schemas.openxmlformats.org/officeDocument/2006/relationships" xmlns:m="http://schemas.openxmlformats.org/officeDocument/2006/math" xmlns:v="urn:schemas-microsoft-com:vml" xmlns:wp14="http://schemas.microsoft.com/office/word/2010/wordprocessingDrawing" xmlns:wp="http://schemas.openxmlformats.org/drawingml/2006/wordprocessingDrawing" xmlns:w10="urn:schemas-microsoft-com:office:word" xmlns:w="http://schemas.openxmlformats.org/wordprocessingml/2006/main" xmlns:w14="http://schemas.microsoft.com/office/word/2010/wordml" xmlns:w15="http://schemas.microsoft.com/office/word/2012/wordml" xmlns:w16cex="http://schemas.microsoft.com/office/word/2018/wordml/cex" xmlns:w16cid="http://schemas.microsoft.com/office/word/2016/wordml/cid" xmlns:w16="http://schemas.microsoft.com/office/word/2018/wordml" xmlns:w16du="http://schemas.microsoft.com/office/word/2023/wordml/word16du" xmlns:w16sdtdh="http://schemas.microsoft.com/office/word/2020/wordml/sdtdatahash" xmlns:w16se="http://schemas.microsoft.com/office/word/2015/wordml/symex" xmlns:wpg="http://schemas.microsoft.com/office/word/2010/wordprocessingGroup" xmlns:wpi="http://schemas.microsoft.com/office/word/2010/wordprocessingInk" xmlns:wne="http://schemas.microsoft.com/office/word/2006/wordml" xmlns:wps="http://schemas.microsoft.com/office/word/2010/wordprocessingShape" mc:Ignorable="w14 w15 w16se w16cid w16 w16cex w16sdtdh w16du wp14">
+<w:document xmlns:wpc="http://schemas.microsoft.com/office/word/2010/wordprocessingCanvas" xmlns:cx="http://schemas.microsoft.com/office/drawing/2014/chartex" xmlns:cx1="http://schemas.microsoft.com/office/drawing/2015/9/8/chartex" xmlns:cx2="http://schemas.microsoft.com/office/drawing/2015/10/21/chartex" xmlns:cx3="http://schemas.microsoft.com/office/drawing/2016/5/9/chartex" xmlns:cx4="http://schemas.microsoft.com/office/drawing/2016/5/10/chartex" xmlns:cx5="http://schemas.microsoft.com/office/drawing/2016/5/11/chartex" xmlns:cx6="http://schemas.microsoft.com/office/drawing/2016/5/12/chartex" xmlns:cx7="http://schemas.microsoft.com/office/drawing/2016/5/13/chartex" xmlns:cx8="http://schemas.microsoft.com/office/drawing/2016/5/14/chartex" xmlns:mc="http://schemas.openxmlformats.org/markup-compatibility/2006" xmlns:aink="http://schemas.microsoft.com/office/drawing/2016/ink" xmlns:am3d="http://schemas.microsoft.com/office/drawing/2017/model3d" xmlns:o="urn:schemas-microsoft-com:office:office" xmlns:oel="http://schemas.microsoft.com/office/2019/extlst" xmlns:r="http://schemas.openxmlformats.org/officeDocument/2006/relationships" xmlns:m="http://schemas.openxmlformats.org/officeDocument/2006/math" xmlns:v="urn:schemas-microsoft-com:vml" xmlns:wp14="http://schemas.microsoft.com/office/word/2010/wordprocessingDrawing" xmlns:wp="http://schemas.openxmlformats.org/drawingml/2006/wordprocessingDrawing" xmlns:w10="urn:schemas-microsoft-com:office:word" xmlns:w="http://schemas.openxmlformats.org/wordprocessingml/2006/main" xmlns:w14="http://schemas.microsoft.com/office/word/2010/wordml" xmlns:w15="http://schemas.microsoft.com/office/word/2012/wordml" xmlns:w16cex="http://schemas.microsoft.com/office/word/2018/wordml/cex" xmlns:w16cid="http://schemas.microsoft.com/office/word/2016/wordml/cid" xmlns:w16="http://schemas.microsoft.com/office/word/2018/wordml" xmlns:w16du="http://schemas.microsoft.com/office/word/2023/wordml/word16du" xmlns:w16sdtdh="http://schemas.microsoft.com/office/word/2020/wordml/sdtdatahash" xmlns:w16sdtfl="http://schemas.microsoft.com/office/word/2024/wordml/sdtformatlock" xmlns:w16se="http://schemas.microsoft.com/office/word/2015/wordml/symex" xmlns:wpg="http://schemas.microsoft.com/office/word/2010/wordprocessingGroup" xmlns:wpi="http://schemas.microsoft.com/office/word/2010/wordprocessingInk" xmlns:wne="http://schemas.microsoft.com/office/word/2006/wordml" xmlns:wps="http://schemas.microsoft.com/office/word/2010/wordprocessingShape" mc:Ignorable="w14 w15 w16se w16cid w16 w16cex w16sdtdh w16sdtfl w16du wp14">
   <w:body>
     <w:p>
       <w:pPr>
@@ -248,7 +248,6 @@
                                 </w:rPr>
                                 <w:t>{{</w:t>
                               </w:r>
-                              <w:proofErr w:type="spellStart"/>
                               <w:r>
                                 <w:rPr>
                                   <w:rFonts w:ascii="Aptos ExtraBold" w:hAnsi="Aptos ExtraBold" w:cs="Times New Roman"/>
@@ -258,19 +257,7 @@
                                   <w:sz w:val="32"/>
                                   <w:szCs w:val="32"/>
                                 </w:rPr>
-                                <w:t>anio</w:t>
-                              </w:r>
-                              <w:proofErr w:type="spellEnd"/>
-                              <w:r>
-                                <w:rPr>
-                                  <w:rFonts w:ascii="Aptos ExtraBold" w:hAnsi="Aptos ExtraBold" w:cs="Times New Roman"/>
-                                  <w:b/>
-                                  <w:bCs/>
-                                  <w:color w:val="FFFFFF" w:themeColor="background1"/>
-                                  <w:sz w:val="32"/>
-                                  <w:szCs w:val="32"/>
-                                </w:rPr>
-                                <w:t>}}</w:t>
+                                <w:t>anio}}</w:t>
                               </w:r>
                             </w:p>
                           </w:txbxContent>
@@ -4448,17 +4435,6 @@
     </w:p>
     <w:p>
       <w:pPr>
-        <w:ind w:right="-455"/>
-        <w:rPr>
-          <w:rFonts w:ascii="Arial Nova Cond" w:hAnsi="Arial Nova Cond" w:cs="Times New Roman"/>
-          <w:b/>
-          <w:bCs/>
-          <w:color w:val="000000" w:themeColor="text1"/>
-        </w:rPr>
-      </w:pPr>
-    </w:p>
-    <w:p>
-      <w:pPr>
         <w:pStyle w:val="Prrafodelista"/>
         <w:numPr>
           <w:ilvl w:val="0"/>
@@ -4481,6 +4457,7 @@
           <w:bCs/>
           <w:color w:val="000000" w:themeColor="text1"/>
         </w:rPr>
+        <w:lastRenderedPageBreak/>
         <w:t xml:space="preserve">CALENDARIZACIÓN DEL AÑO ESCOLAR: </w:t>
       </w:r>
     </w:p>
@@ -4654,29 +4631,16 @@
                 <w:szCs w:val="20"/>
               </w:rPr>
             </w:pPr>
-            <w:proofErr w:type="spellStart"/>
-            <w:r>
-              <w:rPr>
-                <w:rFonts w:ascii="Arial Nova Cond Light" w:hAnsi="Arial Nova Cond Light" w:cs="Times New Roman"/>
-                <w:b/>
-                <w:bCs/>
-                <w:color w:val="000000" w:themeColor="text1"/>
-                <w:sz w:val="20"/>
-                <w:szCs w:val="20"/>
-              </w:rPr>
-              <w:t>N°</w:t>
-            </w:r>
-            <w:proofErr w:type="spellEnd"/>
-            <w:r>
-              <w:rPr>
-                <w:rFonts w:ascii="Arial Nova Cond Light" w:hAnsi="Arial Nova Cond Light" w:cs="Times New Roman"/>
-                <w:b/>
-                <w:bCs/>
-                <w:color w:val="000000" w:themeColor="text1"/>
-                <w:sz w:val="20"/>
-                <w:szCs w:val="20"/>
-              </w:rPr>
-              <w:t xml:space="preserve"> DE SEMANAS LECTIVAS</w:t>
+            <w:r>
+              <w:rPr>
+                <w:rFonts w:ascii="Arial Nova Cond Light" w:hAnsi="Arial Nova Cond Light" w:cs="Times New Roman"/>
+                <w:b/>
+                <w:bCs/>
+                <w:color w:val="000000" w:themeColor="text1"/>
+                <w:sz w:val="20"/>
+                <w:szCs w:val="20"/>
+              </w:rPr>
+              <w:t>N° DE SEMANAS LECTIVAS</w:t>
             </w:r>
           </w:p>
         </w:tc>
@@ -4701,29 +4665,16 @@
                 <w:szCs w:val="20"/>
               </w:rPr>
             </w:pPr>
-            <w:proofErr w:type="spellStart"/>
-            <w:r>
-              <w:rPr>
-                <w:rFonts w:ascii="Arial Nova Cond Light" w:hAnsi="Arial Nova Cond Light" w:cs="Times New Roman"/>
-                <w:b/>
-                <w:bCs/>
-                <w:color w:val="000000" w:themeColor="text1"/>
-                <w:sz w:val="20"/>
-                <w:szCs w:val="20"/>
-              </w:rPr>
-              <w:t>N°</w:t>
-            </w:r>
-            <w:proofErr w:type="spellEnd"/>
-            <w:r>
-              <w:rPr>
-                <w:rFonts w:ascii="Arial Nova Cond Light" w:hAnsi="Arial Nova Cond Light" w:cs="Times New Roman"/>
-                <w:b/>
-                <w:bCs/>
-                <w:color w:val="000000" w:themeColor="text1"/>
-                <w:sz w:val="20"/>
-                <w:szCs w:val="20"/>
-              </w:rPr>
-              <w:t xml:space="preserve"> UNIDADES</w:t>
+            <w:r>
+              <w:rPr>
+                <w:rFonts w:ascii="Arial Nova Cond Light" w:hAnsi="Arial Nova Cond Light" w:cs="Times New Roman"/>
+                <w:b/>
+                <w:bCs/>
+                <w:color w:val="000000" w:themeColor="text1"/>
+                <w:sz w:val="20"/>
+                <w:szCs w:val="20"/>
+              </w:rPr>
+              <w:t>N° UNIDADES</w:t>
             </w:r>
           </w:p>
         </w:tc>
@@ -7854,6 +7805,7 @@
           <w:bCs/>
           <w:color w:val="000000" w:themeColor="text1"/>
         </w:rPr>
+        <w:lastRenderedPageBreak/>
         <w:t xml:space="preserve">RESULTADOS DE ACTAS DEL </w:t>
       </w:r>
       <w:r>
@@ -11885,6 +11837,7 @@
           <w:bCs/>
           <w:color w:val="000000" w:themeColor="text1"/>
         </w:rPr>
+        <w:lastRenderedPageBreak/>
         <w:t>DISTRIBUCIÓN</w:t>
       </w:r>
       <w:r>
@@ -11973,13 +11926,13 @@
         <w:tblLook w:val="04A0" w:firstRow="1" w:lastRow="0" w:firstColumn="1" w:lastColumn="0" w:noHBand="0" w:noVBand="1"/>
       </w:tblPr>
       <w:tblGrid>
-        <w:gridCol w:w="875"/>
-        <w:gridCol w:w="1095"/>
-        <w:gridCol w:w="1726"/>
-        <w:gridCol w:w="6169"/>
-        <w:gridCol w:w="2015"/>
-        <w:gridCol w:w="1634"/>
-        <w:gridCol w:w="1337"/>
+        <w:gridCol w:w="818"/>
+        <w:gridCol w:w="1018"/>
+        <w:gridCol w:w="5379"/>
+        <w:gridCol w:w="1984"/>
+        <w:gridCol w:w="2693"/>
+        <w:gridCol w:w="1560"/>
+        <w:gridCol w:w="1399"/>
       </w:tblGrid>
       <w:tr>
         <w:trPr>
@@ -11988,7 +11941,7 @@
         </w:trPr>
         <w:tc>
           <w:tcPr>
-            <w:tcW w:w="875" w:type="dxa"/>
+            <w:tcW w:w="818" w:type="dxa"/>
             <w:shd w:val="clear" w:color="auto" w:fill="C1F0C7" w:themeFill="accent3" w:themeFillTint="33"/>
             <w:vAlign w:val="center"/>
           </w:tcPr>
@@ -12022,7 +11975,7 @@
         </w:tc>
         <w:tc>
           <w:tcPr>
-            <w:tcW w:w="1095" w:type="dxa"/>
+            <w:tcW w:w="1018" w:type="dxa"/>
             <w:shd w:val="clear" w:color="auto" w:fill="C1F0C7" w:themeFill="accent3" w:themeFillTint="33"/>
             <w:vAlign w:val="center"/>
           </w:tcPr>
@@ -12055,7 +12008,7 @@
         </w:tc>
         <w:tc>
           <w:tcPr>
-            <w:tcW w:w="1726" w:type="dxa"/>
+            <w:tcW w:w="5379" w:type="dxa"/>
             <w:shd w:val="clear" w:color="auto" w:fill="C1F0C7" w:themeFill="accent3" w:themeFillTint="33"/>
             <w:vAlign w:val="center"/>
           </w:tcPr>
@@ -12082,13 +12035,35 @@
                 <w:sz w:val="20"/>
                 <w:szCs w:val="20"/>
               </w:rPr>
-              <w:t>PROBLEMA / POTENCIALIDAD</w:t>
-            </w:r>
-          </w:p>
-        </w:tc>
-        <w:tc>
-          <w:tcPr>
-            <w:tcW w:w="6169" w:type="dxa"/>
+              <w:t>SITUACIÓN SIGNIF</w:t>
+            </w:r>
+            <w:r>
+              <w:rPr>
+                <w:rFonts w:ascii="Arial Nova Cond" w:hAnsi="Arial Nova Cond" w:cs="Times New Roman"/>
+                <w:b/>
+                <w:bCs/>
+                <w:color w:val="000000" w:themeColor="text1"/>
+                <w:sz w:val="20"/>
+                <w:szCs w:val="20"/>
+              </w:rPr>
+              <w:t>I</w:t>
+            </w:r>
+            <w:r>
+              <w:rPr>
+                <w:rFonts w:ascii="Arial Nova Cond" w:hAnsi="Arial Nova Cond" w:cs="Times New Roman"/>
+                <w:b/>
+                <w:bCs/>
+                <w:color w:val="000000" w:themeColor="text1"/>
+                <w:sz w:val="20"/>
+                <w:szCs w:val="20"/>
+              </w:rPr>
+              <w:t>CATIVA</w:t>
+            </w:r>
+          </w:p>
+        </w:tc>
+        <w:tc>
+          <w:tcPr>
+            <w:tcW w:w="1984" w:type="dxa"/>
             <w:shd w:val="clear" w:color="auto" w:fill="C1F0C7" w:themeFill="accent3" w:themeFillTint="33"/>
             <w:vAlign w:val="center"/>
           </w:tcPr>
@@ -12115,7 +12090,7 @@
                 <w:sz w:val="20"/>
                 <w:szCs w:val="20"/>
               </w:rPr>
-              <w:t>SITUACIÓN SIGNIF</w:t>
+              <w:t>TÍTULO DE LA UNIDAD DID</w:t>
             </w:r>
             <w:r>
               <w:rPr>
@@ -12126,7 +12101,7 @@
                 <w:sz w:val="20"/>
                 <w:szCs w:val="20"/>
               </w:rPr>
-              <w:t>I</w:t>
+              <w:t>Á</w:t>
             </w:r>
             <w:r>
               <w:rPr>
@@ -12137,13 +12112,24 @@
                 <w:sz w:val="20"/>
                 <w:szCs w:val="20"/>
               </w:rPr>
-              <w:t>CATIVA</w:t>
-            </w:r>
-          </w:p>
-        </w:tc>
-        <w:tc>
-          <w:tcPr>
-            <w:tcW w:w="2015" w:type="dxa"/>
+              <w:t>CTICA</w:t>
+            </w:r>
+            <w:r>
+              <w:rPr>
+                <w:rFonts w:ascii="Arial Nova Cond" w:hAnsi="Arial Nova Cond" w:cs="Times New Roman"/>
+                <w:b/>
+                <w:bCs/>
+                <w:color w:val="000000" w:themeColor="text1"/>
+                <w:sz w:val="20"/>
+                <w:szCs w:val="20"/>
+              </w:rPr>
+              <w:t>.</w:t>
+            </w:r>
+          </w:p>
+        </w:tc>
+        <w:tc>
+          <w:tcPr>
+            <w:tcW w:w="2693" w:type="dxa"/>
             <w:shd w:val="clear" w:color="auto" w:fill="C1F0C7" w:themeFill="accent3" w:themeFillTint="33"/>
             <w:vAlign w:val="center"/>
           </w:tcPr>
@@ -12170,9 +12156,21 @@
                 <w:sz w:val="20"/>
                 <w:szCs w:val="20"/>
               </w:rPr>
-              <w:t>TÍTULO DE LA UNIDAD DID</w:t>
-            </w:r>
-            <w:r>
+              <w:t>CAMPO TEMATICO</w:t>
+            </w:r>
+          </w:p>
+        </w:tc>
+        <w:tc>
+          <w:tcPr>
+            <w:tcW w:w="1560" w:type="dxa"/>
+            <w:shd w:val="clear" w:color="auto" w:fill="C1F0C7" w:themeFill="accent3" w:themeFillTint="33"/>
+            <w:vAlign w:val="center"/>
+          </w:tcPr>
+          <w:p>
+            <w:pPr>
+              <w:pStyle w:val="Prrafodelista"/>
+              <w:ind w:left="0"/>
+              <w:jc w:val="center"/>
               <w:rPr>
                 <w:rFonts w:ascii="Arial Nova Cond" w:hAnsi="Arial Nova Cond" w:cs="Times New Roman"/>
                 <w:b/>
@@ -12181,8 +12179,7 @@
                 <w:sz w:val="20"/>
                 <w:szCs w:val="20"/>
               </w:rPr>
-              <w:t>Á</w:t>
-            </w:r>
+            </w:pPr>
             <w:r>
               <w:rPr>
                 <w:rFonts w:ascii="Arial Nova Cond" w:hAnsi="Arial Nova Cond" w:cs="Times New Roman"/>
@@ -12192,57 +12189,13 @@
                 <w:sz w:val="20"/>
                 <w:szCs w:val="20"/>
               </w:rPr>
-              <w:t>CTICA</w:t>
-            </w:r>
-            <w:r>
-              <w:rPr>
-                <w:rFonts w:ascii="Arial Nova Cond" w:hAnsi="Arial Nova Cond" w:cs="Times New Roman"/>
-                <w:b/>
-                <w:bCs/>
-                <w:color w:val="000000" w:themeColor="text1"/>
-                <w:sz w:val="20"/>
-                <w:szCs w:val="20"/>
-              </w:rPr>
-              <w:t>.</w:t>
-            </w:r>
-          </w:p>
-        </w:tc>
-        <w:tc>
-          <w:tcPr>
-            <w:tcW w:w="1634" w:type="dxa"/>
-            <w:shd w:val="clear" w:color="auto" w:fill="C1F0C7" w:themeFill="accent3" w:themeFillTint="33"/>
-            <w:vAlign w:val="center"/>
-          </w:tcPr>
-          <w:p>
-            <w:pPr>
-              <w:pStyle w:val="Prrafodelista"/>
-              <w:ind w:left="0"/>
-              <w:jc w:val="center"/>
-              <w:rPr>
-                <w:rFonts w:ascii="Arial Nova Cond" w:hAnsi="Arial Nova Cond" w:cs="Times New Roman"/>
-                <w:b/>
-                <w:bCs/>
-                <w:color w:val="000000" w:themeColor="text1"/>
-                <w:sz w:val="20"/>
-                <w:szCs w:val="20"/>
-              </w:rPr>
-            </w:pPr>
-            <w:r>
-              <w:rPr>
-                <w:rFonts w:ascii="Arial Nova Cond" w:hAnsi="Arial Nova Cond" w:cs="Times New Roman"/>
-                <w:b/>
-                <w:bCs/>
-                <w:color w:val="000000" w:themeColor="text1"/>
-                <w:sz w:val="20"/>
-                <w:szCs w:val="20"/>
-              </w:rPr>
               <w:t>COMPETENCIAS</w:t>
             </w:r>
           </w:p>
         </w:tc>
         <w:tc>
           <w:tcPr>
-            <w:tcW w:w="1337" w:type="dxa"/>
+            <w:tcW w:w="1399" w:type="dxa"/>
             <w:shd w:val="clear" w:color="auto" w:fill="C1F0C7" w:themeFill="accent3" w:themeFillTint="33"/>
             <w:vAlign w:val="center"/>
           </w:tcPr>
@@ -12281,7 +12234,7 @@
         </w:trPr>
         <w:tc>
           <w:tcPr>
-            <w:tcW w:w="875" w:type="dxa"/>
+            <w:tcW w:w="818" w:type="dxa"/>
             <w:vMerge w:val="restart"/>
             <w:vAlign w:val="center"/>
           </w:tcPr>
@@ -12320,7 +12273,7 @@
         </w:tc>
         <w:tc>
           <w:tcPr>
-            <w:tcW w:w="1095" w:type="dxa"/>
+            <w:tcW w:w="1018" w:type="dxa"/>
             <w:vAlign w:val="center"/>
           </w:tcPr>
           <w:p>
@@ -12358,7 +12311,7 @@
         </w:tc>
         <w:tc>
           <w:tcPr>
-            <w:tcW w:w="1726" w:type="dxa"/>
+            <w:tcW w:w="5379" w:type="dxa"/>
             <w:vAlign w:val="center"/>
           </w:tcPr>
           <w:p>
@@ -12386,47 +12339,13 @@
                 <w:szCs w:val="20"/>
                 <w:lang w:val="es-ES_tradnl"/>
               </w:rPr>
-              <w:t>{{problemapotencialidad0}}</w:t>
-            </w:r>
-          </w:p>
-        </w:tc>
-        <w:tc>
-          <w:tcPr>
-            <w:tcW w:w="6169" w:type="dxa"/>
-            <w:vAlign w:val="center"/>
-          </w:tcPr>
-          <w:p>
-            <w:pPr>
-              <w:pStyle w:val="Prrafodelista"/>
-              <w:tabs>
-                <w:tab w:val="left" w:pos="0"/>
-                <w:tab w:val="left" w:pos="142"/>
-                <w:tab w:val="left" w:pos="284"/>
-              </w:tabs>
-              <w:spacing w:line="276" w:lineRule="auto"/>
-              <w:ind w:left="0"/>
-              <w:jc w:val="both"/>
-              <w:rPr>
-                <w:rFonts w:ascii="Arial Nova Cond" w:eastAsia="Calibri" w:hAnsi="Arial Nova Cond" w:cs="Times New Roman"/>
-                <w:sz w:val="20"/>
-                <w:szCs w:val="20"/>
-                <w:lang w:val="es-ES_tradnl"/>
-              </w:rPr>
-            </w:pPr>
-            <w:r>
-              <w:rPr>
-                <w:rFonts w:ascii="Arial Nova Cond" w:eastAsia="Calibri" w:hAnsi="Arial Nova Cond" w:cs="Times New Roman"/>
-                <w:sz w:val="20"/>
-                <w:szCs w:val="20"/>
-                <w:lang w:val="es-ES_tradnl"/>
-              </w:rPr>
               <w:t>{{situacionsignificativa0}}</w:t>
             </w:r>
           </w:p>
         </w:tc>
         <w:tc>
           <w:tcPr>
-            <w:tcW w:w="2015" w:type="dxa"/>
+            <w:tcW w:w="1984" w:type="dxa"/>
             <w:vAlign w:val="center"/>
           </w:tcPr>
           <w:p>
@@ -12457,7 +12376,7 @@
         </w:tc>
         <w:tc>
           <w:tcPr>
-            <w:tcW w:w="1634" w:type="dxa"/>
+            <w:tcW w:w="2693" w:type="dxa"/>
             <w:vAlign w:val="center"/>
           </w:tcPr>
           <w:p>
@@ -12482,13 +12401,13 @@
                 <w:sz w:val="20"/>
                 <w:szCs w:val="20"/>
               </w:rPr>
-              <w:t>{{competencias0}}</w:t>
-            </w:r>
-          </w:p>
-        </w:tc>
-        <w:tc>
-          <w:tcPr>
-            <w:tcW w:w="1337" w:type="dxa"/>
+              <w:t>{{campotematico0}}</w:t>
+            </w:r>
+          </w:p>
+        </w:tc>
+        <w:tc>
+          <w:tcPr>
+            <w:tcW w:w="1560" w:type="dxa"/>
             <w:vAlign w:val="center"/>
           </w:tcPr>
           <w:p>
@@ -12496,7 +12415,38 @@
               <w:autoSpaceDE w:val="0"/>
               <w:autoSpaceDN w:val="0"/>
               <w:adjustRightInd w:val="0"/>
-              <w:jc w:val="center"/>
+              <w:jc w:val="both"/>
+              <w:rPr>
+                <w:rFonts w:ascii="Arial Nova Cond" w:hAnsi="Arial Nova Cond" w:cs="Arial"/>
+                <w:color w:val="000000"/>
+                <w:kern w:val="0"/>
+                <w:sz w:val="20"/>
+                <w:szCs w:val="20"/>
+              </w:rPr>
+            </w:pPr>
+            <w:r>
+              <w:rPr>
+                <w:rFonts w:ascii="Arial Nova Cond" w:hAnsi="Arial Nova Cond" w:cs="Arial"/>
+                <w:color w:val="000000"/>
+                <w:kern w:val="0"/>
+                <w:sz w:val="20"/>
+                <w:szCs w:val="20"/>
+              </w:rPr>
+              <w:t>{{competencias0}}</w:t>
+            </w:r>
+          </w:p>
+        </w:tc>
+        <w:tc>
+          <w:tcPr>
+            <w:tcW w:w="1399" w:type="dxa"/>
+            <w:vAlign w:val="center"/>
+          </w:tcPr>
+          <w:p>
+            <w:pPr>
+              <w:autoSpaceDE w:val="0"/>
+              <w:autoSpaceDN w:val="0"/>
+              <w:adjustRightInd w:val="0"/>
+              <w:jc w:val="both"/>
               <w:rPr>
                 <w:rFonts w:ascii="Arial Nova Cond" w:hAnsi="Arial Nova Cond" w:cs="Arial"/>
                 <w:color w:val="000000"/>
@@ -12525,7 +12475,7 @@
         </w:trPr>
         <w:tc>
           <w:tcPr>
-            <w:tcW w:w="875" w:type="dxa"/>
+            <w:tcW w:w="818" w:type="dxa"/>
             <w:vMerge/>
             <w:vAlign w:val="center"/>
           </w:tcPr>
@@ -12553,7 +12503,7 @@
         </w:tc>
         <w:tc>
           <w:tcPr>
-            <w:tcW w:w="1095" w:type="dxa"/>
+            <w:tcW w:w="1018" w:type="dxa"/>
             <w:vAlign w:val="center"/>
           </w:tcPr>
           <w:p>
@@ -12591,33 +12541,7 @@
         </w:tc>
         <w:tc>
           <w:tcPr>
-            <w:tcW w:w="1726" w:type="dxa"/>
-            <w:vAlign w:val="center"/>
-          </w:tcPr>
-          <w:p>
-            <w:pPr>
-              <w:pStyle w:val="NormalWeb"/>
-              <w:jc w:val="both"/>
-              <w:rPr>
-                <w:rFonts w:ascii="Arial Nova Cond" w:hAnsi="Arial Nova Cond"/>
-                <w:sz w:val="20"/>
-                <w:szCs w:val="20"/>
-              </w:rPr>
-            </w:pPr>
-            <w:r>
-              <w:rPr>
-                <w:rFonts w:ascii="Arial Nova Cond" w:eastAsia="Calibri" w:hAnsi="Arial Nova Cond"/>
-                <w:sz w:val="20"/>
-                <w:szCs w:val="20"/>
-                <w:lang w:val="es-ES_tradnl"/>
-              </w:rPr>
-              <w:t>{{problemapotencialidad1}}</w:t>
-            </w:r>
-          </w:p>
-        </w:tc>
-        <w:tc>
-          <w:tcPr>
-            <w:tcW w:w="6169" w:type="dxa"/>
+            <w:tcW w:w="5379" w:type="dxa"/>
             <w:vAlign w:val="center"/>
           </w:tcPr>
           <w:p>
@@ -12651,7 +12575,7 @@
         </w:tc>
         <w:tc>
           <w:tcPr>
-            <w:tcW w:w="2015" w:type="dxa"/>
+            <w:tcW w:w="1984" w:type="dxa"/>
             <w:vAlign w:val="center"/>
           </w:tcPr>
           <w:p>
@@ -12682,7 +12606,7 @@
         </w:tc>
         <w:tc>
           <w:tcPr>
-            <w:tcW w:w="1634" w:type="dxa"/>
+            <w:tcW w:w="2693" w:type="dxa"/>
             <w:vAlign w:val="center"/>
           </w:tcPr>
           <w:p>
@@ -12707,13 +12631,13 @@
                 <w:sz w:val="20"/>
                 <w:szCs w:val="20"/>
               </w:rPr>
-              <w:t>{{competencias1}}</w:t>
-            </w:r>
-          </w:p>
-        </w:tc>
-        <w:tc>
-          <w:tcPr>
-            <w:tcW w:w="1337" w:type="dxa"/>
+              <w:t>{{campotematico1}}</w:t>
+            </w:r>
+          </w:p>
+        </w:tc>
+        <w:tc>
+          <w:tcPr>
+            <w:tcW w:w="1560" w:type="dxa"/>
             <w:vAlign w:val="center"/>
           </w:tcPr>
           <w:p>
@@ -12721,7 +12645,38 @@
               <w:autoSpaceDE w:val="0"/>
               <w:autoSpaceDN w:val="0"/>
               <w:adjustRightInd w:val="0"/>
-              <w:jc w:val="center"/>
+              <w:jc w:val="both"/>
+              <w:rPr>
+                <w:rFonts w:ascii="Arial Nova Cond" w:hAnsi="Arial Nova Cond" w:cs="Arial"/>
+                <w:color w:val="000000"/>
+                <w:kern w:val="0"/>
+                <w:sz w:val="20"/>
+                <w:szCs w:val="20"/>
+              </w:rPr>
+            </w:pPr>
+            <w:r>
+              <w:rPr>
+                <w:rFonts w:ascii="Arial Nova Cond" w:hAnsi="Arial Nova Cond" w:cs="Arial"/>
+                <w:color w:val="000000"/>
+                <w:kern w:val="0"/>
+                <w:sz w:val="20"/>
+                <w:szCs w:val="20"/>
+              </w:rPr>
+              <w:t>{{competencias1}}</w:t>
+            </w:r>
+          </w:p>
+        </w:tc>
+        <w:tc>
+          <w:tcPr>
+            <w:tcW w:w="1399" w:type="dxa"/>
+            <w:vAlign w:val="center"/>
+          </w:tcPr>
+          <w:p>
+            <w:pPr>
+              <w:autoSpaceDE w:val="0"/>
+              <w:autoSpaceDN w:val="0"/>
+              <w:adjustRightInd w:val="0"/>
+              <w:jc w:val="both"/>
               <w:rPr>
                 <w:rFonts w:ascii="Arial Nova Cond" w:hAnsi="Arial Nova Cond" w:cs="Arial"/>
                 <w:color w:val="000000"/>
@@ -12750,7 +12705,7 @@
         </w:trPr>
         <w:tc>
           <w:tcPr>
-            <w:tcW w:w="875" w:type="dxa"/>
+            <w:tcW w:w="818" w:type="dxa"/>
             <w:vMerge/>
             <w:vAlign w:val="center"/>
           </w:tcPr>
@@ -12778,7 +12733,7 @@
         </w:tc>
         <w:tc>
           <w:tcPr>
-            <w:tcW w:w="1095" w:type="dxa"/>
+            <w:tcW w:w="1018" w:type="dxa"/>
             <w:vAlign w:val="center"/>
           </w:tcPr>
           <w:p>
@@ -12816,33 +12771,7 @@
         </w:tc>
         <w:tc>
           <w:tcPr>
-            <w:tcW w:w="1726" w:type="dxa"/>
-            <w:vAlign w:val="center"/>
-          </w:tcPr>
-          <w:p>
-            <w:pPr>
-              <w:pStyle w:val="NormalWeb"/>
-              <w:jc w:val="both"/>
-              <w:rPr>
-                <w:rFonts w:ascii="Arial Nova Cond" w:eastAsia="Calibri" w:hAnsi="Arial Nova Cond"/>
-                <w:sz w:val="20"/>
-                <w:szCs w:val="20"/>
-              </w:rPr>
-            </w:pPr>
-            <w:r>
-              <w:rPr>
-                <w:rFonts w:ascii="Arial Nova Cond" w:eastAsia="Calibri" w:hAnsi="Arial Nova Cond"/>
-                <w:sz w:val="20"/>
-                <w:szCs w:val="20"/>
-                <w:lang w:val="es-ES_tradnl"/>
-              </w:rPr>
-              <w:t>{{problemapotencialidad2}}</w:t>
-            </w:r>
-          </w:p>
-        </w:tc>
-        <w:tc>
-          <w:tcPr>
-            <w:tcW w:w="6169" w:type="dxa"/>
+            <w:tcW w:w="5379" w:type="dxa"/>
             <w:vAlign w:val="center"/>
           </w:tcPr>
           <w:p>
@@ -12876,7 +12805,7 @@
         </w:tc>
         <w:tc>
           <w:tcPr>
-            <w:tcW w:w="2015" w:type="dxa"/>
+            <w:tcW w:w="1984" w:type="dxa"/>
             <w:vAlign w:val="center"/>
           </w:tcPr>
           <w:p>
@@ -12907,7 +12836,7 @@
         </w:tc>
         <w:tc>
           <w:tcPr>
-            <w:tcW w:w="1634" w:type="dxa"/>
+            <w:tcW w:w="2693" w:type="dxa"/>
             <w:vAlign w:val="center"/>
           </w:tcPr>
           <w:p>
@@ -12932,13 +12861,13 @@
                 <w:sz w:val="20"/>
                 <w:szCs w:val="20"/>
               </w:rPr>
-              <w:t>{{competencias2}}</w:t>
-            </w:r>
-          </w:p>
-        </w:tc>
-        <w:tc>
-          <w:tcPr>
-            <w:tcW w:w="1337" w:type="dxa"/>
+              <w:t>{{campotematico2}}</w:t>
+            </w:r>
+          </w:p>
+        </w:tc>
+        <w:tc>
+          <w:tcPr>
+            <w:tcW w:w="1560" w:type="dxa"/>
             <w:vAlign w:val="center"/>
           </w:tcPr>
           <w:p>
@@ -12946,7 +12875,38 @@
               <w:autoSpaceDE w:val="0"/>
               <w:autoSpaceDN w:val="0"/>
               <w:adjustRightInd w:val="0"/>
-              <w:jc w:val="center"/>
+              <w:jc w:val="both"/>
+              <w:rPr>
+                <w:rFonts w:ascii="Arial Nova Cond" w:hAnsi="Arial Nova Cond" w:cs="Arial"/>
+                <w:color w:val="000000"/>
+                <w:kern w:val="0"/>
+                <w:sz w:val="20"/>
+                <w:szCs w:val="20"/>
+              </w:rPr>
+            </w:pPr>
+            <w:r>
+              <w:rPr>
+                <w:rFonts w:ascii="Arial Nova Cond" w:hAnsi="Arial Nova Cond" w:cs="Arial"/>
+                <w:color w:val="000000"/>
+                <w:kern w:val="0"/>
+                <w:sz w:val="20"/>
+                <w:szCs w:val="20"/>
+              </w:rPr>
+              <w:t>{{competencias2}}</w:t>
+            </w:r>
+          </w:p>
+        </w:tc>
+        <w:tc>
+          <w:tcPr>
+            <w:tcW w:w="1399" w:type="dxa"/>
+            <w:vAlign w:val="center"/>
+          </w:tcPr>
+          <w:p>
+            <w:pPr>
+              <w:autoSpaceDE w:val="0"/>
+              <w:autoSpaceDN w:val="0"/>
+              <w:adjustRightInd w:val="0"/>
+              <w:jc w:val="both"/>
               <w:rPr>
                 <w:rFonts w:ascii="Arial Nova Cond" w:hAnsi="Arial Nova Cond" w:cs="Arial"/>
                 <w:color w:val="000000"/>
@@ -12975,7 +12935,7 @@
         </w:trPr>
         <w:tc>
           <w:tcPr>
-            <w:tcW w:w="875" w:type="dxa"/>
+            <w:tcW w:w="818" w:type="dxa"/>
             <w:vMerge w:val="restart"/>
             <w:vAlign w:val="center"/>
           </w:tcPr>
@@ -13014,7 +12974,7 @@
         </w:tc>
         <w:tc>
           <w:tcPr>
-            <w:tcW w:w="1095" w:type="dxa"/>
+            <w:tcW w:w="1018" w:type="dxa"/>
             <w:vAlign w:val="center"/>
           </w:tcPr>
           <w:p>
@@ -13052,33 +13012,7 @@
         </w:tc>
         <w:tc>
           <w:tcPr>
-            <w:tcW w:w="1726" w:type="dxa"/>
-            <w:vAlign w:val="center"/>
-          </w:tcPr>
-          <w:p>
-            <w:pPr>
-              <w:pStyle w:val="Sinespaciado"/>
-              <w:jc w:val="both"/>
-              <w:rPr>
-                <w:rFonts w:ascii="Arial Nova Cond" w:eastAsia="Times New Roman" w:hAnsi="Arial Nova Cond" w:cs="Times New Roman"/>
-                <w:sz w:val="20"/>
-                <w:szCs w:val="20"/>
-              </w:rPr>
-            </w:pPr>
-            <w:r>
-              <w:rPr>
-                <w:rFonts w:ascii="Arial Nova Cond" w:eastAsia="Calibri" w:hAnsi="Arial Nova Cond" w:cs="Times New Roman"/>
-                <w:sz w:val="20"/>
-                <w:szCs w:val="20"/>
-                <w:lang w:val="es-ES_tradnl"/>
-              </w:rPr>
-              <w:t>{{problemapotencialidad3}}</w:t>
-            </w:r>
-          </w:p>
-        </w:tc>
-        <w:tc>
-          <w:tcPr>
-            <w:tcW w:w="6169" w:type="dxa"/>
+            <w:tcW w:w="5379" w:type="dxa"/>
             <w:vAlign w:val="center"/>
           </w:tcPr>
           <w:p>
@@ -13113,7 +13047,7 @@
         </w:tc>
         <w:tc>
           <w:tcPr>
-            <w:tcW w:w="2015" w:type="dxa"/>
+            <w:tcW w:w="1984" w:type="dxa"/>
             <w:vAlign w:val="center"/>
           </w:tcPr>
           <w:p>
@@ -13144,7 +13078,7 @@
         </w:tc>
         <w:tc>
           <w:tcPr>
-            <w:tcW w:w="1634" w:type="dxa"/>
+            <w:tcW w:w="2693" w:type="dxa"/>
             <w:vAlign w:val="center"/>
           </w:tcPr>
           <w:p>
@@ -13169,13 +13103,13 @@
                 <w:sz w:val="20"/>
                 <w:szCs w:val="20"/>
               </w:rPr>
-              <w:t>{{competencias3}}</w:t>
-            </w:r>
-          </w:p>
-        </w:tc>
-        <w:tc>
-          <w:tcPr>
-            <w:tcW w:w="1337" w:type="dxa"/>
+              <w:t>{{campotematico3}}</w:t>
+            </w:r>
+          </w:p>
+        </w:tc>
+        <w:tc>
+          <w:tcPr>
+            <w:tcW w:w="1560" w:type="dxa"/>
             <w:vAlign w:val="center"/>
           </w:tcPr>
           <w:p>
@@ -13183,7 +13117,38 @@
               <w:autoSpaceDE w:val="0"/>
               <w:autoSpaceDN w:val="0"/>
               <w:adjustRightInd w:val="0"/>
-              <w:jc w:val="center"/>
+              <w:jc w:val="both"/>
+              <w:rPr>
+                <w:rFonts w:ascii="Arial Nova Cond" w:hAnsi="Arial Nova Cond" w:cs="Arial"/>
+                <w:color w:val="000000"/>
+                <w:kern w:val="0"/>
+                <w:sz w:val="20"/>
+                <w:szCs w:val="20"/>
+              </w:rPr>
+            </w:pPr>
+            <w:r>
+              <w:rPr>
+                <w:rFonts w:ascii="Arial Nova Cond" w:hAnsi="Arial Nova Cond" w:cs="Arial"/>
+                <w:color w:val="000000"/>
+                <w:kern w:val="0"/>
+                <w:sz w:val="20"/>
+                <w:szCs w:val="20"/>
+              </w:rPr>
+              <w:t>{{competencias3}}</w:t>
+            </w:r>
+          </w:p>
+        </w:tc>
+        <w:tc>
+          <w:tcPr>
+            <w:tcW w:w="1399" w:type="dxa"/>
+            <w:vAlign w:val="center"/>
+          </w:tcPr>
+          <w:p>
+            <w:pPr>
+              <w:autoSpaceDE w:val="0"/>
+              <w:autoSpaceDN w:val="0"/>
+              <w:adjustRightInd w:val="0"/>
+              <w:jc w:val="both"/>
               <w:rPr>
                 <w:rFonts w:ascii="Arial Nova Cond" w:hAnsi="Arial Nova Cond" w:cs="Arial"/>
                 <w:color w:val="000000"/>
@@ -13212,7 +13177,7 @@
         </w:trPr>
         <w:tc>
           <w:tcPr>
-            <w:tcW w:w="875" w:type="dxa"/>
+            <w:tcW w:w="818" w:type="dxa"/>
             <w:vMerge/>
             <w:vAlign w:val="center"/>
           </w:tcPr>
@@ -13240,7 +13205,7 @@
         </w:tc>
         <w:tc>
           <w:tcPr>
-            <w:tcW w:w="1095" w:type="dxa"/>
+            <w:tcW w:w="1018" w:type="dxa"/>
             <w:vAlign w:val="center"/>
           </w:tcPr>
           <w:p>
@@ -13278,33 +13243,7 @@
         </w:tc>
         <w:tc>
           <w:tcPr>
-            <w:tcW w:w="1726" w:type="dxa"/>
-            <w:vAlign w:val="center"/>
-          </w:tcPr>
-          <w:p>
-            <w:pPr>
-              <w:pStyle w:val="Sinespaciado"/>
-              <w:jc w:val="both"/>
-              <w:rPr>
-                <w:rFonts w:ascii="Arial Nova Cond" w:hAnsi="Arial Nova Cond"/>
-                <w:sz w:val="20"/>
-                <w:szCs w:val="20"/>
-              </w:rPr>
-            </w:pPr>
-            <w:r>
-              <w:rPr>
-                <w:rFonts w:ascii="Arial Nova Cond" w:eastAsia="Calibri" w:hAnsi="Arial Nova Cond" w:cs="Times New Roman"/>
-                <w:sz w:val="20"/>
-                <w:szCs w:val="20"/>
-                <w:lang w:val="es-ES_tradnl"/>
-              </w:rPr>
-              <w:t>{{problemapotencialidad4}}</w:t>
-            </w:r>
-          </w:p>
-        </w:tc>
-        <w:tc>
-          <w:tcPr>
-            <w:tcW w:w="6169" w:type="dxa"/>
+            <w:tcW w:w="5379" w:type="dxa"/>
             <w:vAlign w:val="center"/>
           </w:tcPr>
           <w:p>
@@ -13339,7 +13278,7 @@
         </w:tc>
         <w:tc>
           <w:tcPr>
-            <w:tcW w:w="2015" w:type="dxa"/>
+            <w:tcW w:w="1984" w:type="dxa"/>
             <w:vAlign w:val="center"/>
           </w:tcPr>
           <w:p>
@@ -13370,7 +13309,7 @@
         </w:tc>
         <w:tc>
           <w:tcPr>
-            <w:tcW w:w="1634" w:type="dxa"/>
+            <w:tcW w:w="2693" w:type="dxa"/>
             <w:vAlign w:val="center"/>
           </w:tcPr>
           <w:p>
@@ -13395,13 +13334,13 @@
                 <w:sz w:val="20"/>
                 <w:szCs w:val="20"/>
               </w:rPr>
-              <w:t>{{competencias4}}</w:t>
-            </w:r>
-          </w:p>
-        </w:tc>
-        <w:tc>
-          <w:tcPr>
-            <w:tcW w:w="1337" w:type="dxa"/>
+              <w:t>{{campotematico4}}</w:t>
+            </w:r>
+          </w:p>
+        </w:tc>
+        <w:tc>
+          <w:tcPr>
+            <w:tcW w:w="1560" w:type="dxa"/>
             <w:vAlign w:val="center"/>
           </w:tcPr>
           <w:p>
@@ -13409,7 +13348,38 @@
               <w:autoSpaceDE w:val="0"/>
               <w:autoSpaceDN w:val="0"/>
               <w:adjustRightInd w:val="0"/>
-              <w:jc w:val="center"/>
+              <w:jc w:val="both"/>
+              <w:rPr>
+                <w:rFonts w:ascii="Arial Nova Cond" w:hAnsi="Arial Nova Cond" w:cs="Arial"/>
+                <w:color w:val="000000"/>
+                <w:kern w:val="0"/>
+                <w:sz w:val="20"/>
+                <w:szCs w:val="20"/>
+              </w:rPr>
+            </w:pPr>
+            <w:r>
+              <w:rPr>
+                <w:rFonts w:ascii="Arial Nova Cond" w:hAnsi="Arial Nova Cond" w:cs="Arial"/>
+                <w:color w:val="000000"/>
+                <w:kern w:val="0"/>
+                <w:sz w:val="20"/>
+                <w:szCs w:val="20"/>
+              </w:rPr>
+              <w:t>{{competencias4}}</w:t>
+            </w:r>
+          </w:p>
+        </w:tc>
+        <w:tc>
+          <w:tcPr>
+            <w:tcW w:w="1399" w:type="dxa"/>
+            <w:vAlign w:val="center"/>
+          </w:tcPr>
+          <w:p>
+            <w:pPr>
+              <w:autoSpaceDE w:val="0"/>
+              <w:autoSpaceDN w:val="0"/>
+              <w:adjustRightInd w:val="0"/>
+              <w:jc w:val="both"/>
               <w:rPr>
                 <w:rFonts w:ascii="Arial Nova Cond" w:hAnsi="Arial Nova Cond" w:cs="Arial"/>
                 <w:color w:val="000000"/>
@@ -13438,7 +13408,7 @@
         </w:trPr>
         <w:tc>
           <w:tcPr>
-            <w:tcW w:w="875" w:type="dxa"/>
+            <w:tcW w:w="818" w:type="dxa"/>
             <w:vMerge w:val="restart"/>
             <w:vAlign w:val="center"/>
           </w:tcPr>
@@ -13477,7 +13447,7 @@
         </w:tc>
         <w:tc>
           <w:tcPr>
-            <w:tcW w:w="1095" w:type="dxa"/>
+            <w:tcW w:w="1018" w:type="dxa"/>
             <w:vAlign w:val="center"/>
           </w:tcPr>
           <w:p>
@@ -13515,34 +13485,7 @@
         </w:tc>
         <w:tc>
           <w:tcPr>
-            <w:tcW w:w="1726" w:type="dxa"/>
-            <w:vAlign w:val="center"/>
-          </w:tcPr>
-          <w:p>
-            <w:pPr>
-              <w:pStyle w:val="Sinespaciado"/>
-              <w:jc w:val="both"/>
-              <w:rPr>
-                <w:rFonts w:ascii="Arial Nova Cond" w:hAnsi="Arial Nova Cond"/>
-                <w:color w:val="000000" w:themeColor="text1"/>
-                <w:sz w:val="20"/>
-                <w:szCs w:val="20"/>
-              </w:rPr>
-            </w:pPr>
-            <w:r>
-              <w:rPr>
-                <w:rFonts w:ascii="Arial Nova Cond" w:eastAsia="Calibri" w:hAnsi="Arial Nova Cond" w:cs="Times New Roman"/>
-                <w:sz w:val="20"/>
-                <w:szCs w:val="20"/>
-                <w:lang w:val="es-ES_tradnl"/>
-              </w:rPr>
-              <w:t>{{problemapotencialidad5}}</w:t>
-            </w:r>
-          </w:p>
-        </w:tc>
-        <w:tc>
-          <w:tcPr>
-            <w:tcW w:w="6169" w:type="dxa"/>
+            <w:tcW w:w="5379" w:type="dxa"/>
             <w:vAlign w:val="center"/>
           </w:tcPr>
           <w:p>
@@ -13571,13 +13514,13 @@
                 <w:szCs w:val="20"/>
                 <w:lang w:val="es-ES_tradnl"/>
               </w:rPr>
-              <w:t>{{situacionsignificativa5}}</w:t>
-            </w:r>
-          </w:p>
-        </w:tc>
-        <w:tc>
-          <w:tcPr>
-            <w:tcW w:w="2015" w:type="dxa"/>
+              <w:t xml:space="preserve">{{situacionsignificativa5}} </w:t>
+            </w:r>
+          </w:p>
+        </w:tc>
+        <w:tc>
+          <w:tcPr>
+            <w:tcW w:w="1984" w:type="dxa"/>
             <w:vAlign w:val="center"/>
           </w:tcPr>
           <w:p>
@@ -13608,7 +13551,7 @@
         </w:tc>
         <w:tc>
           <w:tcPr>
-            <w:tcW w:w="1634" w:type="dxa"/>
+            <w:tcW w:w="2693" w:type="dxa"/>
             <w:vAlign w:val="center"/>
           </w:tcPr>
           <w:p>
@@ -13633,13 +13576,13 @@
                 <w:sz w:val="20"/>
                 <w:szCs w:val="20"/>
               </w:rPr>
-              <w:t>{{competencias5}}</w:t>
-            </w:r>
-          </w:p>
-        </w:tc>
-        <w:tc>
-          <w:tcPr>
-            <w:tcW w:w="1337" w:type="dxa"/>
+              <w:t>{{campotematico5}}</w:t>
+            </w:r>
+          </w:p>
+        </w:tc>
+        <w:tc>
+          <w:tcPr>
+            <w:tcW w:w="1560" w:type="dxa"/>
             <w:vAlign w:val="center"/>
           </w:tcPr>
           <w:p>
@@ -13647,7 +13590,38 @@
               <w:autoSpaceDE w:val="0"/>
               <w:autoSpaceDN w:val="0"/>
               <w:adjustRightInd w:val="0"/>
-              <w:jc w:val="center"/>
+              <w:jc w:val="both"/>
+              <w:rPr>
+                <w:rFonts w:ascii="Arial Nova Cond" w:hAnsi="Arial Nova Cond" w:cs="Arial"/>
+                <w:color w:val="000000"/>
+                <w:kern w:val="0"/>
+                <w:sz w:val="20"/>
+                <w:szCs w:val="20"/>
+              </w:rPr>
+            </w:pPr>
+            <w:r>
+              <w:rPr>
+                <w:rFonts w:ascii="Arial Nova Cond" w:hAnsi="Arial Nova Cond" w:cs="Arial"/>
+                <w:color w:val="000000"/>
+                <w:kern w:val="0"/>
+                <w:sz w:val="20"/>
+                <w:szCs w:val="20"/>
+              </w:rPr>
+              <w:t>{{competencias5}}</w:t>
+            </w:r>
+          </w:p>
+        </w:tc>
+        <w:tc>
+          <w:tcPr>
+            <w:tcW w:w="1399" w:type="dxa"/>
+            <w:vAlign w:val="center"/>
+          </w:tcPr>
+          <w:p>
+            <w:pPr>
+              <w:autoSpaceDE w:val="0"/>
+              <w:autoSpaceDN w:val="0"/>
+              <w:adjustRightInd w:val="0"/>
+              <w:jc w:val="both"/>
               <w:rPr>
                 <w:rFonts w:ascii="Arial Nova Cond" w:hAnsi="Arial Nova Cond" w:cs="Arial"/>
                 <w:color w:val="000000"/>
@@ -13676,7 +13650,7 @@
         </w:trPr>
         <w:tc>
           <w:tcPr>
-            <w:tcW w:w="875" w:type="dxa"/>
+            <w:tcW w:w="818" w:type="dxa"/>
             <w:vMerge/>
             <w:vAlign w:val="center"/>
           </w:tcPr>
@@ -13704,7 +13678,7 @@
         </w:tc>
         <w:tc>
           <w:tcPr>
-            <w:tcW w:w="1095" w:type="dxa"/>
+            <w:tcW w:w="1018" w:type="dxa"/>
             <w:vAlign w:val="center"/>
           </w:tcPr>
           <w:p>
@@ -13742,33 +13716,7 @@
         </w:tc>
         <w:tc>
           <w:tcPr>
-            <w:tcW w:w="1726" w:type="dxa"/>
-            <w:vAlign w:val="center"/>
-          </w:tcPr>
-          <w:p>
-            <w:pPr>
-              <w:pStyle w:val="Sinespaciado"/>
-              <w:jc w:val="both"/>
-              <w:rPr>
-                <w:rFonts w:ascii="Arial Nova Cond" w:hAnsi="Arial Nova Cond"/>
-                <w:sz w:val="20"/>
-                <w:szCs w:val="20"/>
-              </w:rPr>
-            </w:pPr>
-            <w:r>
-              <w:rPr>
-                <w:rFonts w:ascii="Arial Nova Cond" w:eastAsia="Calibri" w:hAnsi="Arial Nova Cond" w:cs="Times New Roman"/>
-                <w:sz w:val="20"/>
-                <w:szCs w:val="20"/>
-                <w:lang w:val="es-ES_tradnl"/>
-              </w:rPr>
-              <w:t>{{problemapotencialidad6}}</w:t>
-            </w:r>
-          </w:p>
-        </w:tc>
-        <w:tc>
-          <w:tcPr>
-            <w:tcW w:w="6169" w:type="dxa"/>
+            <w:tcW w:w="5379" w:type="dxa"/>
             <w:vAlign w:val="center"/>
           </w:tcPr>
           <w:p>
@@ -13802,7 +13750,7 @@
         </w:tc>
         <w:tc>
           <w:tcPr>
-            <w:tcW w:w="2015" w:type="dxa"/>
+            <w:tcW w:w="1984" w:type="dxa"/>
             <w:vAlign w:val="center"/>
           </w:tcPr>
           <w:p>
@@ -13833,7 +13781,7 @@
         </w:tc>
         <w:tc>
           <w:tcPr>
-            <w:tcW w:w="1634" w:type="dxa"/>
+            <w:tcW w:w="2693" w:type="dxa"/>
             <w:vAlign w:val="center"/>
           </w:tcPr>
           <w:p>
@@ -13858,13 +13806,13 @@
                 <w:sz w:val="20"/>
                 <w:szCs w:val="20"/>
               </w:rPr>
-              <w:t>{{competencias6}}</w:t>
-            </w:r>
-          </w:p>
-        </w:tc>
-        <w:tc>
-          <w:tcPr>
-            <w:tcW w:w="1337" w:type="dxa"/>
+              <w:t>{{campotematico6}}</w:t>
+            </w:r>
+          </w:p>
+        </w:tc>
+        <w:tc>
+          <w:tcPr>
+            <w:tcW w:w="1560" w:type="dxa"/>
             <w:vAlign w:val="center"/>
           </w:tcPr>
           <w:p>
@@ -13872,7 +13820,38 @@
               <w:autoSpaceDE w:val="0"/>
               <w:autoSpaceDN w:val="0"/>
               <w:adjustRightInd w:val="0"/>
-              <w:jc w:val="center"/>
+              <w:jc w:val="both"/>
+              <w:rPr>
+                <w:rFonts w:ascii="Arial Nova Cond" w:hAnsi="Arial Nova Cond" w:cs="Arial"/>
+                <w:color w:val="000000"/>
+                <w:kern w:val="0"/>
+                <w:sz w:val="20"/>
+                <w:szCs w:val="20"/>
+              </w:rPr>
+            </w:pPr>
+            <w:r>
+              <w:rPr>
+                <w:rFonts w:ascii="Arial Nova Cond" w:hAnsi="Arial Nova Cond" w:cs="Arial"/>
+                <w:color w:val="000000"/>
+                <w:kern w:val="0"/>
+                <w:sz w:val="20"/>
+                <w:szCs w:val="20"/>
+              </w:rPr>
+              <w:t>{{competencias6}}</w:t>
+            </w:r>
+          </w:p>
+        </w:tc>
+        <w:tc>
+          <w:tcPr>
+            <w:tcW w:w="1399" w:type="dxa"/>
+            <w:vAlign w:val="center"/>
+          </w:tcPr>
+          <w:p>
+            <w:pPr>
+              <w:autoSpaceDE w:val="0"/>
+              <w:autoSpaceDN w:val="0"/>
+              <w:adjustRightInd w:val="0"/>
+              <w:jc w:val="both"/>
               <w:rPr>
                 <w:rFonts w:ascii="Arial Nova Cond" w:hAnsi="Arial Nova Cond" w:cs="Arial"/>
                 <w:color w:val="000000"/>
@@ -13901,7 +13880,7 @@
         </w:trPr>
         <w:tc>
           <w:tcPr>
-            <w:tcW w:w="875" w:type="dxa"/>
+            <w:tcW w:w="818" w:type="dxa"/>
             <w:vMerge w:val="restart"/>
             <w:vAlign w:val="center"/>
           </w:tcPr>
@@ -13940,7 +13919,7 @@
         </w:tc>
         <w:tc>
           <w:tcPr>
-            <w:tcW w:w="1095" w:type="dxa"/>
+            <w:tcW w:w="1018" w:type="dxa"/>
             <w:vAlign w:val="center"/>
           </w:tcPr>
           <w:p>
@@ -13978,7 +13957,7 @@
         </w:tc>
         <w:tc>
           <w:tcPr>
-            <w:tcW w:w="1726" w:type="dxa"/>
+            <w:tcW w:w="5379" w:type="dxa"/>
             <w:vAlign w:val="center"/>
           </w:tcPr>
           <w:p>
@@ -13991,62 +13970,28 @@
               </w:tabs>
               <w:spacing w:line="276" w:lineRule="auto"/>
               <w:ind w:left="0"/>
+              <w:jc w:val="both"/>
+              <w:rPr>
+                <w:rFonts w:ascii="Arial Nova Cond" w:hAnsi="Arial Nova Cond"/>
+                <w:color w:val="000000" w:themeColor="text1"/>
+                <w:sz w:val="20"/>
+                <w:szCs w:val="20"/>
+              </w:rPr>
+            </w:pPr>
+            <w:r>
               <w:rPr>
                 <w:rFonts w:ascii="Arial Nova Cond" w:eastAsia="Calibri" w:hAnsi="Arial Nova Cond" w:cs="Times New Roman"/>
-                <w:color w:val="000000" w:themeColor="text1"/>
                 <w:sz w:val="20"/>
                 <w:szCs w:val="20"/>
                 <w:lang w:val="es-ES_tradnl"/>
               </w:rPr>
-            </w:pPr>
-            <w:r>
-              <w:rPr>
-                <w:rFonts w:ascii="Arial Nova Cond" w:eastAsia="Calibri" w:hAnsi="Arial Nova Cond" w:cs="Times New Roman"/>
-                <w:sz w:val="20"/>
-                <w:szCs w:val="20"/>
-                <w:lang w:val="es-ES_tradnl"/>
-              </w:rPr>
-              <w:t>{{problemapotencialidad7}}</w:t>
-            </w:r>
-          </w:p>
-        </w:tc>
-        <w:tc>
-          <w:tcPr>
-            <w:tcW w:w="6169" w:type="dxa"/>
-            <w:vAlign w:val="center"/>
-          </w:tcPr>
-          <w:p>
-            <w:pPr>
-              <w:pStyle w:val="Prrafodelista"/>
-              <w:tabs>
-                <w:tab w:val="left" w:pos="0"/>
-                <w:tab w:val="left" w:pos="142"/>
-                <w:tab w:val="left" w:pos="284"/>
-              </w:tabs>
-              <w:spacing w:line="276" w:lineRule="auto"/>
-              <w:ind w:left="0"/>
-              <w:jc w:val="both"/>
-              <w:rPr>
-                <w:rFonts w:ascii="Arial Nova Cond" w:hAnsi="Arial Nova Cond"/>
-                <w:color w:val="000000" w:themeColor="text1"/>
-                <w:sz w:val="20"/>
-                <w:szCs w:val="20"/>
-              </w:rPr>
-            </w:pPr>
-            <w:r>
-              <w:rPr>
-                <w:rFonts w:ascii="Arial Nova Cond" w:eastAsia="Calibri" w:hAnsi="Arial Nova Cond" w:cs="Times New Roman"/>
-                <w:sz w:val="20"/>
-                <w:szCs w:val="20"/>
-                <w:lang w:val="es-ES_tradnl"/>
-              </w:rPr>
               <w:t>{{situacionsignificativa7}}</w:t>
             </w:r>
           </w:p>
         </w:tc>
         <w:tc>
           <w:tcPr>
-            <w:tcW w:w="2015" w:type="dxa"/>
+            <w:tcW w:w="1984" w:type="dxa"/>
             <w:vAlign w:val="center"/>
           </w:tcPr>
           <w:p>
@@ -14077,7 +14022,7 @@
         </w:tc>
         <w:tc>
           <w:tcPr>
-            <w:tcW w:w="1634" w:type="dxa"/>
+            <w:tcW w:w="2693" w:type="dxa"/>
             <w:vAlign w:val="center"/>
           </w:tcPr>
           <w:p>
@@ -14102,13 +14047,13 @@
                 <w:sz w:val="20"/>
                 <w:szCs w:val="20"/>
               </w:rPr>
-              <w:t>{{competencias7}}</w:t>
-            </w:r>
-          </w:p>
-        </w:tc>
-        <w:tc>
-          <w:tcPr>
-            <w:tcW w:w="1337" w:type="dxa"/>
+              <w:t>{{campotematico7}}</w:t>
+            </w:r>
+          </w:p>
+        </w:tc>
+        <w:tc>
+          <w:tcPr>
+            <w:tcW w:w="1560" w:type="dxa"/>
             <w:vAlign w:val="center"/>
           </w:tcPr>
           <w:p>
@@ -14116,7 +14061,38 @@
               <w:autoSpaceDE w:val="0"/>
               <w:autoSpaceDN w:val="0"/>
               <w:adjustRightInd w:val="0"/>
-              <w:jc w:val="center"/>
+              <w:jc w:val="both"/>
+              <w:rPr>
+                <w:rFonts w:ascii="Arial Nova Cond" w:hAnsi="Arial Nova Cond" w:cs="Arial"/>
+                <w:color w:val="000000"/>
+                <w:kern w:val="0"/>
+                <w:sz w:val="20"/>
+                <w:szCs w:val="20"/>
+              </w:rPr>
+            </w:pPr>
+            <w:r>
+              <w:rPr>
+                <w:rFonts w:ascii="Arial Nova Cond" w:hAnsi="Arial Nova Cond" w:cs="Arial"/>
+                <w:color w:val="000000"/>
+                <w:kern w:val="0"/>
+                <w:sz w:val="20"/>
+                <w:szCs w:val="20"/>
+              </w:rPr>
+              <w:t>{{competencias7}}</w:t>
+            </w:r>
+          </w:p>
+        </w:tc>
+        <w:tc>
+          <w:tcPr>
+            <w:tcW w:w="1399" w:type="dxa"/>
+            <w:vAlign w:val="center"/>
+          </w:tcPr>
+          <w:p>
+            <w:pPr>
+              <w:autoSpaceDE w:val="0"/>
+              <w:autoSpaceDN w:val="0"/>
+              <w:adjustRightInd w:val="0"/>
+              <w:jc w:val="both"/>
               <w:rPr>
                 <w:rFonts w:ascii="Arial Nova Cond" w:hAnsi="Arial Nova Cond" w:cs="Arial"/>
                 <w:color w:val="000000"/>
@@ -14145,7 +14121,7 @@
         </w:trPr>
         <w:tc>
           <w:tcPr>
-            <w:tcW w:w="875" w:type="dxa"/>
+            <w:tcW w:w="818" w:type="dxa"/>
             <w:vMerge/>
             <w:vAlign w:val="center"/>
           </w:tcPr>
@@ -14173,7 +14149,7 @@
         </w:tc>
         <w:tc>
           <w:tcPr>
-            <w:tcW w:w="1095" w:type="dxa"/>
+            <w:tcW w:w="1018" w:type="dxa"/>
             <w:vAlign w:val="center"/>
           </w:tcPr>
           <w:p>
@@ -14211,7 +14187,7 @@
         </w:tc>
         <w:tc>
           <w:tcPr>
-            <w:tcW w:w="1726" w:type="dxa"/>
+            <w:tcW w:w="5379" w:type="dxa"/>
             <w:vAlign w:val="center"/>
           </w:tcPr>
           <w:p>
@@ -14224,6 +14200,7 @@
               </w:tabs>
               <w:spacing w:line="276" w:lineRule="auto"/>
               <w:ind w:left="0"/>
+              <w:jc w:val="both"/>
               <w:rPr>
                 <w:rFonts w:ascii="Arial Nova Cond" w:eastAsia="Calibri" w:hAnsi="Arial Nova Cond" w:cs="Times New Roman"/>
                 <w:color w:val="000000" w:themeColor="text1"/>
@@ -14239,48 +14216,13 @@
                 <w:szCs w:val="20"/>
                 <w:lang w:val="es-ES_tradnl"/>
               </w:rPr>
-              <w:t>{{problemapotencialidad8}}</w:t>
-            </w:r>
-          </w:p>
-        </w:tc>
-        <w:tc>
-          <w:tcPr>
-            <w:tcW w:w="6169" w:type="dxa"/>
-            <w:vAlign w:val="center"/>
-          </w:tcPr>
-          <w:p>
-            <w:pPr>
-              <w:pStyle w:val="Prrafodelista"/>
-              <w:tabs>
-                <w:tab w:val="left" w:pos="0"/>
-                <w:tab w:val="left" w:pos="142"/>
-                <w:tab w:val="left" w:pos="284"/>
-              </w:tabs>
-              <w:spacing w:line="276" w:lineRule="auto"/>
-              <w:ind w:left="0"/>
-              <w:jc w:val="both"/>
-              <w:rPr>
-                <w:rFonts w:ascii="Arial Nova Cond" w:eastAsia="Calibri" w:hAnsi="Arial Nova Cond" w:cs="Times New Roman"/>
-                <w:color w:val="000000" w:themeColor="text1"/>
-                <w:sz w:val="20"/>
-                <w:szCs w:val="20"/>
-                <w:lang w:val="es-ES_tradnl"/>
-              </w:rPr>
-            </w:pPr>
-            <w:r>
-              <w:rPr>
-                <w:rFonts w:ascii="Arial Nova Cond" w:eastAsia="Calibri" w:hAnsi="Arial Nova Cond" w:cs="Times New Roman"/>
-                <w:sz w:val="20"/>
-                <w:szCs w:val="20"/>
-                <w:lang w:val="es-ES_tradnl"/>
-              </w:rPr>
               <w:t>{{situacionsignificativa8}}</w:t>
             </w:r>
           </w:p>
         </w:tc>
         <w:tc>
           <w:tcPr>
-            <w:tcW w:w="2015" w:type="dxa"/>
+            <w:tcW w:w="1984" w:type="dxa"/>
             <w:vAlign w:val="center"/>
           </w:tcPr>
           <w:p>
@@ -14310,7 +14252,7 @@
         </w:tc>
         <w:tc>
           <w:tcPr>
-            <w:tcW w:w="1634" w:type="dxa"/>
+            <w:tcW w:w="2693" w:type="dxa"/>
             <w:vAlign w:val="center"/>
           </w:tcPr>
           <w:p>
@@ -14335,13 +14277,13 @@
                 <w:sz w:val="20"/>
                 <w:szCs w:val="20"/>
               </w:rPr>
-              <w:t>{{competencias8}}</w:t>
-            </w:r>
-          </w:p>
-        </w:tc>
-        <w:tc>
-          <w:tcPr>
-            <w:tcW w:w="1337" w:type="dxa"/>
+              <w:t>{{campotematico8}}</w:t>
+            </w:r>
+          </w:p>
+        </w:tc>
+        <w:tc>
+          <w:tcPr>
+            <w:tcW w:w="1560" w:type="dxa"/>
             <w:vAlign w:val="center"/>
           </w:tcPr>
           <w:p>
@@ -14349,7 +14291,38 @@
               <w:autoSpaceDE w:val="0"/>
               <w:autoSpaceDN w:val="0"/>
               <w:adjustRightInd w:val="0"/>
-              <w:jc w:val="center"/>
+              <w:jc w:val="both"/>
+              <w:rPr>
+                <w:rFonts w:ascii="Arial Nova Cond" w:hAnsi="Arial Nova Cond" w:cs="Arial"/>
+                <w:color w:val="000000"/>
+                <w:kern w:val="0"/>
+                <w:sz w:val="20"/>
+                <w:szCs w:val="20"/>
+              </w:rPr>
+            </w:pPr>
+            <w:r>
+              <w:rPr>
+                <w:rFonts w:ascii="Arial Nova Cond" w:hAnsi="Arial Nova Cond" w:cs="Arial"/>
+                <w:color w:val="000000"/>
+                <w:kern w:val="0"/>
+                <w:sz w:val="20"/>
+                <w:szCs w:val="20"/>
+              </w:rPr>
+              <w:t>{{competencias8}}</w:t>
+            </w:r>
+          </w:p>
+        </w:tc>
+        <w:tc>
+          <w:tcPr>
+            <w:tcW w:w="1399" w:type="dxa"/>
+            <w:vAlign w:val="center"/>
+          </w:tcPr>
+          <w:p>
+            <w:pPr>
+              <w:autoSpaceDE w:val="0"/>
+              <w:autoSpaceDN w:val="0"/>
+              <w:adjustRightInd w:val="0"/>
+              <w:jc w:val="both"/>
               <w:rPr>
                 <w:rFonts w:ascii="Arial Nova Cond" w:hAnsi="Arial Nova Cond" w:cs="Arial"/>
                 <w:color w:val="000000"/>
@@ -14375,38 +14348,9 @@
     </w:tbl>
     <w:p>
       <w:pPr>
-        <w:pStyle w:val="Prrafodelista"/>
         <w:shd w:val="clear" w:color="auto" w:fill="FFFFFF" w:themeFill="background1"/>
         <w:spacing w:after="0"/>
-        <w:ind w:left="-284" w:right="-455"/>
-        <w:rPr>
-          <w:rFonts w:ascii="Arial Nova Cond" w:hAnsi="Arial Nova Cond" w:cs="Times New Roman"/>
-          <w:b/>
-          <w:bCs/>
-          <w:color w:val="000000" w:themeColor="text1"/>
-        </w:rPr>
-      </w:pPr>
-    </w:p>
-    <w:p>
-      <w:pPr>
-        <w:pStyle w:val="Prrafodelista"/>
-        <w:shd w:val="clear" w:color="auto" w:fill="FFFFFF" w:themeFill="background1"/>
-        <w:spacing w:after="0"/>
-        <w:ind w:left="-284" w:right="-455"/>
-        <w:rPr>
-          <w:rFonts w:ascii="Arial Nova Cond" w:hAnsi="Arial Nova Cond" w:cs="Times New Roman"/>
-          <w:b/>
-          <w:bCs/>
-          <w:color w:val="000000" w:themeColor="text1"/>
-        </w:rPr>
-      </w:pPr>
-    </w:p>
-    <w:p>
-      <w:pPr>
-        <w:pStyle w:val="Prrafodelista"/>
-        <w:shd w:val="clear" w:color="auto" w:fill="FFFFFF" w:themeFill="background1"/>
-        <w:spacing w:after="0"/>
-        <w:ind w:left="-284" w:right="-455"/>
+        <w:ind w:right="-455"/>
         <w:rPr>
           <w:rFonts w:ascii="Arial Nova Cond" w:hAnsi="Arial Nova Cond" w:cs="Times New Roman"/>
           <w:b/>
@@ -14452,6 +14396,7 @@
           <w:bCs/>
           <w:color w:val="000000" w:themeColor="text1"/>
         </w:rPr>
+        <w:lastRenderedPageBreak/>
         <w:t xml:space="preserve">ORGANIZACIÓN DE LOS PROPÓSITOS DE APRENDIZAJE: </w:t>
       </w:r>
     </w:p>
@@ -26865,7 +26810,6 @@
               </w:rPr>
               <w:t xml:space="preserve">Minedu (2016). Programa curricular de educación secundaria. Resolución Ministerial </w:t>
             </w:r>
-            <w:proofErr w:type="spellStart"/>
             <w:r>
               <w:rPr>
                 <w:rFonts w:ascii="Arial Nova Cond Light" w:eastAsia="Calibri" w:hAnsi="Arial Nova Cond Light" w:cs="Calibri Light"/>
@@ -26874,7 +26818,6 @@
               </w:rPr>
               <w:t>N°</w:t>
             </w:r>
-            <w:proofErr w:type="spellEnd"/>
             <w:r>
               <w:rPr>
                 <w:rFonts w:ascii="Arial Nova Cond Light" w:eastAsia="Calibri" w:hAnsi="Arial Nova Cond Light" w:cs="Calibri Light"/>
@@ -26907,7 +26850,6 @@
               </w:rPr>
               <w:t xml:space="preserve">Minedu (2016). Currículo Nacional de la educación básica. Resolución Ministerial </w:t>
             </w:r>
-            <w:proofErr w:type="spellStart"/>
             <w:r>
               <w:rPr>
                 <w:rFonts w:ascii="Arial Nova Cond Light" w:eastAsia="Calibri" w:hAnsi="Arial Nova Cond Light" w:cs="Calibri Light"/>
@@ -26916,7 +26858,6 @@
               </w:rPr>
               <w:t>N°</w:t>
             </w:r>
-            <w:proofErr w:type="spellEnd"/>
             <w:r>
               <w:rPr>
                 <w:rFonts w:ascii="Arial Nova Cond Light" w:eastAsia="Calibri" w:hAnsi="Arial Nova Cond Light" w:cs="Calibri Light"/>
@@ -27727,7 +27668,7 @@
 </file>
 
 <file path=word/endnotes.xml><?xml version="1.0" encoding="utf-8"?>
-<w:endnotes xmlns:wpc="http://schemas.microsoft.com/office/word/2010/wordprocessingCanvas" xmlns:cx="http://schemas.microsoft.com/office/drawing/2014/chartex" xmlns:cx1="http://schemas.microsoft.com/office/drawing/2015/9/8/chartex" xmlns:cx2="http://schemas.microsoft.com/office/drawing/2015/10/21/chartex" xmlns:cx3="http://schemas.microsoft.com/office/drawing/2016/5/9/chartex" xmlns:cx4="http://schemas.microsoft.com/office/drawing/2016/5/10/chartex" xmlns:cx5="http://schemas.microsoft.com/office/drawing/2016/5/11/chartex" xmlns:cx6="http://schemas.microsoft.com/office/drawing/2016/5/12/chartex" xmlns:cx7="http://schemas.microsoft.com/office/drawing/2016/5/13/chartex" xmlns:cx8="http://schemas.microsoft.com/office/drawing/2016/5/14/chartex" xmlns:mc="http://schemas.openxmlformats.org/markup-compatibility/2006" xmlns:aink="http://schemas.microsoft.com/office/drawing/2016/ink" xmlns:am3d="http://schemas.microsoft.com/office/drawing/2017/model3d" xmlns:o="urn:schemas-microsoft-com:office:office" xmlns:oel="http://schemas.microsoft.com/office/2019/extlst" xmlns:r="http://schemas.openxmlformats.org/officeDocument/2006/relationships" xmlns:m="http://schemas.openxmlformats.org/officeDocument/2006/math" xmlns:v="urn:schemas-microsoft-com:vml" xmlns:wp14="http://schemas.microsoft.com/office/word/2010/wordprocessingDrawing" xmlns:wp="http://schemas.openxmlformats.org/drawingml/2006/wordprocessingDrawing" xmlns:w10="urn:schemas-microsoft-com:office:word" xmlns:w="http://schemas.openxmlformats.org/wordprocessingml/2006/main" xmlns:w14="http://schemas.microsoft.com/office/word/2010/wordml" xmlns:w15="http://schemas.microsoft.com/office/word/2012/wordml" xmlns:w16cex="http://schemas.microsoft.com/office/word/2018/wordml/cex" xmlns:w16cid="http://schemas.microsoft.com/office/word/2016/wordml/cid" xmlns:w16="http://schemas.microsoft.com/office/word/2018/wordml" xmlns:w16du="http://schemas.microsoft.com/office/word/2023/wordml/word16du" xmlns:w16sdtdh="http://schemas.microsoft.com/office/word/2020/wordml/sdtdatahash" xmlns:w16se="http://schemas.microsoft.com/office/word/2015/wordml/symex" xmlns:wpg="http://schemas.microsoft.com/office/word/2010/wordprocessingGroup" xmlns:wpi="http://schemas.microsoft.com/office/word/2010/wordprocessingInk" xmlns:wne="http://schemas.microsoft.com/office/word/2006/wordml" xmlns:wps="http://schemas.microsoft.com/office/word/2010/wordprocessingShape" mc:Ignorable="w14 w15 w16se w16cid w16 w16cex w16sdtdh w16du wp14">
+<w:endnotes xmlns:wpc="http://schemas.microsoft.com/office/word/2010/wordprocessingCanvas" xmlns:cx="http://schemas.microsoft.com/office/drawing/2014/chartex" xmlns:cx1="http://schemas.microsoft.com/office/drawing/2015/9/8/chartex" xmlns:cx2="http://schemas.microsoft.com/office/drawing/2015/10/21/chartex" xmlns:cx3="http://schemas.microsoft.com/office/drawing/2016/5/9/chartex" xmlns:cx4="http://schemas.microsoft.com/office/drawing/2016/5/10/chartex" xmlns:cx5="http://schemas.microsoft.com/office/drawing/2016/5/11/chartex" xmlns:cx6="http://schemas.microsoft.com/office/drawing/2016/5/12/chartex" xmlns:cx7="http://schemas.microsoft.com/office/drawing/2016/5/13/chartex" xmlns:cx8="http://schemas.microsoft.com/office/drawing/2016/5/14/chartex" xmlns:mc="http://schemas.openxmlformats.org/markup-compatibility/2006" xmlns:aink="http://schemas.microsoft.com/office/drawing/2016/ink" xmlns:am3d="http://schemas.microsoft.com/office/drawing/2017/model3d" xmlns:o="urn:schemas-microsoft-com:office:office" xmlns:oel="http://schemas.microsoft.com/office/2019/extlst" xmlns:r="http://schemas.openxmlformats.org/officeDocument/2006/relationships" xmlns:m="http://schemas.openxmlformats.org/officeDocument/2006/math" xmlns:v="urn:schemas-microsoft-com:vml" xmlns:wp14="http://schemas.microsoft.com/office/word/2010/wordprocessingDrawing" xmlns:wp="http://schemas.openxmlformats.org/drawingml/2006/wordprocessingDrawing" xmlns:w10="urn:schemas-microsoft-com:office:word" xmlns:w="http://schemas.openxmlformats.org/wordprocessingml/2006/main" xmlns:w14="http://schemas.microsoft.com/office/word/2010/wordml" xmlns:w15="http://schemas.microsoft.com/office/word/2012/wordml" xmlns:w16cex="http://schemas.microsoft.com/office/word/2018/wordml/cex" xmlns:w16cid="http://schemas.microsoft.com/office/word/2016/wordml/cid" xmlns:w16="http://schemas.microsoft.com/office/word/2018/wordml" xmlns:w16du="http://schemas.microsoft.com/office/word/2023/wordml/word16du" xmlns:w16sdtdh="http://schemas.microsoft.com/office/word/2020/wordml/sdtdatahash" xmlns:w16sdtfl="http://schemas.microsoft.com/office/word/2024/wordml/sdtformatlock" xmlns:w16se="http://schemas.microsoft.com/office/word/2015/wordml/symex" xmlns:wpg="http://schemas.microsoft.com/office/word/2010/wordprocessingGroup" xmlns:wpi="http://schemas.microsoft.com/office/word/2010/wordprocessingInk" xmlns:wne="http://schemas.microsoft.com/office/word/2006/wordml" xmlns:wps="http://schemas.microsoft.com/office/word/2010/wordprocessingShape" mc:Ignorable="w14 w15 w16se w16cid w16 w16cex w16sdtdh w16sdtfl w16du wp14">
   <w:endnote w:type="separator" w:id="-1">
     <w:p>
       <w:pPr>
@@ -27752,7 +27693,7 @@
 </file>
 
 <file path=word/footer1.xml><?xml version="1.0" encoding="utf-8"?>
-<w:ftr xmlns:wpc="http://schemas.microsoft.com/office/word/2010/wordprocessingCanvas" xmlns:cx="http://schemas.microsoft.com/office/drawing/2014/chartex" xmlns:cx1="http://schemas.microsoft.com/office/drawing/2015/9/8/chartex" xmlns:cx2="http://schemas.microsoft.com/office/drawing/2015/10/21/chartex" xmlns:cx3="http://schemas.microsoft.com/office/drawing/2016/5/9/chartex" xmlns:cx4="http://schemas.microsoft.com/office/drawing/2016/5/10/chartex" xmlns:cx5="http://schemas.microsoft.com/office/drawing/2016/5/11/chartex" xmlns:cx6="http://schemas.microsoft.com/office/drawing/2016/5/12/chartex" xmlns:cx7="http://schemas.microsoft.com/office/drawing/2016/5/13/chartex" xmlns:cx8="http://schemas.microsoft.com/office/drawing/2016/5/14/chartex" xmlns:mc="http://schemas.openxmlformats.org/markup-compatibility/2006" xmlns:aink="http://schemas.microsoft.com/office/drawing/2016/ink" xmlns:am3d="http://schemas.microsoft.com/office/drawing/2017/model3d" xmlns:o="urn:schemas-microsoft-com:office:office" xmlns:oel="http://schemas.microsoft.com/office/2019/extlst" xmlns:r="http://schemas.openxmlformats.org/officeDocument/2006/relationships" xmlns:m="http://schemas.openxmlformats.org/officeDocument/2006/math" xmlns:v="urn:schemas-microsoft-com:vml" xmlns:wp14="http://schemas.microsoft.com/office/word/2010/wordprocessingDrawing" xmlns:wp="http://schemas.openxmlformats.org/drawingml/2006/wordprocessingDrawing" xmlns:w10="urn:schemas-microsoft-com:office:word" xmlns:w="http://schemas.openxmlformats.org/wordprocessingml/2006/main" xmlns:w14="http://schemas.microsoft.com/office/word/2010/wordml" xmlns:w15="http://schemas.microsoft.com/office/word/2012/wordml" xmlns:w16cex="http://schemas.microsoft.com/office/word/2018/wordml/cex" xmlns:w16cid="http://schemas.microsoft.com/office/word/2016/wordml/cid" xmlns:w16="http://schemas.microsoft.com/office/word/2018/wordml" xmlns:w16du="http://schemas.microsoft.com/office/word/2023/wordml/word16du" xmlns:w16sdtdh="http://schemas.microsoft.com/office/word/2020/wordml/sdtdatahash" xmlns:w16se="http://schemas.microsoft.com/office/word/2015/wordml/symex" xmlns:wpg="http://schemas.microsoft.com/office/word/2010/wordprocessingGroup" xmlns:wpi="http://schemas.microsoft.com/office/word/2010/wordprocessingInk" xmlns:wne="http://schemas.microsoft.com/office/word/2006/wordml" xmlns:wps="http://schemas.microsoft.com/office/word/2010/wordprocessingShape" mc:Ignorable="w14 w15 w16se w16cid w16 w16cex w16sdtdh w16du wp14">
+<w:ftr xmlns:wpc="http://schemas.microsoft.com/office/word/2010/wordprocessingCanvas" xmlns:cx="http://schemas.microsoft.com/office/drawing/2014/chartex" xmlns:cx1="http://schemas.microsoft.com/office/drawing/2015/9/8/chartex" xmlns:cx2="http://schemas.microsoft.com/office/drawing/2015/10/21/chartex" xmlns:cx3="http://schemas.microsoft.com/office/drawing/2016/5/9/chartex" xmlns:cx4="http://schemas.microsoft.com/office/drawing/2016/5/10/chartex" xmlns:cx5="http://schemas.microsoft.com/office/drawing/2016/5/11/chartex" xmlns:cx6="http://schemas.microsoft.com/office/drawing/2016/5/12/chartex" xmlns:cx7="http://schemas.microsoft.com/office/drawing/2016/5/13/chartex" xmlns:cx8="http://schemas.microsoft.com/office/drawing/2016/5/14/chartex" xmlns:mc="http://schemas.openxmlformats.org/markup-compatibility/2006" xmlns:aink="http://schemas.microsoft.com/office/drawing/2016/ink" xmlns:am3d="http://schemas.microsoft.com/office/drawing/2017/model3d" xmlns:o="urn:schemas-microsoft-com:office:office" xmlns:oel="http://schemas.microsoft.com/office/2019/extlst" xmlns:r="http://schemas.openxmlformats.org/officeDocument/2006/relationships" xmlns:m="http://schemas.openxmlformats.org/officeDocument/2006/math" xmlns:v="urn:schemas-microsoft-com:vml" xmlns:wp14="http://schemas.microsoft.com/office/word/2010/wordprocessingDrawing" xmlns:wp="http://schemas.openxmlformats.org/drawingml/2006/wordprocessingDrawing" xmlns:w10="urn:schemas-microsoft-com:office:word" xmlns:w="http://schemas.openxmlformats.org/wordprocessingml/2006/main" xmlns:w14="http://schemas.microsoft.com/office/word/2010/wordml" xmlns:w15="http://schemas.microsoft.com/office/word/2012/wordml" xmlns:w16cex="http://schemas.microsoft.com/office/word/2018/wordml/cex" xmlns:w16cid="http://schemas.microsoft.com/office/word/2016/wordml/cid" xmlns:w16="http://schemas.microsoft.com/office/word/2018/wordml" xmlns:w16du="http://schemas.microsoft.com/office/word/2023/wordml/word16du" xmlns:w16sdtdh="http://schemas.microsoft.com/office/word/2020/wordml/sdtdatahash" xmlns:w16sdtfl="http://schemas.microsoft.com/office/word/2024/wordml/sdtformatlock" xmlns:w16se="http://schemas.microsoft.com/office/word/2015/wordml/symex" xmlns:wpg="http://schemas.microsoft.com/office/word/2010/wordprocessingGroup" xmlns:wpi="http://schemas.microsoft.com/office/word/2010/wordprocessingInk" xmlns:wne="http://schemas.microsoft.com/office/word/2006/wordml" xmlns:wps="http://schemas.microsoft.com/office/word/2010/wordprocessingShape" mc:Ignorable="w14 w15 w16se w16cid w16 w16cex w16sdtdh w16sdtfl w16du wp14">
   <w:p>
     <w:pPr>
       <w:pStyle w:val="Piedepgina"/>
@@ -27762,7 +27703,7 @@
 </file>
 
 <file path=word/footer2.xml><?xml version="1.0" encoding="utf-8"?>
-<w:ftr xmlns:wpc="http://schemas.microsoft.com/office/word/2010/wordprocessingCanvas" xmlns:cx="http://schemas.microsoft.com/office/drawing/2014/chartex" xmlns:cx1="http://schemas.microsoft.com/office/drawing/2015/9/8/chartex" xmlns:cx2="http://schemas.microsoft.com/office/drawing/2015/10/21/chartex" xmlns:cx3="http://schemas.microsoft.com/office/drawing/2016/5/9/chartex" xmlns:cx4="http://schemas.microsoft.com/office/drawing/2016/5/10/chartex" xmlns:cx5="http://schemas.microsoft.com/office/drawing/2016/5/11/chartex" xmlns:cx6="http://schemas.microsoft.com/office/drawing/2016/5/12/chartex" xmlns:cx7="http://schemas.microsoft.com/office/drawing/2016/5/13/chartex" xmlns:cx8="http://schemas.microsoft.com/office/drawing/2016/5/14/chartex" xmlns:mc="http://schemas.openxmlformats.org/markup-compatibility/2006" xmlns:aink="http://schemas.microsoft.com/office/drawing/2016/ink" xmlns:am3d="http://schemas.microsoft.com/office/drawing/2017/model3d" xmlns:o="urn:schemas-microsoft-com:office:office" xmlns:oel="http://schemas.microsoft.com/office/2019/extlst" xmlns:r="http://schemas.openxmlformats.org/officeDocument/2006/relationships" xmlns:m="http://schemas.openxmlformats.org/officeDocument/2006/math" xmlns:v="urn:schemas-microsoft-com:vml" xmlns:wp14="http://schemas.microsoft.com/office/word/2010/wordprocessingDrawing" xmlns:wp="http://schemas.openxmlformats.org/drawingml/2006/wordprocessingDrawing" xmlns:w10="urn:schemas-microsoft-com:office:word" xmlns:w="http://schemas.openxmlformats.org/wordprocessingml/2006/main" xmlns:w14="http://schemas.microsoft.com/office/word/2010/wordml" xmlns:w15="http://schemas.microsoft.com/office/word/2012/wordml" xmlns:w16cex="http://schemas.microsoft.com/office/word/2018/wordml/cex" xmlns:w16cid="http://schemas.microsoft.com/office/word/2016/wordml/cid" xmlns:w16="http://schemas.microsoft.com/office/word/2018/wordml" xmlns:w16du="http://schemas.microsoft.com/office/word/2023/wordml/word16du" xmlns:w16sdtdh="http://schemas.microsoft.com/office/word/2020/wordml/sdtdatahash" xmlns:w16se="http://schemas.microsoft.com/office/word/2015/wordml/symex" xmlns:wpg="http://schemas.microsoft.com/office/word/2010/wordprocessingGroup" xmlns:wpi="http://schemas.microsoft.com/office/word/2010/wordprocessingInk" xmlns:wne="http://schemas.microsoft.com/office/word/2006/wordml" xmlns:wps="http://schemas.microsoft.com/office/word/2010/wordprocessingShape" mc:Ignorable="w14 w15 w16se w16cid w16 w16cex w16sdtdh w16du wp14">
+<w:ftr xmlns:wpc="http://schemas.microsoft.com/office/word/2010/wordprocessingCanvas" xmlns:cx="http://schemas.microsoft.com/office/drawing/2014/chartex" xmlns:cx1="http://schemas.microsoft.com/office/drawing/2015/9/8/chartex" xmlns:cx2="http://schemas.microsoft.com/office/drawing/2015/10/21/chartex" xmlns:cx3="http://schemas.microsoft.com/office/drawing/2016/5/9/chartex" xmlns:cx4="http://schemas.microsoft.com/office/drawing/2016/5/10/chartex" xmlns:cx5="http://schemas.microsoft.com/office/drawing/2016/5/11/chartex" xmlns:cx6="http://schemas.microsoft.com/office/drawing/2016/5/12/chartex" xmlns:cx7="http://schemas.microsoft.com/office/drawing/2016/5/13/chartex" xmlns:cx8="http://schemas.microsoft.com/office/drawing/2016/5/14/chartex" xmlns:mc="http://schemas.openxmlformats.org/markup-compatibility/2006" xmlns:aink="http://schemas.microsoft.com/office/drawing/2016/ink" xmlns:am3d="http://schemas.microsoft.com/office/drawing/2017/model3d" xmlns:o="urn:schemas-microsoft-com:office:office" xmlns:oel="http://schemas.microsoft.com/office/2019/extlst" xmlns:r="http://schemas.openxmlformats.org/officeDocument/2006/relationships" xmlns:m="http://schemas.openxmlformats.org/officeDocument/2006/math" xmlns:v="urn:schemas-microsoft-com:vml" xmlns:wp14="http://schemas.microsoft.com/office/word/2010/wordprocessingDrawing" xmlns:wp="http://schemas.openxmlformats.org/drawingml/2006/wordprocessingDrawing" xmlns:w10="urn:schemas-microsoft-com:office:word" xmlns:w="http://schemas.openxmlformats.org/wordprocessingml/2006/main" xmlns:w14="http://schemas.microsoft.com/office/word/2010/wordml" xmlns:w15="http://schemas.microsoft.com/office/word/2012/wordml" xmlns:w16cex="http://schemas.microsoft.com/office/word/2018/wordml/cex" xmlns:w16cid="http://schemas.microsoft.com/office/word/2016/wordml/cid" xmlns:w16="http://schemas.microsoft.com/office/word/2018/wordml" xmlns:w16du="http://schemas.microsoft.com/office/word/2023/wordml/word16du" xmlns:w16sdtdh="http://schemas.microsoft.com/office/word/2020/wordml/sdtdatahash" xmlns:w16sdtfl="http://schemas.microsoft.com/office/word/2024/wordml/sdtformatlock" xmlns:w16se="http://schemas.microsoft.com/office/word/2015/wordml/symex" xmlns:wpg="http://schemas.microsoft.com/office/word/2010/wordprocessingGroup" xmlns:wpi="http://schemas.microsoft.com/office/word/2010/wordprocessingInk" xmlns:wne="http://schemas.microsoft.com/office/word/2006/wordml" xmlns:wps="http://schemas.microsoft.com/office/word/2010/wordprocessingShape" mc:Ignorable="w14 w15 w16se w16cid w16 w16cex w16sdtdh w16sdtfl w16du wp14">
   <w:p>
     <w:pPr>
       <w:pStyle w:val="Piedepgina"/>
@@ -28267,7 +28208,7 @@
 </file>
 
 <file path=word/footer3.xml><?xml version="1.0" encoding="utf-8"?>
-<w:ftr xmlns:wpc="http://schemas.microsoft.com/office/word/2010/wordprocessingCanvas" xmlns:cx="http://schemas.microsoft.com/office/drawing/2014/chartex" xmlns:cx1="http://schemas.microsoft.com/office/drawing/2015/9/8/chartex" xmlns:cx2="http://schemas.microsoft.com/office/drawing/2015/10/21/chartex" xmlns:cx3="http://schemas.microsoft.com/office/drawing/2016/5/9/chartex" xmlns:cx4="http://schemas.microsoft.com/office/drawing/2016/5/10/chartex" xmlns:cx5="http://schemas.microsoft.com/office/drawing/2016/5/11/chartex" xmlns:cx6="http://schemas.microsoft.com/office/drawing/2016/5/12/chartex" xmlns:cx7="http://schemas.microsoft.com/office/drawing/2016/5/13/chartex" xmlns:cx8="http://schemas.microsoft.com/office/drawing/2016/5/14/chartex" xmlns:mc="http://schemas.openxmlformats.org/markup-compatibility/2006" xmlns:aink="http://schemas.microsoft.com/office/drawing/2016/ink" xmlns:am3d="http://schemas.microsoft.com/office/drawing/2017/model3d" xmlns:o="urn:schemas-microsoft-com:office:office" xmlns:oel="http://schemas.microsoft.com/office/2019/extlst" xmlns:r="http://schemas.openxmlformats.org/officeDocument/2006/relationships" xmlns:m="http://schemas.openxmlformats.org/officeDocument/2006/math" xmlns:v="urn:schemas-microsoft-com:vml" xmlns:wp14="http://schemas.microsoft.com/office/word/2010/wordprocessingDrawing" xmlns:wp="http://schemas.openxmlformats.org/drawingml/2006/wordprocessingDrawing" xmlns:w10="urn:schemas-microsoft-com:office:word" xmlns:w="http://schemas.openxmlformats.org/wordprocessingml/2006/main" xmlns:w14="http://schemas.microsoft.com/office/word/2010/wordml" xmlns:w15="http://schemas.microsoft.com/office/word/2012/wordml" xmlns:w16cex="http://schemas.microsoft.com/office/word/2018/wordml/cex" xmlns:w16cid="http://schemas.microsoft.com/office/word/2016/wordml/cid" xmlns:w16="http://schemas.microsoft.com/office/word/2018/wordml" xmlns:w16du="http://schemas.microsoft.com/office/word/2023/wordml/word16du" xmlns:w16sdtdh="http://schemas.microsoft.com/office/word/2020/wordml/sdtdatahash" xmlns:w16se="http://schemas.microsoft.com/office/word/2015/wordml/symex" xmlns:wpg="http://schemas.microsoft.com/office/word/2010/wordprocessingGroup" xmlns:wpi="http://schemas.microsoft.com/office/word/2010/wordprocessingInk" xmlns:wne="http://schemas.microsoft.com/office/word/2006/wordml" xmlns:wps="http://schemas.microsoft.com/office/word/2010/wordprocessingShape" mc:Ignorable="w14 w15 w16se w16cid w16 w16cex w16sdtdh w16du wp14">
+<w:ftr xmlns:wpc="http://schemas.microsoft.com/office/word/2010/wordprocessingCanvas" xmlns:cx="http://schemas.microsoft.com/office/drawing/2014/chartex" xmlns:cx1="http://schemas.microsoft.com/office/drawing/2015/9/8/chartex" xmlns:cx2="http://schemas.microsoft.com/office/drawing/2015/10/21/chartex" xmlns:cx3="http://schemas.microsoft.com/office/drawing/2016/5/9/chartex" xmlns:cx4="http://schemas.microsoft.com/office/drawing/2016/5/10/chartex" xmlns:cx5="http://schemas.microsoft.com/office/drawing/2016/5/11/chartex" xmlns:cx6="http://schemas.microsoft.com/office/drawing/2016/5/12/chartex" xmlns:cx7="http://schemas.microsoft.com/office/drawing/2016/5/13/chartex" xmlns:cx8="http://schemas.microsoft.com/office/drawing/2016/5/14/chartex" xmlns:mc="http://schemas.openxmlformats.org/markup-compatibility/2006" xmlns:aink="http://schemas.microsoft.com/office/drawing/2016/ink" xmlns:am3d="http://schemas.microsoft.com/office/drawing/2017/model3d" xmlns:o="urn:schemas-microsoft-com:office:office" xmlns:oel="http://schemas.microsoft.com/office/2019/extlst" xmlns:r="http://schemas.openxmlformats.org/officeDocument/2006/relationships" xmlns:m="http://schemas.openxmlformats.org/officeDocument/2006/math" xmlns:v="urn:schemas-microsoft-com:vml" xmlns:wp14="http://schemas.microsoft.com/office/word/2010/wordprocessingDrawing" xmlns:wp="http://schemas.openxmlformats.org/drawingml/2006/wordprocessingDrawing" xmlns:w10="urn:schemas-microsoft-com:office:word" xmlns:w="http://schemas.openxmlformats.org/wordprocessingml/2006/main" xmlns:w14="http://schemas.microsoft.com/office/word/2010/wordml" xmlns:w15="http://schemas.microsoft.com/office/word/2012/wordml" xmlns:w16cex="http://schemas.microsoft.com/office/word/2018/wordml/cex" xmlns:w16cid="http://schemas.microsoft.com/office/word/2016/wordml/cid" xmlns:w16="http://schemas.microsoft.com/office/word/2018/wordml" xmlns:w16du="http://schemas.microsoft.com/office/word/2023/wordml/word16du" xmlns:w16sdtdh="http://schemas.microsoft.com/office/word/2020/wordml/sdtdatahash" xmlns:w16sdtfl="http://schemas.microsoft.com/office/word/2024/wordml/sdtformatlock" xmlns:w16se="http://schemas.microsoft.com/office/word/2015/wordml/symex" xmlns:wpg="http://schemas.microsoft.com/office/word/2010/wordprocessingGroup" xmlns:wpi="http://schemas.microsoft.com/office/word/2010/wordprocessingInk" xmlns:wne="http://schemas.microsoft.com/office/word/2006/wordml" xmlns:wps="http://schemas.microsoft.com/office/word/2010/wordprocessingShape" mc:Ignorable="w14 w15 w16se w16cid w16 w16cex w16sdtdh w16sdtfl w16du wp14">
   <w:p>
     <w:pPr>
       <w:pStyle w:val="Piedepgina"/>
@@ -28277,7 +28218,7 @@
 </file>
 
 <file path=word/footnotes.xml><?xml version="1.0" encoding="utf-8"?>
-<w:footnotes xmlns:wpc="http://schemas.microsoft.com/office/word/2010/wordprocessingCanvas" xmlns:cx="http://schemas.microsoft.com/office/drawing/2014/chartex" xmlns:cx1="http://schemas.microsoft.com/office/drawing/2015/9/8/chartex" xmlns:cx2="http://schemas.microsoft.com/office/drawing/2015/10/21/chartex" xmlns:cx3="http://schemas.microsoft.com/office/drawing/2016/5/9/chartex" xmlns:cx4="http://schemas.microsoft.com/office/drawing/2016/5/10/chartex" xmlns:cx5="http://schemas.microsoft.com/office/drawing/2016/5/11/chartex" xmlns:cx6="http://schemas.microsoft.com/office/drawing/2016/5/12/chartex" xmlns:cx7="http://schemas.microsoft.com/office/drawing/2016/5/13/chartex" xmlns:cx8="http://schemas.microsoft.com/office/drawing/2016/5/14/chartex" xmlns:mc="http://schemas.openxmlformats.org/markup-compatibility/2006" xmlns:aink="http://schemas.microsoft.com/office/drawing/2016/ink" xmlns:am3d="http://schemas.microsoft.com/office/drawing/2017/model3d" xmlns:o="urn:schemas-microsoft-com:office:office" xmlns:oel="http://schemas.microsoft.com/office/2019/extlst" xmlns:r="http://schemas.openxmlformats.org/officeDocument/2006/relationships" xmlns:m="http://schemas.openxmlformats.org/officeDocument/2006/math" xmlns:v="urn:schemas-microsoft-com:vml" xmlns:wp14="http://schemas.microsoft.com/office/word/2010/wordprocessingDrawing" xmlns:wp="http://schemas.openxmlformats.org/drawingml/2006/wordprocessingDrawing" xmlns:w10="urn:schemas-microsoft-com:office:word" xmlns:w="http://schemas.openxmlformats.org/wordprocessingml/2006/main" xmlns:w14="http://schemas.microsoft.com/office/word/2010/wordml" xmlns:w15="http://schemas.microsoft.com/office/word/2012/wordml" xmlns:w16cex="http://schemas.microsoft.com/office/word/2018/wordml/cex" xmlns:w16cid="http://schemas.microsoft.com/office/word/2016/wordml/cid" xmlns:w16="http://schemas.microsoft.com/office/word/2018/wordml" xmlns:w16du="http://schemas.microsoft.com/office/word/2023/wordml/word16du" xmlns:w16sdtdh="http://schemas.microsoft.com/office/word/2020/wordml/sdtdatahash" xmlns:w16se="http://schemas.microsoft.com/office/word/2015/wordml/symex" xmlns:wpg="http://schemas.microsoft.com/office/word/2010/wordprocessingGroup" xmlns:wpi="http://schemas.microsoft.com/office/word/2010/wordprocessingInk" xmlns:wne="http://schemas.microsoft.com/office/word/2006/wordml" xmlns:wps="http://schemas.microsoft.com/office/word/2010/wordprocessingShape" mc:Ignorable="w14 w15 w16se w16cid w16 w16cex w16sdtdh w16du wp14">
+<w:footnotes xmlns:wpc="http://schemas.microsoft.com/office/word/2010/wordprocessingCanvas" xmlns:cx="http://schemas.microsoft.com/office/drawing/2014/chartex" xmlns:cx1="http://schemas.microsoft.com/office/drawing/2015/9/8/chartex" xmlns:cx2="http://schemas.microsoft.com/office/drawing/2015/10/21/chartex" xmlns:cx3="http://schemas.microsoft.com/office/drawing/2016/5/9/chartex" xmlns:cx4="http://schemas.microsoft.com/office/drawing/2016/5/10/chartex" xmlns:cx5="http://schemas.microsoft.com/office/drawing/2016/5/11/chartex" xmlns:cx6="http://schemas.microsoft.com/office/drawing/2016/5/12/chartex" xmlns:cx7="http://schemas.microsoft.com/office/drawing/2016/5/13/chartex" xmlns:cx8="http://schemas.microsoft.com/office/drawing/2016/5/14/chartex" xmlns:mc="http://schemas.openxmlformats.org/markup-compatibility/2006" xmlns:aink="http://schemas.microsoft.com/office/drawing/2016/ink" xmlns:am3d="http://schemas.microsoft.com/office/drawing/2017/model3d" xmlns:o="urn:schemas-microsoft-com:office:office" xmlns:oel="http://schemas.microsoft.com/office/2019/extlst" xmlns:r="http://schemas.openxmlformats.org/officeDocument/2006/relationships" xmlns:m="http://schemas.openxmlformats.org/officeDocument/2006/math" xmlns:v="urn:schemas-microsoft-com:vml" xmlns:wp14="http://schemas.microsoft.com/office/word/2010/wordprocessingDrawing" xmlns:wp="http://schemas.openxmlformats.org/drawingml/2006/wordprocessingDrawing" xmlns:w10="urn:schemas-microsoft-com:office:word" xmlns:w="http://schemas.openxmlformats.org/wordprocessingml/2006/main" xmlns:w14="http://schemas.microsoft.com/office/word/2010/wordml" xmlns:w15="http://schemas.microsoft.com/office/word/2012/wordml" xmlns:w16cex="http://schemas.microsoft.com/office/word/2018/wordml/cex" xmlns:w16cid="http://schemas.microsoft.com/office/word/2016/wordml/cid" xmlns:w16="http://schemas.microsoft.com/office/word/2018/wordml" xmlns:w16du="http://schemas.microsoft.com/office/word/2023/wordml/word16du" xmlns:w16sdtdh="http://schemas.microsoft.com/office/word/2020/wordml/sdtdatahash" xmlns:w16sdtfl="http://schemas.microsoft.com/office/word/2024/wordml/sdtformatlock" xmlns:w16se="http://schemas.microsoft.com/office/word/2015/wordml/symex" xmlns:wpg="http://schemas.microsoft.com/office/word/2010/wordprocessingGroup" xmlns:wpi="http://schemas.microsoft.com/office/word/2010/wordprocessingInk" xmlns:wne="http://schemas.microsoft.com/office/word/2006/wordml" xmlns:wps="http://schemas.microsoft.com/office/word/2010/wordprocessingShape" mc:Ignorable="w14 w15 w16se w16cid w16 w16cex w16sdtdh w16sdtfl w16du wp14">
   <w:footnote w:type="separator" w:id="-1">
     <w:p>
       <w:pPr>
@@ -28302,7 +28243,7 @@
 </file>
 
 <file path=word/header1.xml><?xml version="1.0" encoding="utf-8"?>
-<w:hdr xmlns:wpc="http://schemas.microsoft.com/office/word/2010/wordprocessingCanvas" xmlns:cx="http://schemas.microsoft.com/office/drawing/2014/chartex" xmlns:cx1="http://schemas.microsoft.com/office/drawing/2015/9/8/chartex" xmlns:cx2="http://schemas.microsoft.com/office/drawing/2015/10/21/chartex" xmlns:cx3="http://schemas.microsoft.com/office/drawing/2016/5/9/chartex" xmlns:cx4="http://schemas.microsoft.com/office/drawing/2016/5/10/chartex" xmlns:cx5="http://schemas.microsoft.com/office/drawing/2016/5/11/chartex" xmlns:cx6="http://schemas.microsoft.com/office/drawing/2016/5/12/chartex" xmlns:cx7="http://schemas.microsoft.com/office/drawing/2016/5/13/chartex" xmlns:cx8="http://schemas.microsoft.com/office/drawing/2016/5/14/chartex" xmlns:mc="http://schemas.openxmlformats.org/markup-compatibility/2006" xmlns:aink="http://schemas.microsoft.com/office/drawing/2016/ink" xmlns:am3d="http://schemas.microsoft.com/office/drawing/2017/model3d" xmlns:o="urn:schemas-microsoft-com:office:office" xmlns:oel="http://schemas.microsoft.com/office/2019/extlst" xmlns:r="http://schemas.openxmlformats.org/officeDocument/2006/relationships" xmlns:m="http://schemas.openxmlformats.org/officeDocument/2006/math" xmlns:v="urn:schemas-microsoft-com:vml" xmlns:wp14="http://schemas.microsoft.com/office/word/2010/wordprocessingDrawing" xmlns:wp="http://schemas.openxmlformats.org/drawingml/2006/wordprocessingDrawing" xmlns:w10="urn:schemas-microsoft-com:office:word" xmlns:w="http://schemas.openxmlformats.org/wordprocessingml/2006/main" xmlns:w14="http://schemas.microsoft.com/office/word/2010/wordml" xmlns:w15="http://schemas.microsoft.com/office/word/2012/wordml" xmlns:w16cex="http://schemas.microsoft.com/office/word/2018/wordml/cex" xmlns:w16cid="http://schemas.microsoft.com/office/word/2016/wordml/cid" xmlns:w16="http://schemas.microsoft.com/office/word/2018/wordml" xmlns:w16du="http://schemas.microsoft.com/office/word/2023/wordml/word16du" xmlns:w16sdtdh="http://schemas.microsoft.com/office/word/2020/wordml/sdtdatahash" xmlns:w16se="http://schemas.microsoft.com/office/word/2015/wordml/symex" xmlns:wpg="http://schemas.microsoft.com/office/word/2010/wordprocessingGroup" xmlns:wpi="http://schemas.microsoft.com/office/word/2010/wordprocessingInk" xmlns:wne="http://schemas.microsoft.com/office/word/2006/wordml" xmlns:wps="http://schemas.microsoft.com/office/word/2010/wordprocessingShape" mc:Ignorable="w14 w15 w16se w16cid w16 w16cex w16sdtdh w16du wp14">
+<w:hdr xmlns:wpc="http://schemas.microsoft.com/office/word/2010/wordprocessingCanvas" xmlns:cx="http://schemas.microsoft.com/office/drawing/2014/chartex" xmlns:cx1="http://schemas.microsoft.com/office/drawing/2015/9/8/chartex" xmlns:cx2="http://schemas.microsoft.com/office/drawing/2015/10/21/chartex" xmlns:cx3="http://schemas.microsoft.com/office/drawing/2016/5/9/chartex" xmlns:cx4="http://schemas.microsoft.com/office/drawing/2016/5/10/chartex" xmlns:cx5="http://schemas.microsoft.com/office/drawing/2016/5/11/chartex" xmlns:cx6="http://schemas.microsoft.com/office/drawing/2016/5/12/chartex" xmlns:cx7="http://schemas.microsoft.com/office/drawing/2016/5/13/chartex" xmlns:cx8="http://schemas.microsoft.com/office/drawing/2016/5/14/chartex" xmlns:mc="http://schemas.openxmlformats.org/markup-compatibility/2006" xmlns:aink="http://schemas.microsoft.com/office/drawing/2016/ink" xmlns:am3d="http://schemas.microsoft.com/office/drawing/2017/model3d" xmlns:o="urn:schemas-microsoft-com:office:office" xmlns:oel="http://schemas.microsoft.com/office/2019/extlst" xmlns:r="http://schemas.openxmlformats.org/officeDocument/2006/relationships" xmlns:m="http://schemas.openxmlformats.org/officeDocument/2006/math" xmlns:v="urn:schemas-microsoft-com:vml" xmlns:wp14="http://schemas.microsoft.com/office/word/2010/wordprocessingDrawing" xmlns:wp="http://schemas.openxmlformats.org/drawingml/2006/wordprocessingDrawing" xmlns:w10="urn:schemas-microsoft-com:office:word" xmlns:w="http://schemas.openxmlformats.org/wordprocessingml/2006/main" xmlns:w14="http://schemas.microsoft.com/office/word/2010/wordml" xmlns:w15="http://schemas.microsoft.com/office/word/2012/wordml" xmlns:w16cex="http://schemas.microsoft.com/office/word/2018/wordml/cex" xmlns:w16cid="http://schemas.microsoft.com/office/word/2016/wordml/cid" xmlns:w16="http://schemas.microsoft.com/office/word/2018/wordml" xmlns:w16du="http://schemas.microsoft.com/office/word/2023/wordml/word16du" xmlns:w16sdtdh="http://schemas.microsoft.com/office/word/2020/wordml/sdtdatahash" xmlns:w16sdtfl="http://schemas.microsoft.com/office/word/2024/wordml/sdtformatlock" xmlns:w16se="http://schemas.microsoft.com/office/word/2015/wordml/symex" xmlns:wpg="http://schemas.microsoft.com/office/word/2010/wordprocessingGroup" xmlns:wpi="http://schemas.microsoft.com/office/word/2010/wordprocessingInk" xmlns:wne="http://schemas.microsoft.com/office/word/2006/wordml" xmlns:wps="http://schemas.microsoft.com/office/word/2010/wordprocessingShape" mc:Ignorable="w14 w15 w16se w16cid w16 w16cex w16sdtdh w16sdtfl w16du wp14">
   <w:p>
     <w:pPr>
       <w:pStyle w:val="Encabezado"/>
@@ -28312,7 +28253,7 @@
 </file>
 
 <file path=word/header2.xml><?xml version="1.0" encoding="utf-8"?>
-<w:hdr xmlns:wpc="http://schemas.microsoft.com/office/word/2010/wordprocessingCanvas" xmlns:cx="http://schemas.microsoft.com/office/drawing/2014/chartex" xmlns:cx1="http://schemas.microsoft.com/office/drawing/2015/9/8/chartex" xmlns:cx2="http://schemas.microsoft.com/office/drawing/2015/10/21/chartex" xmlns:cx3="http://schemas.microsoft.com/office/drawing/2016/5/9/chartex" xmlns:cx4="http://schemas.microsoft.com/office/drawing/2016/5/10/chartex" xmlns:cx5="http://schemas.microsoft.com/office/drawing/2016/5/11/chartex" xmlns:cx6="http://schemas.microsoft.com/office/drawing/2016/5/12/chartex" xmlns:cx7="http://schemas.microsoft.com/office/drawing/2016/5/13/chartex" xmlns:cx8="http://schemas.microsoft.com/office/drawing/2016/5/14/chartex" xmlns:mc="http://schemas.openxmlformats.org/markup-compatibility/2006" xmlns:aink="http://schemas.microsoft.com/office/drawing/2016/ink" xmlns:am3d="http://schemas.microsoft.com/office/drawing/2017/model3d" xmlns:o="urn:schemas-microsoft-com:office:office" xmlns:oel="http://schemas.microsoft.com/office/2019/extlst" xmlns:r="http://schemas.openxmlformats.org/officeDocument/2006/relationships" xmlns:m="http://schemas.openxmlformats.org/officeDocument/2006/math" xmlns:v="urn:schemas-microsoft-com:vml" xmlns:wp14="http://schemas.microsoft.com/office/word/2010/wordprocessingDrawing" xmlns:wp="http://schemas.openxmlformats.org/drawingml/2006/wordprocessingDrawing" xmlns:w10="urn:schemas-microsoft-com:office:word" xmlns:w="http://schemas.openxmlformats.org/wordprocessingml/2006/main" xmlns:w14="http://schemas.microsoft.com/office/word/2010/wordml" xmlns:w15="http://schemas.microsoft.com/office/word/2012/wordml" xmlns:w16cex="http://schemas.microsoft.com/office/word/2018/wordml/cex" xmlns:w16cid="http://schemas.microsoft.com/office/word/2016/wordml/cid" xmlns:w16="http://schemas.microsoft.com/office/word/2018/wordml" xmlns:w16du="http://schemas.microsoft.com/office/word/2023/wordml/word16du" xmlns:w16sdtdh="http://schemas.microsoft.com/office/word/2020/wordml/sdtdatahash" xmlns:w16se="http://schemas.microsoft.com/office/word/2015/wordml/symex" xmlns:wpg="http://schemas.microsoft.com/office/word/2010/wordprocessingGroup" xmlns:wpi="http://schemas.microsoft.com/office/word/2010/wordprocessingInk" xmlns:wne="http://schemas.microsoft.com/office/word/2006/wordml" xmlns:wps="http://schemas.microsoft.com/office/word/2010/wordprocessingShape" mc:Ignorable="w14 w15 w16se w16cid w16 w16cex w16sdtdh w16du wp14">
+<w:hdr xmlns:wpc="http://schemas.microsoft.com/office/word/2010/wordprocessingCanvas" xmlns:cx="http://schemas.microsoft.com/office/drawing/2014/chartex" xmlns:cx1="http://schemas.microsoft.com/office/drawing/2015/9/8/chartex" xmlns:cx2="http://schemas.microsoft.com/office/drawing/2015/10/21/chartex" xmlns:cx3="http://schemas.microsoft.com/office/drawing/2016/5/9/chartex" xmlns:cx4="http://schemas.microsoft.com/office/drawing/2016/5/10/chartex" xmlns:cx5="http://schemas.microsoft.com/office/drawing/2016/5/11/chartex" xmlns:cx6="http://schemas.microsoft.com/office/drawing/2016/5/12/chartex" xmlns:cx7="http://schemas.microsoft.com/office/drawing/2016/5/13/chartex" xmlns:cx8="http://schemas.microsoft.com/office/drawing/2016/5/14/chartex" xmlns:mc="http://schemas.openxmlformats.org/markup-compatibility/2006" xmlns:aink="http://schemas.microsoft.com/office/drawing/2016/ink" xmlns:am3d="http://schemas.microsoft.com/office/drawing/2017/model3d" xmlns:o="urn:schemas-microsoft-com:office:office" xmlns:oel="http://schemas.microsoft.com/office/2019/extlst" xmlns:r="http://schemas.openxmlformats.org/officeDocument/2006/relationships" xmlns:m="http://schemas.openxmlformats.org/officeDocument/2006/math" xmlns:v="urn:schemas-microsoft-com:vml" xmlns:wp14="http://schemas.microsoft.com/office/word/2010/wordprocessingDrawing" xmlns:wp="http://schemas.openxmlformats.org/drawingml/2006/wordprocessingDrawing" xmlns:w10="urn:schemas-microsoft-com:office:word" xmlns:w="http://schemas.openxmlformats.org/wordprocessingml/2006/main" xmlns:w14="http://schemas.microsoft.com/office/word/2010/wordml" xmlns:w15="http://schemas.microsoft.com/office/word/2012/wordml" xmlns:w16cex="http://schemas.microsoft.com/office/word/2018/wordml/cex" xmlns:w16cid="http://schemas.microsoft.com/office/word/2016/wordml/cid" xmlns:w16="http://schemas.microsoft.com/office/word/2018/wordml" xmlns:w16du="http://schemas.microsoft.com/office/word/2023/wordml/word16du" xmlns:w16sdtdh="http://schemas.microsoft.com/office/word/2020/wordml/sdtdatahash" xmlns:w16sdtfl="http://schemas.microsoft.com/office/word/2024/wordml/sdtformatlock" xmlns:w16se="http://schemas.microsoft.com/office/word/2015/wordml/symex" xmlns:wpg="http://schemas.microsoft.com/office/word/2010/wordprocessingGroup" xmlns:wpi="http://schemas.microsoft.com/office/word/2010/wordprocessingInk" xmlns:wne="http://schemas.microsoft.com/office/word/2006/wordml" xmlns:wps="http://schemas.microsoft.com/office/word/2010/wordprocessingShape" mc:Ignorable="w14 w15 w16se w16cid w16 w16cex w16sdtdh w16sdtfl w16du wp14">
   <w:tbl>
     <w:tblPr>
       <w:tblStyle w:val="Tablaconcuadrcula"/>
@@ -28602,7 +28543,7 @@
 </file>
 
 <file path=word/header3.xml><?xml version="1.0" encoding="utf-8"?>
-<w:hdr xmlns:wpc="http://schemas.microsoft.com/office/word/2010/wordprocessingCanvas" xmlns:cx="http://schemas.microsoft.com/office/drawing/2014/chartex" xmlns:cx1="http://schemas.microsoft.com/office/drawing/2015/9/8/chartex" xmlns:cx2="http://schemas.microsoft.com/office/drawing/2015/10/21/chartex" xmlns:cx3="http://schemas.microsoft.com/office/drawing/2016/5/9/chartex" xmlns:cx4="http://schemas.microsoft.com/office/drawing/2016/5/10/chartex" xmlns:cx5="http://schemas.microsoft.com/office/drawing/2016/5/11/chartex" xmlns:cx6="http://schemas.microsoft.com/office/drawing/2016/5/12/chartex" xmlns:cx7="http://schemas.microsoft.com/office/drawing/2016/5/13/chartex" xmlns:cx8="http://schemas.microsoft.com/office/drawing/2016/5/14/chartex" xmlns:mc="http://schemas.openxmlformats.org/markup-compatibility/2006" xmlns:aink="http://schemas.microsoft.com/office/drawing/2016/ink" xmlns:am3d="http://schemas.microsoft.com/office/drawing/2017/model3d" xmlns:o="urn:schemas-microsoft-com:office:office" xmlns:oel="http://schemas.microsoft.com/office/2019/extlst" xmlns:r="http://schemas.openxmlformats.org/officeDocument/2006/relationships" xmlns:m="http://schemas.openxmlformats.org/officeDocument/2006/math" xmlns:v="urn:schemas-microsoft-com:vml" xmlns:wp14="http://schemas.microsoft.com/office/word/2010/wordprocessingDrawing" xmlns:wp="http://schemas.openxmlformats.org/drawingml/2006/wordprocessingDrawing" xmlns:w10="urn:schemas-microsoft-com:office:word" xmlns:w="http://schemas.openxmlformats.org/wordprocessingml/2006/main" xmlns:w14="http://schemas.microsoft.com/office/word/2010/wordml" xmlns:w15="http://schemas.microsoft.com/office/word/2012/wordml" xmlns:w16cex="http://schemas.microsoft.com/office/word/2018/wordml/cex" xmlns:w16cid="http://schemas.microsoft.com/office/word/2016/wordml/cid" xmlns:w16="http://schemas.microsoft.com/office/word/2018/wordml" xmlns:w16du="http://schemas.microsoft.com/office/word/2023/wordml/word16du" xmlns:w16sdtdh="http://schemas.microsoft.com/office/word/2020/wordml/sdtdatahash" xmlns:w16se="http://schemas.microsoft.com/office/word/2015/wordml/symex" xmlns:wpg="http://schemas.microsoft.com/office/word/2010/wordprocessingGroup" xmlns:wpi="http://schemas.microsoft.com/office/word/2010/wordprocessingInk" xmlns:wne="http://schemas.microsoft.com/office/word/2006/wordml" xmlns:wps="http://schemas.microsoft.com/office/word/2010/wordprocessingShape" mc:Ignorable="w14 w15 w16se w16cid w16 w16cex w16sdtdh w16du wp14">
+<w:hdr xmlns:wpc="http://schemas.microsoft.com/office/word/2010/wordprocessingCanvas" xmlns:cx="http://schemas.microsoft.com/office/drawing/2014/chartex" xmlns:cx1="http://schemas.microsoft.com/office/drawing/2015/9/8/chartex" xmlns:cx2="http://schemas.microsoft.com/office/drawing/2015/10/21/chartex" xmlns:cx3="http://schemas.microsoft.com/office/drawing/2016/5/9/chartex" xmlns:cx4="http://schemas.microsoft.com/office/drawing/2016/5/10/chartex" xmlns:cx5="http://schemas.microsoft.com/office/drawing/2016/5/11/chartex" xmlns:cx6="http://schemas.microsoft.com/office/drawing/2016/5/12/chartex" xmlns:cx7="http://schemas.microsoft.com/office/drawing/2016/5/13/chartex" xmlns:cx8="http://schemas.microsoft.com/office/drawing/2016/5/14/chartex" xmlns:mc="http://schemas.openxmlformats.org/markup-compatibility/2006" xmlns:aink="http://schemas.microsoft.com/office/drawing/2016/ink" xmlns:am3d="http://schemas.microsoft.com/office/drawing/2017/model3d" xmlns:o="urn:schemas-microsoft-com:office:office" xmlns:oel="http://schemas.microsoft.com/office/2019/extlst" xmlns:r="http://schemas.openxmlformats.org/officeDocument/2006/relationships" xmlns:m="http://schemas.openxmlformats.org/officeDocument/2006/math" xmlns:v="urn:schemas-microsoft-com:vml" xmlns:wp14="http://schemas.microsoft.com/office/word/2010/wordprocessingDrawing" xmlns:wp="http://schemas.openxmlformats.org/drawingml/2006/wordprocessingDrawing" xmlns:w10="urn:schemas-microsoft-com:office:word" xmlns:w="http://schemas.openxmlformats.org/wordprocessingml/2006/main" xmlns:w14="http://schemas.microsoft.com/office/word/2010/wordml" xmlns:w15="http://schemas.microsoft.com/office/word/2012/wordml" xmlns:w16cex="http://schemas.microsoft.com/office/word/2018/wordml/cex" xmlns:w16cid="http://schemas.microsoft.com/office/word/2016/wordml/cid" xmlns:w16="http://schemas.microsoft.com/office/word/2018/wordml" xmlns:w16du="http://schemas.microsoft.com/office/word/2023/wordml/word16du" xmlns:w16sdtdh="http://schemas.microsoft.com/office/word/2020/wordml/sdtdatahash" xmlns:w16sdtfl="http://schemas.microsoft.com/office/word/2024/wordml/sdtformatlock" xmlns:w16se="http://schemas.microsoft.com/office/word/2015/wordml/symex" xmlns:wpg="http://schemas.microsoft.com/office/word/2010/wordprocessingGroup" xmlns:wpi="http://schemas.microsoft.com/office/word/2010/wordprocessingInk" xmlns:wne="http://schemas.microsoft.com/office/word/2006/wordml" xmlns:wps="http://schemas.microsoft.com/office/word/2010/wordprocessingShape" mc:Ignorable="w14 w15 w16se w16cid w16 w16cex w16sdtdh w16sdtfl w16du wp14">
   <w:p>
     <w:pPr>
       <w:pStyle w:val="Encabezado"/>
@@ -28612,7 +28553,7 @@
 </file>
 
 <file path=word/numbering.xml><?xml version="1.0" encoding="utf-8"?>
-<w:numbering xmlns:wpc="http://schemas.microsoft.com/office/word/2010/wordprocessingCanvas" xmlns:cx="http://schemas.microsoft.com/office/drawing/2014/chartex" xmlns:cx1="http://schemas.microsoft.com/office/drawing/2015/9/8/chartex" xmlns:cx2="http://schemas.microsoft.com/office/drawing/2015/10/21/chartex" xmlns:cx3="http://schemas.microsoft.com/office/drawing/2016/5/9/chartex" xmlns:cx4="http://schemas.microsoft.com/office/drawing/2016/5/10/chartex" xmlns:cx5="http://schemas.microsoft.com/office/drawing/2016/5/11/chartex" xmlns:cx6="http://schemas.microsoft.com/office/drawing/2016/5/12/chartex" xmlns:cx7="http://schemas.microsoft.com/office/drawing/2016/5/13/chartex" xmlns:cx8="http://schemas.microsoft.com/office/drawing/2016/5/14/chartex" xmlns:mc="http://schemas.openxmlformats.org/markup-compatibility/2006" xmlns:aink="http://schemas.microsoft.com/office/drawing/2016/ink" xmlns:am3d="http://schemas.microsoft.com/office/drawing/2017/model3d" xmlns:o="urn:schemas-microsoft-com:office:office" xmlns:oel="http://schemas.microsoft.com/office/2019/extlst" xmlns:r="http://schemas.openxmlformats.org/officeDocument/2006/relationships" xmlns:m="http://schemas.openxmlformats.org/officeDocument/2006/math" xmlns:v="urn:schemas-microsoft-com:vml" xmlns:wp14="http://schemas.microsoft.com/office/word/2010/wordprocessingDrawing" xmlns:wp="http://schemas.openxmlformats.org/drawingml/2006/wordprocessingDrawing" xmlns:w10="urn:schemas-microsoft-com:office:word" xmlns:w="http://schemas.openxmlformats.org/wordprocessingml/2006/main" xmlns:w14="http://schemas.microsoft.com/office/word/2010/wordml" xmlns:w15="http://schemas.microsoft.com/office/word/2012/wordml" xmlns:w16cex="http://schemas.microsoft.com/office/word/2018/wordml/cex" xmlns:w16cid="http://schemas.microsoft.com/office/word/2016/wordml/cid" xmlns:w16="http://schemas.microsoft.com/office/word/2018/wordml" xmlns:w16du="http://schemas.microsoft.com/office/word/2023/wordml/word16du" xmlns:w16sdtdh="http://schemas.microsoft.com/office/word/2020/wordml/sdtdatahash" xmlns:w16se="http://schemas.microsoft.com/office/word/2015/wordml/symex" xmlns:wpg="http://schemas.microsoft.com/office/word/2010/wordprocessingGroup" xmlns:wpi="http://schemas.microsoft.com/office/word/2010/wordprocessingInk" xmlns:wne="http://schemas.microsoft.com/office/word/2006/wordml" xmlns:wps="http://schemas.microsoft.com/office/word/2010/wordprocessingShape" mc:Ignorable="w14 w15 w16se w16cid w16 w16cex w16sdtdh w16du wp14">
+<w:numbering xmlns:wpc="http://schemas.microsoft.com/office/word/2010/wordprocessingCanvas" xmlns:cx="http://schemas.microsoft.com/office/drawing/2014/chartex" xmlns:cx1="http://schemas.microsoft.com/office/drawing/2015/9/8/chartex" xmlns:cx2="http://schemas.microsoft.com/office/drawing/2015/10/21/chartex" xmlns:cx3="http://schemas.microsoft.com/office/drawing/2016/5/9/chartex" xmlns:cx4="http://schemas.microsoft.com/office/drawing/2016/5/10/chartex" xmlns:cx5="http://schemas.microsoft.com/office/drawing/2016/5/11/chartex" xmlns:cx6="http://schemas.microsoft.com/office/drawing/2016/5/12/chartex" xmlns:cx7="http://schemas.microsoft.com/office/drawing/2016/5/13/chartex" xmlns:cx8="http://schemas.microsoft.com/office/drawing/2016/5/14/chartex" xmlns:mc="http://schemas.openxmlformats.org/markup-compatibility/2006" xmlns:aink="http://schemas.microsoft.com/office/drawing/2016/ink" xmlns:am3d="http://schemas.microsoft.com/office/drawing/2017/model3d" xmlns:o="urn:schemas-microsoft-com:office:office" xmlns:oel="http://schemas.microsoft.com/office/2019/extlst" xmlns:r="http://schemas.openxmlformats.org/officeDocument/2006/relationships" xmlns:m="http://schemas.openxmlformats.org/officeDocument/2006/math" xmlns:v="urn:schemas-microsoft-com:vml" xmlns:wp14="http://schemas.microsoft.com/office/word/2010/wordprocessingDrawing" xmlns:wp="http://schemas.openxmlformats.org/drawingml/2006/wordprocessingDrawing" xmlns:w10="urn:schemas-microsoft-com:office:word" xmlns:w="http://schemas.openxmlformats.org/wordprocessingml/2006/main" xmlns:w14="http://schemas.microsoft.com/office/word/2010/wordml" xmlns:w15="http://schemas.microsoft.com/office/word/2012/wordml" xmlns:w16cex="http://schemas.microsoft.com/office/word/2018/wordml/cex" xmlns:w16cid="http://schemas.microsoft.com/office/word/2016/wordml/cid" xmlns:w16="http://schemas.microsoft.com/office/word/2018/wordml" xmlns:w16du="http://schemas.microsoft.com/office/word/2023/wordml/word16du" xmlns:w16sdtdh="http://schemas.microsoft.com/office/word/2020/wordml/sdtdatahash" xmlns:w16sdtfl="http://schemas.microsoft.com/office/word/2024/wordml/sdtformatlock" xmlns:w16se="http://schemas.microsoft.com/office/word/2015/wordml/symex" xmlns:wpg="http://schemas.microsoft.com/office/word/2010/wordprocessingGroup" xmlns:wpi="http://schemas.microsoft.com/office/word/2010/wordprocessingInk" xmlns:wne="http://schemas.microsoft.com/office/word/2006/wordml" xmlns:wps="http://schemas.microsoft.com/office/word/2010/wordprocessingShape" mc:Ignorable="w14 w15 w16se w16cid w16 w16cex w16sdtdh w16sdtfl w16du wp14">
   <w:abstractNum w:abstractNumId="0" w15:restartNumberingAfterBreak="0">
     <w:nsid w:val="05A65B82"/>
     <w:multiLevelType w:val="hybridMultilevel"/>
@@ -33603,7 +33544,7 @@
 </file>
 
 <file path=word/styles.xml><?xml version="1.0" encoding="utf-8"?>
-<w:styles xmlns:mc="http://schemas.openxmlformats.org/markup-compatibility/2006" xmlns:r="http://schemas.openxmlformats.org/officeDocument/2006/relationships" xmlns:w="http://schemas.openxmlformats.org/wordprocessingml/2006/main" xmlns:w14="http://schemas.microsoft.com/office/word/2010/wordml" xmlns:w15="http://schemas.microsoft.com/office/word/2012/wordml" xmlns:w16cex="http://schemas.microsoft.com/office/word/2018/wordml/cex" xmlns:w16cid="http://schemas.microsoft.com/office/word/2016/wordml/cid" xmlns:w16="http://schemas.microsoft.com/office/word/2018/wordml" xmlns:w16du="http://schemas.microsoft.com/office/word/2023/wordml/word16du" xmlns:w16sdtdh="http://schemas.microsoft.com/office/word/2020/wordml/sdtdatahash" xmlns:w16se="http://schemas.microsoft.com/office/word/2015/wordml/symex" mc:Ignorable="w14 w15 w16se w16cid w16 w16cex w16sdtdh w16du">
+<w:styles xmlns:mc="http://schemas.openxmlformats.org/markup-compatibility/2006" xmlns:r="http://schemas.openxmlformats.org/officeDocument/2006/relationships" xmlns:w="http://schemas.openxmlformats.org/wordprocessingml/2006/main" xmlns:w14="http://schemas.microsoft.com/office/word/2010/wordml" xmlns:w15="http://schemas.microsoft.com/office/word/2012/wordml" xmlns:w16cex="http://schemas.microsoft.com/office/word/2018/wordml/cex" xmlns:w16cid="http://schemas.microsoft.com/office/word/2016/wordml/cid" xmlns:w16="http://schemas.microsoft.com/office/word/2018/wordml" xmlns:w16du="http://schemas.microsoft.com/office/word/2023/wordml/word16du" xmlns:w16sdtdh="http://schemas.microsoft.com/office/word/2020/wordml/sdtdatahash" xmlns:w16sdtfl="http://schemas.microsoft.com/office/word/2024/wordml/sdtformatlock" xmlns:w16se="http://schemas.microsoft.com/office/word/2015/wordml/symex" mc:Ignorable="w14 w15 w16se w16cid w16 w16cex w16sdtdh w16sdtfl w16du">
   <w:docDefaults>
     <w:rPrDefault>
       <w:rPr>
@@ -34621,7 +34562,7 @@
       </w:tblBorders>
     </w:tblPr>
   </w:style>
-  <w:style w:type="character" w:styleId="Textoennegrita">
+  <w:style w:type="character" w:styleId="Fuerte">
     <w:name w:val="Strong"/>
     <w:basedOn w:val="Fuentedeprrafopredeter"/>
     <w:uiPriority w:val="22"/>
